--- a/report/Малов. Практика №4 ДЗ.docx
+++ b/report/Малов. Практика №4 ДЗ.docx
@@ -866,7 +866,6 @@
           <w:sz w:val="28"/>
         </w:rPr>
       </w:pPr>
-      <w:r/>
       <w:r>
         <mc:AlternateContent>
           <mc:Choice Requires="wpg">
@@ -936,9 +935,6 @@
           </mc:Fallback>
         </mc:AlternateContent>
       </w:r>
-      <w:r/>
-      <w:r/>
-      <w:r/>
       <w:r>
         <w:rPr>
           <w:sz w:val="28"/>
@@ -988,6 +984,7 @@
         <w:ind w:right="626" w:left="764"/>
         <w:rPr>
           <w:sz w:val="28"/>
+          <w:szCs w:val="28"/>
         </w:rPr>
       </w:pPr>
       <w:r>
@@ -995,6 +992,30 @@
           <w:sz w:val="28"/>
         </w:rPr>
       </w:r>
+      <w:r>
+        <w:rPr>
+          <w:sz w:val="28"/>
+        </w:rPr>
+      </w:r>
+      <w:r>
+        <w:rPr>
+          <w:sz w:val="28"/>
+        </w:rPr>
+      </w:r>
+    </w:p>
+    <w:p>
+      <w:pPr>
+        <w:pBdr/>
+        <w:tabs>
+          <w:tab w:val="left" w:leader="none" w:pos="404"/>
+        </w:tabs>
+        <w:spacing w:before="208" w:line="280" w:lineRule="auto"/>
+        <w:ind w:right="626" w:left="0"/>
+        <w:rPr>
+          <w:sz w:val="28"/>
+          <w:szCs w:val="28"/>
+        </w:rPr>
+      </w:pPr>
       <w:r>
         <w:rPr>
           <w:sz w:val="28"/>
@@ -1074,63 +1095,42 @@
           </w:tcPr>
           <w:p>
             <w:pPr>
+              <w:pStyle w:val="926"/>
               <w:pBdr/>
-              <w:spacing w:line="375" w:lineRule="atLeast"/>
+              <w:spacing/>
               <w:ind/>
               <w:rPr>
-                <w:color w:val="000000" w:themeColor="text1"/>
+                <w:rFonts w:ascii="Times New Roman" w:hAnsi="Times New Roman" w:cs="Times New Roman"/>
                 <w:sz w:val="28"/>
                 <w:szCs w:val="28"/>
               </w:rPr>
             </w:pPr>
             <w:r>
               <w:rPr>
-                <w:color w:val="000000" w:themeColor="text1"/>
-                <w:sz w:val="28"/>
-                <w:szCs w:val="28"/>
+                <w:rFonts w:ascii="Times New Roman" w:hAnsi="Times New Roman" w:eastAsia="Times New Roman" w:cs="Times New Roman"/>
+                <w:b w:val="0"/>
+                <w:i w:val="0"/>
+                <w:strike w:val="0"/>
+                <w:color w:val="000000"/>
+                <w:sz w:val="28"/>
+                <w:szCs w:val="28"/>
+                <w:u w:val="none"/>
+                <w:vertAlign w:val="baseline"/>
               </w:rPr>
               <w:t xml:space="preserve">Размер массива</w:t>
             </w:r>
             <w:r>
               <w:rPr>
-                <w:color w:val="000000" w:themeColor="text1"/>
+                <w:rFonts w:ascii="Times New Roman" w:hAnsi="Times New Roman" w:eastAsia="Times New Roman" w:cs="Times New Roman"/>
                 <w:sz w:val="28"/>
                 <w:szCs w:val="28"/>
               </w:rPr>
             </w:r>
             <w:r>
               <w:rPr>
-                <w:color w:val="000000" w:themeColor="text1"/>
-                <w:sz w:val="28"/>
-                <w:szCs w:val="28"/>
-              </w:rPr>
-            </w:r>
-          </w:p>
-          <w:p>
-            <w:pPr>
-              <w:pBdr/>
-              <w:tabs>
-                <w:tab w:val="left" w:leader="none" w:pos="404"/>
-              </w:tabs>
-              <w:spacing w:before="208" w:line="280" w:lineRule="auto"/>
-              <w:ind w:right="626"/>
-              <w:rPr>
-                <w:sz w:val="28"/>
-              </w:rPr>
-            </w:pPr>
-            <w:r>
-              <w:rPr>
-                <w:sz w:val="28"/>
-              </w:rPr>
-            </w:r>
-            <w:r>
-              <w:rPr>
-                <w:sz w:val="28"/>
-              </w:rPr>
-            </w:r>
-            <w:r>
-              <w:rPr>
-                <w:sz w:val="28"/>
+                <w:rFonts w:ascii="Times New Roman" w:hAnsi="Times New Roman" w:eastAsia="Times New Roman" w:cs="Times New Roman"/>
+                <w:sz w:val="28"/>
+                <w:szCs w:val="28"/>
               </w:rPr>
             </w:r>
           </w:p>
@@ -1144,30 +1144,42 @@
           </w:tcPr>
           <w:p>
             <w:pPr>
+              <w:pStyle w:val="926"/>
               <w:pBdr/>
-              <w:tabs>
-                <w:tab w:val="left" w:leader="none" w:pos="404"/>
-              </w:tabs>
-              <w:spacing w:before="208" w:line="280" w:lineRule="auto"/>
-              <w:ind w:right="626"/>
-              <w:rPr>
-                <w:sz w:val="28"/>
+              <w:spacing/>
+              <w:ind/>
+              <w:rPr>
+                <w:rFonts w:ascii="Times New Roman" w:hAnsi="Times New Roman" w:cs="Times New Roman"/>
+                <w:sz w:val="28"/>
+                <w:szCs w:val="28"/>
               </w:rPr>
             </w:pPr>
             <w:r>
               <w:rPr>
-                <w:sz w:val="28"/>
+                <w:rFonts w:ascii="Times New Roman" w:hAnsi="Times New Roman" w:eastAsia="Times New Roman" w:cs="Times New Roman"/>
+                <w:b w:val="0"/>
+                <w:i w:val="0"/>
+                <w:strike w:val="0"/>
+                <w:color w:val="000000"/>
+                <w:sz w:val="28"/>
+                <w:szCs w:val="28"/>
+                <w:u w:val="none"/>
+                <w:vertAlign w:val="baseline"/>
               </w:rPr>
               <w:t xml:space="preserve">БС (сек)</w:t>
             </w:r>
             <w:r>
               <w:rPr>
-                <w:sz w:val="28"/>
+                <w:rFonts w:ascii="Times New Roman" w:hAnsi="Times New Roman" w:eastAsia="Times New Roman" w:cs="Times New Roman"/>
+                <w:sz w:val="28"/>
+                <w:szCs w:val="28"/>
               </w:rPr>
             </w:r>
             <w:r>
               <w:rPr>
-                <w:sz w:val="28"/>
+                <w:rFonts w:ascii="Times New Roman" w:hAnsi="Times New Roman" w:eastAsia="Times New Roman" w:cs="Times New Roman"/>
+                <w:sz w:val="28"/>
+                <w:szCs w:val="28"/>
               </w:rPr>
             </w:r>
           </w:p>
@@ -1181,30 +1193,42 @@
           </w:tcPr>
           <w:p>
             <w:pPr>
+              <w:pStyle w:val="926"/>
               <w:pBdr/>
-              <w:tabs>
-                <w:tab w:val="left" w:leader="none" w:pos="404"/>
-              </w:tabs>
-              <w:spacing w:before="208" w:line="280" w:lineRule="auto"/>
-              <w:ind w:right="626"/>
-              <w:rPr>
-                <w:sz w:val="28"/>
+              <w:spacing/>
+              <w:ind/>
+              <w:rPr>
+                <w:rFonts w:ascii="Times New Roman" w:hAnsi="Times New Roman" w:cs="Times New Roman"/>
+                <w:sz w:val="28"/>
+                <w:szCs w:val="28"/>
               </w:rPr>
             </w:pPr>
             <w:r>
               <w:rPr>
-                <w:sz w:val="28"/>
+                <w:rFonts w:ascii="Times New Roman" w:hAnsi="Times New Roman" w:eastAsia="Times New Roman" w:cs="Times New Roman"/>
+                <w:b w:val="0"/>
+                <w:i w:val="0"/>
+                <w:strike w:val="0"/>
+                <w:color w:val="000000"/>
+                <w:sz w:val="28"/>
+                <w:szCs w:val="28"/>
+                <w:u w:val="none"/>
+                <w:vertAlign w:val="baseline"/>
               </w:rPr>
               <w:t xml:space="preserve">БС_П 2 потока (сек)</w:t>
             </w:r>
             <w:r>
               <w:rPr>
-                <w:sz w:val="28"/>
+                <w:rFonts w:ascii="Times New Roman" w:hAnsi="Times New Roman" w:eastAsia="Times New Roman" w:cs="Times New Roman"/>
+                <w:sz w:val="28"/>
+                <w:szCs w:val="28"/>
               </w:rPr>
             </w:r>
             <w:r>
               <w:rPr>
-                <w:sz w:val="28"/>
+                <w:rFonts w:ascii="Times New Roman" w:hAnsi="Times New Roman" w:eastAsia="Times New Roman" w:cs="Times New Roman"/>
+                <w:sz w:val="28"/>
+                <w:szCs w:val="28"/>
               </w:rPr>
             </w:r>
           </w:p>
@@ -1218,30 +1242,42 @@
           </w:tcPr>
           <w:p>
             <w:pPr>
+              <w:pStyle w:val="926"/>
               <w:pBdr/>
-              <w:tabs>
-                <w:tab w:val="left" w:leader="none" w:pos="404"/>
-              </w:tabs>
-              <w:spacing w:before="208" w:line="280" w:lineRule="auto"/>
-              <w:ind w:right="626"/>
-              <w:rPr>
-                <w:sz w:val="28"/>
+              <w:spacing/>
+              <w:ind/>
+              <w:rPr>
+                <w:rFonts w:ascii="Times New Roman" w:hAnsi="Times New Roman" w:cs="Times New Roman"/>
+                <w:sz w:val="28"/>
+                <w:szCs w:val="28"/>
               </w:rPr>
             </w:pPr>
             <w:r>
               <w:rPr>
-                <w:sz w:val="28"/>
+                <w:rFonts w:ascii="Times New Roman" w:hAnsi="Times New Roman" w:eastAsia="Times New Roman" w:cs="Times New Roman"/>
+                <w:b w:val="0"/>
+                <w:i w:val="0"/>
+                <w:strike w:val="0"/>
+                <w:color w:val="000000"/>
+                <w:sz w:val="28"/>
+                <w:szCs w:val="28"/>
+                <w:u w:val="none"/>
+                <w:vertAlign w:val="baseline"/>
               </w:rPr>
               <w:t xml:space="preserve">БС_П 4 потока (сек)</w:t>
             </w:r>
             <w:r>
               <w:rPr>
-                <w:sz w:val="28"/>
+                <w:rFonts w:ascii="Times New Roman" w:hAnsi="Times New Roman" w:eastAsia="Times New Roman" w:cs="Times New Roman"/>
+                <w:sz w:val="28"/>
+                <w:szCs w:val="28"/>
               </w:rPr>
             </w:r>
             <w:r>
               <w:rPr>
-                <w:sz w:val="28"/>
+                <w:rFonts w:ascii="Times New Roman" w:hAnsi="Times New Roman" w:eastAsia="Times New Roman" w:cs="Times New Roman"/>
+                <w:sz w:val="28"/>
+                <w:szCs w:val="28"/>
               </w:rPr>
             </w:r>
           </w:p>
@@ -1255,30 +1291,42 @@
           </w:tcPr>
           <w:p>
             <w:pPr>
+              <w:pStyle w:val="926"/>
               <w:pBdr/>
-              <w:tabs>
-                <w:tab w:val="left" w:leader="none" w:pos="404"/>
-              </w:tabs>
-              <w:spacing w:before="208" w:line="280" w:lineRule="auto"/>
-              <w:ind w:right="626"/>
-              <w:rPr>
-                <w:sz w:val="28"/>
+              <w:spacing/>
+              <w:ind/>
+              <w:rPr>
+                <w:rFonts w:ascii="Times New Roman" w:hAnsi="Times New Roman" w:cs="Times New Roman"/>
+                <w:sz w:val="28"/>
+                <w:szCs w:val="28"/>
               </w:rPr>
             </w:pPr>
             <w:r>
               <w:rPr>
-                <w:sz w:val="28"/>
+                <w:rFonts w:ascii="Times New Roman" w:hAnsi="Times New Roman" w:eastAsia="Times New Roman" w:cs="Times New Roman"/>
+                <w:b w:val="0"/>
+                <w:i w:val="0"/>
+                <w:strike w:val="0"/>
+                <w:color w:val="000000"/>
+                <w:sz w:val="28"/>
+                <w:szCs w:val="28"/>
+                <w:u w:val="none"/>
+                <w:vertAlign w:val="baseline"/>
               </w:rPr>
               <w:t xml:space="preserve">БС_П 8 потоков (сек)</w:t>
             </w:r>
             <w:r>
               <w:rPr>
-                <w:sz w:val="28"/>
+                <w:rFonts w:ascii="Times New Roman" w:hAnsi="Times New Roman" w:eastAsia="Times New Roman" w:cs="Times New Roman"/>
+                <w:sz w:val="28"/>
+                <w:szCs w:val="28"/>
               </w:rPr>
             </w:r>
             <w:r>
               <w:rPr>
-                <w:sz w:val="28"/>
+                <w:rFonts w:ascii="Times New Roman" w:hAnsi="Times New Roman" w:eastAsia="Times New Roman" w:cs="Times New Roman"/>
+                <w:sz w:val="28"/>
+                <w:szCs w:val="28"/>
               </w:rPr>
             </w:r>
           </w:p>
@@ -1295,30 +1343,42 @@
           </w:tcPr>
           <w:p>
             <w:pPr>
+              <w:pStyle w:val="926"/>
               <w:pBdr/>
-              <w:tabs>
-                <w:tab w:val="left" w:leader="none" w:pos="404"/>
-              </w:tabs>
-              <w:spacing w:before="208" w:line="280" w:lineRule="auto"/>
-              <w:ind w:right="626"/>
-              <w:rPr>
-                <w:sz w:val="28"/>
+              <w:spacing/>
+              <w:ind/>
+              <w:rPr>
+                <w:rFonts w:ascii="Times New Roman" w:hAnsi="Times New Roman" w:cs="Times New Roman"/>
+                <w:sz w:val="28"/>
+                <w:szCs w:val="28"/>
               </w:rPr>
             </w:pPr>
             <w:r>
               <w:rPr>
-                <w:sz w:val="28"/>
+                <w:rFonts w:ascii="Times New Roman" w:hAnsi="Times New Roman" w:eastAsia="Times New Roman" w:cs="Times New Roman"/>
+                <w:b w:val="0"/>
+                <w:i w:val="0"/>
+                <w:strike w:val="0"/>
+                <w:color w:val="000000"/>
+                <w:sz w:val="28"/>
+                <w:szCs w:val="28"/>
+                <w:u w:val="none"/>
+                <w:vertAlign w:val="baseline"/>
               </w:rPr>
               <w:t xml:space="preserve">100</w:t>
             </w:r>
             <w:r>
               <w:rPr>
-                <w:sz w:val="28"/>
+                <w:rFonts w:ascii="Times New Roman" w:hAnsi="Times New Roman" w:eastAsia="Times New Roman" w:cs="Times New Roman"/>
+                <w:sz w:val="28"/>
+                <w:szCs w:val="28"/>
               </w:rPr>
             </w:r>
             <w:r>
               <w:rPr>
-                <w:sz w:val="28"/>
+                <w:rFonts w:ascii="Times New Roman" w:hAnsi="Times New Roman" w:eastAsia="Times New Roman" w:cs="Times New Roman"/>
+                <w:sz w:val="28"/>
+                <w:szCs w:val="28"/>
               </w:rPr>
             </w:r>
           </w:p>
@@ -1332,30 +1392,42 @@
           </w:tcPr>
           <w:p>
             <w:pPr>
+              <w:pStyle w:val="926"/>
               <w:pBdr/>
-              <w:tabs>
-                <w:tab w:val="left" w:leader="none" w:pos="404"/>
-              </w:tabs>
-              <w:spacing w:before="208" w:line="280" w:lineRule="auto"/>
-              <w:ind w:right="626"/>
-              <w:rPr>
-                <w:sz w:val="28"/>
+              <w:spacing/>
+              <w:ind/>
+              <w:rPr>
+                <w:rFonts w:ascii="Times New Roman" w:hAnsi="Times New Roman" w:cs="Times New Roman"/>
+                <w:sz w:val="28"/>
+                <w:szCs w:val="28"/>
               </w:rPr>
             </w:pPr>
             <w:r>
               <w:rPr>
-                <w:sz w:val="28"/>
+                <w:rFonts w:ascii="Times New Roman" w:hAnsi="Times New Roman" w:eastAsia="Times New Roman" w:cs="Times New Roman"/>
+                <w:b w:val="0"/>
+                <w:i w:val="0"/>
+                <w:strike w:val="0"/>
+                <w:color w:val="000000"/>
+                <w:sz w:val="28"/>
+                <w:szCs w:val="28"/>
+                <w:u w:val="none"/>
+                <w:vertAlign w:val="baseline"/>
               </w:rPr>
               <w:t xml:space="preserve">0</w:t>
             </w:r>
             <w:r>
               <w:rPr>
-                <w:sz w:val="28"/>
+                <w:rFonts w:ascii="Times New Roman" w:hAnsi="Times New Roman" w:eastAsia="Times New Roman" w:cs="Times New Roman"/>
+                <w:sz w:val="28"/>
+                <w:szCs w:val="28"/>
               </w:rPr>
             </w:r>
             <w:r>
               <w:rPr>
-                <w:sz w:val="28"/>
+                <w:rFonts w:ascii="Times New Roman" w:hAnsi="Times New Roman" w:eastAsia="Times New Roman" w:cs="Times New Roman"/>
+                <w:sz w:val="28"/>
+                <w:szCs w:val="28"/>
               </w:rPr>
             </w:r>
           </w:p>
@@ -1369,30 +1441,42 @@
           </w:tcPr>
           <w:p>
             <w:pPr>
+              <w:pStyle w:val="926"/>
               <w:pBdr/>
-              <w:tabs>
-                <w:tab w:val="left" w:leader="none" w:pos="404"/>
-              </w:tabs>
-              <w:spacing w:before="208" w:line="280" w:lineRule="auto"/>
-              <w:ind w:right="626"/>
-              <w:rPr>
-                <w:sz w:val="28"/>
+              <w:spacing/>
+              <w:ind/>
+              <w:rPr>
+                <w:rFonts w:ascii="Times New Roman" w:hAnsi="Times New Roman" w:cs="Times New Roman"/>
+                <w:sz w:val="28"/>
+                <w:szCs w:val="28"/>
               </w:rPr>
             </w:pPr>
             <w:r>
               <w:rPr>
-                <w:sz w:val="28"/>
+                <w:rFonts w:ascii="Times New Roman" w:hAnsi="Times New Roman" w:eastAsia="Times New Roman" w:cs="Times New Roman"/>
+                <w:b w:val="0"/>
+                <w:i w:val="0"/>
+                <w:strike w:val="0"/>
+                <w:color w:val="000000"/>
+                <w:sz w:val="28"/>
+                <w:szCs w:val="28"/>
+                <w:u w:val="none"/>
+                <w:vertAlign w:val="baseline"/>
               </w:rPr>
               <w:t xml:space="preserve">0</w:t>
             </w:r>
             <w:r>
               <w:rPr>
-                <w:sz w:val="28"/>
+                <w:rFonts w:ascii="Times New Roman" w:hAnsi="Times New Roman" w:eastAsia="Times New Roman" w:cs="Times New Roman"/>
+                <w:sz w:val="28"/>
+                <w:szCs w:val="28"/>
               </w:rPr>
             </w:r>
             <w:r>
               <w:rPr>
-                <w:sz w:val="28"/>
+                <w:rFonts w:ascii="Times New Roman" w:hAnsi="Times New Roman" w:eastAsia="Times New Roman" w:cs="Times New Roman"/>
+                <w:sz w:val="28"/>
+                <w:szCs w:val="28"/>
               </w:rPr>
             </w:r>
           </w:p>
@@ -1406,30 +1490,42 @@
           </w:tcPr>
           <w:p>
             <w:pPr>
+              <w:pStyle w:val="926"/>
               <w:pBdr/>
-              <w:tabs>
-                <w:tab w:val="left" w:leader="none" w:pos="404"/>
-              </w:tabs>
-              <w:spacing w:before="208" w:line="280" w:lineRule="auto"/>
-              <w:ind w:right="626"/>
-              <w:rPr>
-                <w:sz w:val="28"/>
+              <w:spacing/>
+              <w:ind/>
+              <w:rPr>
+                <w:rFonts w:ascii="Times New Roman" w:hAnsi="Times New Roman" w:cs="Times New Roman"/>
+                <w:sz w:val="28"/>
+                <w:szCs w:val="28"/>
               </w:rPr>
             </w:pPr>
             <w:r>
               <w:rPr>
-                <w:sz w:val="28"/>
+                <w:rFonts w:ascii="Times New Roman" w:hAnsi="Times New Roman" w:eastAsia="Times New Roman" w:cs="Times New Roman"/>
+                <w:b w:val="0"/>
+                <w:i w:val="0"/>
+                <w:strike w:val="0"/>
+                <w:color w:val="000000"/>
+                <w:sz w:val="28"/>
+                <w:szCs w:val="28"/>
+                <w:u w:val="none"/>
+                <w:vertAlign w:val="baseline"/>
               </w:rPr>
               <w:t xml:space="preserve">0</w:t>
             </w:r>
             <w:r>
               <w:rPr>
-                <w:sz w:val="28"/>
+                <w:rFonts w:ascii="Times New Roman" w:hAnsi="Times New Roman" w:eastAsia="Times New Roman" w:cs="Times New Roman"/>
+                <w:sz w:val="28"/>
+                <w:szCs w:val="28"/>
               </w:rPr>
             </w:r>
             <w:r>
               <w:rPr>
-                <w:sz w:val="28"/>
+                <w:rFonts w:ascii="Times New Roman" w:hAnsi="Times New Roman" w:eastAsia="Times New Roman" w:cs="Times New Roman"/>
+                <w:sz w:val="28"/>
+                <w:szCs w:val="28"/>
               </w:rPr>
             </w:r>
           </w:p>
@@ -1443,30 +1539,42 @@
           </w:tcPr>
           <w:p>
             <w:pPr>
+              <w:pStyle w:val="926"/>
               <w:pBdr/>
-              <w:tabs>
-                <w:tab w:val="left" w:leader="none" w:pos="404"/>
-              </w:tabs>
-              <w:spacing w:before="208" w:line="280" w:lineRule="auto"/>
-              <w:ind w:right="626"/>
-              <w:rPr>
-                <w:sz w:val="28"/>
+              <w:spacing/>
+              <w:ind/>
+              <w:rPr>
+                <w:rFonts w:ascii="Times New Roman" w:hAnsi="Times New Roman" w:cs="Times New Roman"/>
+                <w:sz w:val="28"/>
+                <w:szCs w:val="28"/>
               </w:rPr>
             </w:pPr>
             <w:r>
               <w:rPr>
-                <w:sz w:val="28"/>
+                <w:rFonts w:ascii="Times New Roman" w:hAnsi="Times New Roman" w:eastAsia="Times New Roman" w:cs="Times New Roman"/>
+                <w:b w:val="0"/>
+                <w:i w:val="0"/>
+                <w:strike w:val="0"/>
+                <w:color w:val="000000"/>
+                <w:sz w:val="28"/>
+                <w:szCs w:val="28"/>
+                <w:u w:val="none"/>
+                <w:vertAlign w:val="baseline"/>
               </w:rPr>
               <w:t xml:space="preserve">0</w:t>
             </w:r>
             <w:r>
               <w:rPr>
-                <w:sz w:val="28"/>
+                <w:rFonts w:ascii="Times New Roman" w:hAnsi="Times New Roman" w:eastAsia="Times New Roman" w:cs="Times New Roman"/>
+                <w:sz w:val="28"/>
+                <w:szCs w:val="28"/>
               </w:rPr>
             </w:r>
             <w:r>
               <w:rPr>
-                <w:sz w:val="28"/>
+                <w:rFonts w:ascii="Times New Roman" w:hAnsi="Times New Roman" w:eastAsia="Times New Roman" w:cs="Times New Roman"/>
+                <w:sz w:val="28"/>
+                <w:szCs w:val="28"/>
               </w:rPr>
             </w:r>
           </w:p>
@@ -1483,30 +1591,42 @@
           </w:tcPr>
           <w:p>
             <w:pPr>
+              <w:pStyle w:val="926"/>
               <w:pBdr/>
-              <w:tabs>
-                <w:tab w:val="left" w:leader="none" w:pos="404"/>
-              </w:tabs>
-              <w:spacing w:before="208" w:line="280" w:lineRule="auto"/>
-              <w:ind w:right="626"/>
-              <w:rPr>
-                <w:sz w:val="28"/>
+              <w:spacing/>
+              <w:ind/>
+              <w:rPr>
+                <w:rFonts w:ascii="Times New Roman" w:hAnsi="Times New Roman" w:cs="Times New Roman"/>
+                <w:sz w:val="28"/>
+                <w:szCs w:val="28"/>
               </w:rPr>
             </w:pPr>
             <w:r>
               <w:rPr>
-                <w:sz w:val="28"/>
+                <w:rFonts w:ascii="Times New Roman" w:hAnsi="Times New Roman" w:eastAsia="Times New Roman" w:cs="Times New Roman"/>
+                <w:b w:val="0"/>
+                <w:i w:val="0"/>
+                <w:strike w:val="0"/>
+                <w:color w:val="000000"/>
+                <w:sz w:val="28"/>
+                <w:szCs w:val="28"/>
+                <w:u w:val="none"/>
+                <w:vertAlign w:val="baseline"/>
               </w:rPr>
               <w:t xml:space="preserve">1000</w:t>
             </w:r>
             <w:r>
               <w:rPr>
-                <w:sz w:val="28"/>
+                <w:rFonts w:ascii="Times New Roman" w:hAnsi="Times New Roman" w:eastAsia="Times New Roman" w:cs="Times New Roman"/>
+                <w:sz w:val="28"/>
+                <w:szCs w:val="28"/>
               </w:rPr>
             </w:r>
             <w:r>
               <w:rPr>
-                <w:sz w:val="28"/>
+                <w:rFonts w:ascii="Times New Roman" w:hAnsi="Times New Roman" w:eastAsia="Times New Roman" w:cs="Times New Roman"/>
+                <w:sz w:val="28"/>
+                <w:szCs w:val="28"/>
               </w:rPr>
             </w:r>
           </w:p>
@@ -1520,30 +1640,42 @@
           </w:tcPr>
           <w:p>
             <w:pPr>
+              <w:pStyle w:val="926"/>
               <w:pBdr/>
-              <w:tabs>
-                <w:tab w:val="left" w:leader="none" w:pos="404"/>
-              </w:tabs>
-              <w:spacing w:before="208" w:line="280" w:lineRule="auto"/>
-              <w:ind w:right="626"/>
-              <w:rPr>
-                <w:sz w:val="28"/>
+              <w:spacing/>
+              <w:ind/>
+              <w:rPr>
+                <w:rFonts w:ascii="Times New Roman" w:hAnsi="Times New Roman" w:cs="Times New Roman"/>
+                <w:sz w:val="28"/>
+                <w:szCs w:val="28"/>
               </w:rPr>
             </w:pPr>
             <w:r>
               <w:rPr>
-                <w:sz w:val="28"/>
+                <w:rFonts w:ascii="Times New Roman" w:hAnsi="Times New Roman" w:eastAsia="Times New Roman" w:cs="Times New Roman"/>
+                <w:b w:val="0"/>
+                <w:i w:val="0"/>
+                <w:strike w:val="0"/>
+                <w:color w:val="000000"/>
+                <w:sz w:val="28"/>
+                <w:szCs w:val="28"/>
+                <w:u w:val="none"/>
+                <w:vertAlign w:val="baseline"/>
               </w:rPr>
               <w:t xml:space="preserve">0</w:t>
             </w:r>
             <w:r>
               <w:rPr>
-                <w:sz w:val="28"/>
+                <w:rFonts w:ascii="Times New Roman" w:hAnsi="Times New Roman" w:eastAsia="Times New Roman" w:cs="Times New Roman"/>
+                <w:sz w:val="28"/>
+                <w:szCs w:val="28"/>
               </w:rPr>
             </w:r>
             <w:r>
               <w:rPr>
-                <w:sz w:val="28"/>
+                <w:rFonts w:ascii="Times New Roman" w:hAnsi="Times New Roman" w:eastAsia="Times New Roman" w:cs="Times New Roman"/>
+                <w:sz w:val="28"/>
+                <w:szCs w:val="28"/>
               </w:rPr>
             </w:r>
           </w:p>
@@ -1557,30 +1689,42 @@
           </w:tcPr>
           <w:p>
             <w:pPr>
+              <w:pStyle w:val="926"/>
               <w:pBdr/>
-              <w:tabs>
-                <w:tab w:val="left" w:leader="none" w:pos="404"/>
-              </w:tabs>
-              <w:spacing w:before="208" w:line="280" w:lineRule="auto"/>
-              <w:ind w:right="626"/>
-              <w:rPr>
-                <w:sz w:val="28"/>
+              <w:spacing/>
+              <w:ind/>
+              <w:rPr>
+                <w:rFonts w:ascii="Times New Roman" w:hAnsi="Times New Roman" w:cs="Times New Roman"/>
+                <w:sz w:val="28"/>
+                <w:szCs w:val="28"/>
               </w:rPr>
             </w:pPr>
             <w:r>
               <w:rPr>
-                <w:sz w:val="28"/>
+                <w:rFonts w:ascii="Times New Roman" w:hAnsi="Times New Roman" w:eastAsia="Times New Roman" w:cs="Times New Roman"/>
+                <w:b w:val="0"/>
+                <w:i w:val="0"/>
+                <w:strike w:val="0"/>
+                <w:color w:val="000000"/>
+                <w:sz w:val="28"/>
+                <w:szCs w:val="28"/>
+                <w:u w:val="none"/>
+                <w:vertAlign w:val="baseline"/>
               </w:rPr>
               <w:t xml:space="preserve">0</w:t>
             </w:r>
             <w:r>
               <w:rPr>
-                <w:sz w:val="28"/>
+                <w:rFonts w:ascii="Times New Roman" w:hAnsi="Times New Roman" w:eastAsia="Times New Roman" w:cs="Times New Roman"/>
+                <w:sz w:val="28"/>
+                <w:szCs w:val="28"/>
               </w:rPr>
             </w:r>
             <w:r>
               <w:rPr>
-                <w:sz w:val="28"/>
+                <w:rFonts w:ascii="Times New Roman" w:hAnsi="Times New Roman" w:eastAsia="Times New Roman" w:cs="Times New Roman"/>
+                <w:sz w:val="28"/>
+                <w:szCs w:val="28"/>
               </w:rPr>
             </w:r>
           </w:p>
@@ -1594,30 +1738,42 @@
           </w:tcPr>
           <w:p>
             <w:pPr>
+              <w:pStyle w:val="926"/>
               <w:pBdr/>
-              <w:tabs>
-                <w:tab w:val="left" w:leader="none" w:pos="404"/>
-              </w:tabs>
-              <w:spacing w:before="208" w:line="280" w:lineRule="auto"/>
-              <w:ind w:right="626"/>
-              <w:rPr>
-                <w:sz w:val="28"/>
+              <w:spacing/>
+              <w:ind/>
+              <w:rPr>
+                <w:rFonts w:ascii="Times New Roman" w:hAnsi="Times New Roman" w:cs="Times New Roman"/>
+                <w:sz w:val="28"/>
+                <w:szCs w:val="28"/>
               </w:rPr>
             </w:pPr>
             <w:r>
               <w:rPr>
-                <w:sz w:val="28"/>
+                <w:rFonts w:ascii="Times New Roman" w:hAnsi="Times New Roman" w:eastAsia="Times New Roman" w:cs="Times New Roman"/>
+                <w:b w:val="0"/>
+                <w:i w:val="0"/>
+                <w:strike w:val="0"/>
+                <w:color w:val="000000"/>
+                <w:sz w:val="28"/>
+                <w:szCs w:val="28"/>
+                <w:u w:val="none"/>
+                <w:vertAlign w:val="baseline"/>
               </w:rPr>
               <w:t xml:space="preserve">0</w:t>
             </w:r>
             <w:r>
               <w:rPr>
-                <w:sz w:val="28"/>
+                <w:rFonts w:ascii="Times New Roman" w:hAnsi="Times New Roman" w:eastAsia="Times New Roman" w:cs="Times New Roman"/>
+                <w:sz w:val="28"/>
+                <w:szCs w:val="28"/>
               </w:rPr>
             </w:r>
             <w:r>
               <w:rPr>
-                <w:sz w:val="28"/>
+                <w:rFonts w:ascii="Times New Roman" w:hAnsi="Times New Roman" w:eastAsia="Times New Roman" w:cs="Times New Roman"/>
+                <w:sz w:val="28"/>
+                <w:szCs w:val="28"/>
               </w:rPr>
             </w:r>
           </w:p>
@@ -1631,30 +1787,42 @@
           </w:tcPr>
           <w:p>
             <w:pPr>
+              <w:pStyle w:val="926"/>
               <w:pBdr/>
-              <w:tabs>
-                <w:tab w:val="left" w:leader="none" w:pos="404"/>
-              </w:tabs>
-              <w:spacing w:before="208" w:line="280" w:lineRule="auto"/>
-              <w:ind w:right="626"/>
-              <w:rPr>
-                <w:sz w:val="28"/>
+              <w:spacing/>
+              <w:ind/>
+              <w:rPr>
+                <w:rFonts w:ascii="Times New Roman" w:hAnsi="Times New Roman" w:cs="Times New Roman"/>
+                <w:sz w:val="28"/>
+                <w:szCs w:val="28"/>
               </w:rPr>
             </w:pPr>
             <w:r>
               <w:rPr>
-                <w:sz w:val="28"/>
+                <w:rFonts w:ascii="Times New Roman" w:hAnsi="Times New Roman" w:eastAsia="Times New Roman" w:cs="Times New Roman"/>
+                <w:b w:val="0"/>
+                <w:i w:val="0"/>
+                <w:strike w:val="0"/>
+                <w:color w:val="000000"/>
+                <w:sz w:val="28"/>
+                <w:szCs w:val="28"/>
+                <w:u w:val="none"/>
+                <w:vertAlign w:val="baseline"/>
               </w:rPr>
               <w:t xml:space="preserve">0</w:t>
             </w:r>
             <w:r>
               <w:rPr>
-                <w:sz w:val="28"/>
+                <w:rFonts w:ascii="Times New Roman" w:hAnsi="Times New Roman" w:eastAsia="Times New Roman" w:cs="Times New Roman"/>
+                <w:sz w:val="28"/>
+                <w:szCs w:val="28"/>
               </w:rPr>
             </w:r>
             <w:r>
               <w:rPr>
-                <w:sz w:val="28"/>
+                <w:rFonts w:ascii="Times New Roman" w:hAnsi="Times New Roman" w:eastAsia="Times New Roman" w:cs="Times New Roman"/>
+                <w:sz w:val="28"/>
+                <w:szCs w:val="28"/>
               </w:rPr>
             </w:r>
           </w:p>
@@ -1671,30 +1839,42 @@
           </w:tcPr>
           <w:p>
             <w:pPr>
+              <w:pStyle w:val="926"/>
               <w:pBdr/>
-              <w:tabs>
-                <w:tab w:val="left" w:leader="none" w:pos="404"/>
-              </w:tabs>
-              <w:spacing w:before="208" w:line="280" w:lineRule="auto"/>
-              <w:ind w:right="626"/>
-              <w:rPr>
-                <w:sz w:val="28"/>
+              <w:spacing/>
+              <w:ind/>
+              <w:rPr>
+                <w:rFonts w:ascii="Times New Roman" w:hAnsi="Times New Roman" w:cs="Times New Roman"/>
+                <w:sz w:val="28"/>
+                <w:szCs w:val="28"/>
               </w:rPr>
             </w:pPr>
             <w:r>
               <w:rPr>
-                <w:sz w:val="28"/>
+                <w:rFonts w:ascii="Times New Roman" w:hAnsi="Times New Roman" w:eastAsia="Times New Roman" w:cs="Times New Roman"/>
+                <w:b w:val="0"/>
+                <w:i w:val="0"/>
+                <w:strike w:val="0"/>
+                <w:color w:val="000000"/>
+                <w:sz w:val="28"/>
+                <w:szCs w:val="28"/>
+                <w:u w:val="none"/>
+                <w:vertAlign w:val="baseline"/>
               </w:rPr>
               <w:t xml:space="preserve">10000</w:t>
             </w:r>
             <w:r>
               <w:rPr>
-                <w:sz w:val="28"/>
+                <w:rFonts w:ascii="Times New Roman" w:hAnsi="Times New Roman" w:eastAsia="Times New Roman" w:cs="Times New Roman"/>
+                <w:sz w:val="28"/>
+                <w:szCs w:val="28"/>
               </w:rPr>
             </w:r>
             <w:r>
               <w:rPr>
-                <w:sz w:val="28"/>
+                <w:rFonts w:ascii="Times New Roman" w:hAnsi="Times New Roman" w:eastAsia="Times New Roman" w:cs="Times New Roman"/>
+                <w:sz w:val="28"/>
+                <w:szCs w:val="28"/>
               </w:rPr>
             </w:r>
           </w:p>
@@ -1708,30 +1888,42 @@
           </w:tcPr>
           <w:p>
             <w:pPr>
+              <w:pStyle w:val="926"/>
               <w:pBdr/>
-              <w:tabs>
-                <w:tab w:val="left" w:leader="none" w:pos="404"/>
-              </w:tabs>
-              <w:spacing w:before="208" w:line="280" w:lineRule="auto"/>
-              <w:ind w:right="626"/>
-              <w:rPr>
-                <w:sz w:val="28"/>
+              <w:spacing/>
+              <w:ind/>
+              <w:rPr>
+                <w:rFonts w:ascii="Times New Roman" w:hAnsi="Times New Roman" w:cs="Times New Roman"/>
+                <w:sz w:val="28"/>
+                <w:szCs w:val="28"/>
               </w:rPr>
             </w:pPr>
             <w:r>
               <w:rPr>
-                <w:sz w:val="28"/>
+                <w:rFonts w:ascii="Times New Roman" w:hAnsi="Times New Roman" w:eastAsia="Times New Roman" w:cs="Times New Roman"/>
+                <w:b w:val="0"/>
+                <w:i w:val="0"/>
+                <w:strike w:val="0"/>
+                <w:color w:val="000000"/>
+                <w:sz w:val="28"/>
+                <w:szCs w:val="28"/>
+                <w:u w:val="none"/>
+                <w:vertAlign w:val="baseline"/>
               </w:rPr>
               <w:t xml:space="preserve">0,05</w:t>
             </w:r>
             <w:r>
               <w:rPr>
-                <w:sz w:val="28"/>
+                <w:rFonts w:ascii="Times New Roman" w:hAnsi="Times New Roman" w:eastAsia="Times New Roman" w:cs="Times New Roman"/>
+                <w:sz w:val="28"/>
+                <w:szCs w:val="28"/>
               </w:rPr>
             </w:r>
             <w:r>
               <w:rPr>
-                <w:sz w:val="28"/>
+                <w:rFonts w:ascii="Times New Roman" w:hAnsi="Times New Roman" w:eastAsia="Times New Roman" w:cs="Times New Roman"/>
+                <w:sz w:val="28"/>
+                <w:szCs w:val="28"/>
               </w:rPr>
             </w:r>
           </w:p>
@@ -1745,30 +1937,42 @@
           </w:tcPr>
           <w:p>
             <w:pPr>
+              <w:pStyle w:val="926"/>
               <w:pBdr/>
-              <w:tabs>
-                <w:tab w:val="left" w:leader="none" w:pos="404"/>
-              </w:tabs>
-              <w:spacing w:before="208" w:line="280" w:lineRule="auto"/>
-              <w:ind w:right="626"/>
-              <w:rPr>
-                <w:sz w:val="28"/>
+              <w:spacing/>
+              <w:ind/>
+              <w:rPr>
+                <w:rFonts w:ascii="Times New Roman" w:hAnsi="Times New Roman" w:cs="Times New Roman"/>
+                <w:sz w:val="28"/>
+                <w:szCs w:val="28"/>
               </w:rPr>
             </w:pPr>
             <w:r>
               <w:rPr>
-                <w:sz w:val="28"/>
+                <w:rFonts w:ascii="Times New Roman" w:hAnsi="Times New Roman" w:eastAsia="Times New Roman" w:cs="Times New Roman"/>
+                <w:b w:val="0"/>
+                <w:i w:val="0"/>
+                <w:strike w:val="0"/>
+                <w:color w:val="000000"/>
+                <w:sz w:val="28"/>
+                <w:szCs w:val="28"/>
+                <w:u w:val="none"/>
+                <w:vertAlign w:val="baseline"/>
               </w:rPr>
               <w:t xml:space="preserve">0,08</w:t>
             </w:r>
             <w:r>
               <w:rPr>
-                <w:sz w:val="28"/>
+                <w:rFonts w:ascii="Times New Roman" w:hAnsi="Times New Roman" w:eastAsia="Times New Roman" w:cs="Times New Roman"/>
+                <w:sz w:val="28"/>
+                <w:szCs w:val="28"/>
               </w:rPr>
             </w:r>
             <w:r>
               <w:rPr>
-                <w:sz w:val="28"/>
+                <w:rFonts w:ascii="Times New Roman" w:hAnsi="Times New Roman" w:eastAsia="Times New Roman" w:cs="Times New Roman"/>
+                <w:sz w:val="28"/>
+                <w:szCs w:val="28"/>
               </w:rPr>
             </w:r>
           </w:p>
@@ -1782,30 +1986,42 @@
           </w:tcPr>
           <w:p>
             <w:pPr>
+              <w:pStyle w:val="926"/>
               <w:pBdr/>
-              <w:tabs>
-                <w:tab w:val="left" w:leader="none" w:pos="404"/>
-              </w:tabs>
-              <w:spacing w:before="208" w:line="280" w:lineRule="auto"/>
-              <w:ind w:right="626"/>
-              <w:rPr>
-                <w:sz w:val="28"/>
+              <w:spacing/>
+              <w:ind/>
+              <w:rPr>
+                <w:rFonts w:ascii="Times New Roman" w:hAnsi="Times New Roman" w:cs="Times New Roman"/>
+                <w:sz w:val="28"/>
+                <w:szCs w:val="28"/>
               </w:rPr>
             </w:pPr>
             <w:r>
               <w:rPr>
-                <w:sz w:val="28"/>
+                <w:rFonts w:ascii="Times New Roman" w:hAnsi="Times New Roman" w:eastAsia="Times New Roman" w:cs="Times New Roman"/>
+                <w:b w:val="0"/>
+                <w:i w:val="0"/>
+                <w:strike w:val="0"/>
+                <w:color w:val="000000"/>
+                <w:sz w:val="28"/>
+                <w:szCs w:val="28"/>
+                <w:u w:val="none"/>
+                <w:vertAlign w:val="baseline"/>
               </w:rPr>
               <w:t xml:space="preserve">0,04</w:t>
             </w:r>
             <w:r>
               <w:rPr>
-                <w:sz w:val="28"/>
+                <w:rFonts w:ascii="Times New Roman" w:hAnsi="Times New Roman" w:eastAsia="Times New Roman" w:cs="Times New Roman"/>
+                <w:sz w:val="28"/>
+                <w:szCs w:val="28"/>
               </w:rPr>
             </w:r>
             <w:r>
               <w:rPr>
-                <w:sz w:val="28"/>
+                <w:rFonts w:ascii="Times New Roman" w:hAnsi="Times New Roman" w:eastAsia="Times New Roman" w:cs="Times New Roman"/>
+                <w:sz w:val="28"/>
+                <w:szCs w:val="28"/>
               </w:rPr>
             </w:r>
           </w:p>
@@ -1819,30 +2035,42 @@
           </w:tcPr>
           <w:p>
             <w:pPr>
+              <w:pStyle w:val="926"/>
               <w:pBdr/>
-              <w:tabs>
-                <w:tab w:val="left" w:leader="none" w:pos="404"/>
-              </w:tabs>
-              <w:spacing w:before="208" w:line="280" w:lineRule="auto"/>
-              <w:ind w:right="626"/>
-              <w:rPr>
-                <w:sz w:val="28"/>
+              <w:spacing/>
+              <w:ind/>
+              <w:rPr>
+                <w:rFonts w:ascii="Times New Roman" w:hAnsi="Times New Roman" w:cs="Times New Roman"/>
+                <w:sz w:val="28"/>
+                <w:szCs w:val="28"/>
               </w:rPr>
             </w:pPr>
             <w:r>
               <w:rPr>
-                <w:sz w:val="28"/>
-              </w:rPr>
-              <w:t xml:space="preserve">0,01</w:t>
+                <w:rFonts w:ascii="Times New Roman" w:hAnsi="Times New Roman" w:eastAsia="Times New Roman" w:cs="Times New Roman"/>
+                <w:b w:val="0"/>
+                <w:i w:val="0"/>
+                <w:strike w:val="0"/>
+                <w:color w:val="000000"/>
+                <w:sz w:val="28"/>
+                <w:szCs w:val="28"/>
+                <w:u w:val="none"/>
+                <w:vertAlign w:val="baseline"/>
+              </w:rPr>
+              <w:t xml:space="preserve">0,03</w:t>
             </w:r>
             <w:r>
               <w:rPr>
-                <w:sz w:val="28"/>
+                <w:rFonts w:ascii="Times New Roman" w:hAnsi="Times New Roman" w:eastAsia="Times New Roman" w:cs="Times New Roman"/>
+                <w:sz w:val="28"/>
+                <w:szCs w:val="28"/>
               </w:rPr>
             </w:r>
             <w:r>
               <w:rPr>
-                <w:sz w:val="28"/>
+                <w:rFonts w:ascii="Times New Roman" w:hAnsi="Times New Roman" w:eastAsia="Times New Roman" w:cs="Times New Roman"/>
+                <w:sz w:val="28"/>
+                <w:szCs w:val="28"/>
               </w:rPr>
             </w:r>
           </w:p>
@@ -1859,30 +2087,42 @@
           </w:tcPr>
           <w:p>
             <w:pPr>
+              <w:pStyle w:val="926"/>
               <w:pBdr/>
-              <w:tabs>
-                <w:tab w:val="left" w:leader="none" w:pos="404"/>
-              </w:tabs>
-              <w:spacing w:before="208" w:line="280" w:lineRule="auto"/>
-              <w:ind w:right="626"/>
-              <w:rPr>
-                <w:sz w:val="28"/>
+              <w:spacing/>
+              <w:ind/>
+              <w:rPr>
+                <w:rFonts w:ascii="Times New Roman" w:hAnsi="Times New Roman" w:cs="Times New Roman"/>
+                <w:sz w:val="28"/>
+                <w:szCs w:val="28"/>
               </w:rPr>
             </w:pPr>
             <w:r>
               <w:rPr>
-                <w:sz w:val="28"/>
+                <w:rFonts w:ascii="Times New Roman" w:hAnsi="Times New Roman" w:eastAsia="Times New Roman" w:cs="Times New Roman"/>
+                <w:b w:val="0"/>
+                <w:i w:val="0"/>
+                <w:strike w:val="0"/>
+                <w:color w:val="000000"/>
+                <w:sz w:val="28"/>
+                <w:szCs w:val="28"/>
+                <w:u w:val="none"/>
+                <w:vertAlign w:val="baseline"/>
               </w:rPr>
               <w:t xml:space="preserve">20000</w:t>
             </w:r>
             <w:r>
               <w:rPr>
-                <w:sz w:val="28"/>
+                <w:rFonts w:ascii="Times New Roman" w:hAnsi="Times New Roman" w:eastAsia="Times New Roman" w:cs="Times New Roman"/>
+                <w:sz w:val="28"/>
+                <w:szCs w:val="28"/>
               </w:rPr>
             </w:r>
             <w:r>
               <w:rPr>
-                <w:sz w:val="28"/>
+                <w:rFonts w:ascii="Times New Roman" w:hAnsi="Times New Roman" w:eastAsia="Times New Roman" w:cs="Times New Roman"/>
+                <w:sz w:val="28"/>
+                <w:szCs w:val="28"/>
               </w:rPr>
             </w:r>
           </w:p>
@@ -1896,30 +2136,42 @@
           </w:tcPr>
           <w:p>
             <w:pPr>
+              <w:pStyle w:val="926"/>
               <w:pBdr/>
-              <w:tabs>
-                <w:tab w:val="left" w:leader="none" w:pos="404"/>
-              </w:tabs>
-              <w:spacing w:before="208" w:line="280" w:lineRule="auto"/>
-              <w:ind w:right="626"/>
-              <w:rPr>
-                <w:sz w:val="28"/>
+              <w:spacing/>
+              <w:ind/>
+              <w:rPr>
+                <w:rFonts w:ascii="Times New Roman" w:hAnsi="Times New Roman" w:cs="Times New Roman"/>
+                <w:sz w:val="28"/>
+                <w:szCs w:val="28"/>
               </w:rPr>
             </w:pPr>
             <w:r>
               <w:rPr>
-                <w:sz w:val="28"/>
-              </w:rPr>
-              <w:t xml:space="preserve">0,09</w:t>
+                <w:rFonts w:ascii="Times New Roman" w:hAnsi="Times New Roman" w:eastAsia="Times New Roman" w:cs="Times New Roman"/>
+                <w:b w:val="0"/>
+                <w:i w:val="0"/>
+                <w:strike w:val="0"/>
+                <w:color w:val="000000"/>
+                <w:sz w:val="28"/>
+                <w:szCs w:val="28"/>
+                <w:u w:val="none"/>
+                <w:vertAlign w:val="baseline"/>
+              </w:rPr>
+              <w:t xml:space="preserve">0,10</w:t>
             </w:r>
             <w:r>
               <w:rPr>
-                <w:sz w:val="28"/>
+                <w:rFonts w:ascii="Times New Roman" w:hAnsi="Times New Roman" w:eastAsia="Times New Roman" w:cs="Times New Roman"/>
+                <w:sz w:val="28"/>
+                <w:szCs w:val="28"/>
               </w:rPr>
             </w:r>
             <w:r>
               <w:rPr>
-                <w:sz w:val="28"/>
+                <w:rFonts w:ascii="Times New Roman" w:hAnsi="Times New Roman" w:eastAsia="Times New Roman" w:cs="Times New Roman"/>
+                <w:sz w:val="28"/>
+                <w:szCs w:val="28"/>
               </w:rPr>
             </w:r>
           </w:p>
@@ -1933,30 +2185,42 @@
           </w:tcPr>
           <w:p>
             <w:pPr>
+              <w:pStyle w:val="926"/>
               <w:pBdr/>
-              <w:tabs>
-                <w:tab w:val="left" w:leader="none" w:pos="404"/>
-              </w:tabs>
-              <w:spacing w:before="208" w:line="280" w:lineRule="auto"/>
-              <w:ind w:right="626"/>
-              <w:rPr>
-                <w:sz w:val="28"/>
+              <w:spacing/>
+              <w:ind/>
+              <w:rPr>
+                <w:rFonts w:ascii="Times New Roman" w:hAnsi="Times New Roman" w:cs="Times New Roman"/>
+                <w:sz w:val="28"/>
+                <w:szCs w:val="28"/>
               </w:rPr>
             </w:pPr>
             <w:r>
               <w:rPr>
-                <w:sz w:val="28"/>
-              </w:rPr>
-              <w:t xml:space="preserve">0,22</w:t>
+                <w:rFonts w:ascii="Times New Roman" w:hAnsi="Times New Roman" w:eastAsia="Times New Roman" w:cs="Times New Roman"/>
+                <w:b w:val="0"/>
+                <w:i w:val="0"/>
+                <w:strike w:val="0"/>
+                <w:color w:val="000000"/>
+                <w:sz w:val="28"/>
+                <w:szCs w:val="28"/>
+                <w:u w:val="none"/>
+                <w:vertAlign w:val="baseline"/>
+              </w:rPr>
+              <w:t xml:space="preserve">0,23</w:t>
             </w:r>
             <w:r>
               <w:rPr>
-                <w:sz w:val="28"/>
+                <w:rFonts w:ascii="Times New Roman" w:hAnsi="Times New Roman" w:eastAsia="Times New Roman" w:cs="Times New Roman"/>
+                <w:sz w:val="28"/>
+                <w:szCs w:val="28"/>
               </w:rPr>
             </w:r>
             <w:r>
               <w:rPr>
-                <w:sz w:val="28"/>
+                <w:rFonts w:ascii="Times New Roman" w:hAnsi="Times New Roman" w:eastAsia="Times New Roman" w:cs="Times New Roman"/>
+                <w:sz w:val="28"/>
+                <w:szCs w:val="28"/>
               </w:rPr>
             </w:r>
           </w:p>
@@ -1970,30 +2234,42 @@
           </w:tcPr>
           <w:p>
             <w:pPr>
+              <w:pStyle w:val="926"/>
               <w:pBdr/>
-              <w:tabs>
-                <w:tab w:val="left" w:leader="none" w:pos="404"/>
-              </w:tabs>
-              <w:spacing w:before="208" w:line="280" w:lineRule="auto"/>
-              <w:ind w:right="626"/>
-              <w:rPr>
-                <w:sz w:val="28"/>
+              <w:spacing/>
+              <w:ind/>
+              <w:rPr>
+                <w:rFonts w:ascii="Times New Roman" w:hAnsi="Times New Roman" w:cs="Times New Roman"/>
+                <w:sz w:val="28"/>
+                <w:szCs w:val="28"/>
               </w:rPr>
             </w:pPr>
             <w:r>
               <w:rPr>
-                <w:sz w:val="28"/>
-              </w:rPr>
-              <w:t xml:space="preserve">0,08</w:t>
+                <w:rFonts w:ascii="Times New Roman" w:hAnsi="Times New Roman" w:eastAsia="Times New Roman" w:cs="Times New Roman"/>
+                <w:b w:val="0"/>
+                <w:i w:val="0"/>
+                <w:strike w:val="0"/>
+                <w:color w:val="000000"/>
+                <w:sz w:val="28"/>
+                <w:szCs w:val="28"/>
+                <w:u w:val="none"/>
+                <w:vertAlign w:val="baseline"/>
+              </w:rPr>
+              <w:t xml:space="preserve">0,09</w:t>
             </w:r>
             <w:r>
               <w:rPr>
-                <w:sz w:val="28"/>
+                <w:rFonts w:ascii="Times New Roman" w:hAnsi="Times New Roman" w:eastAsia="Times New Roman" w:cs="Times New Roman"/>
+                <w:sz w:val="28"/>
+                <w:szCs w:val="28"/>
               </w:rPr>
             </w:r>
             <w:r>
               <w:rPr>
-                <w:sz w:val="28"/>
+                <w:rFonts w:ascii="Times New Roman" w:hAnsi="Times New Roman" w:eastAsia="Times New Roman" w:cs="Times New Roman"/>
+                <w:sz w:val="28"/>
+                <w:szCs w:val="28"/>
               </w:rPr>
             </w:r>
           </w:p>
@@ -2007,30 +2283,292 @@
           </w:tcPr>
           <w:p>
             <w:pPr>
+              <w:pStyle w:val="926"/>
               <w:pBdr/>
-              <w:tabs>
-                <w:tab w:val="left" w:leader="none" w:pos="404"/>
-              </w:tabs>
-              <w:spacing w:before="208" w:line="280" w:lineRule="auto"/>
-              <w:ind w:right="626"/>
-              <w:rPr>
-                <w:sz w:val="28"/>
+              <w:spacing/>
+              <w:ind/>
+              <w:rPr>
+                <w:rFonts w:ascii="Times New Roman" w:hAnsi="Times New Roman" w:cs="Times New Roman"/>
+                <w:sz w:val="28"/>
+                <w:szCs w:val="28"/>
               </w:rPr>
             </w:pPr>
             <w:r>
               <w:rPr>
-                <w:sz w:val="28"/>
-              </w:rPr>
-              <w:t xml:space="preserve">0,06</w:t>
+                <w:rFonts w:ascii="Times New Roman" w:hAnsi="Times New Roman" w:eastAsia="Times New Roman" w:cs="Times New Roman"/>
+                <w:b w:val="0"/>
+                <w:i w:val="0"/>
+                <w:strike w:val="0"/>
+                <w:color w:val="000000"/>
+                <w:sz w:val="28"/>
+                <w:szCs w:val="28"/>
+                <w:u w:val="none"/>
+                <w:vertAlign w:val="baseline"/>
+              </w:rPr>
+              <w:t xml:space="preserve">0,08</w:t>
             </w:r>
             <w:r>
               <w:rPr>
-                <w:sz w:val="28"/>
+                <w:rFonts w:ascii="Times New Roman" w:hAnsi="Times New Roman" w:eastAsia="Times New Roman" w:cs="Times New Roman"/>
+                <w:sz w:val="28"/>
+                <w:szCs w:val="28"/>
               </w:rPr>
             </w:r>
             <w:r>
               <w:rPr>
-                <w:sz w:val="28"/>
+                <w:rFonts w:ascii="Times New Roman" w:hAnsi="Times New Roman" w:eastAsia="Times New Roman" w:cs="Times New Roman"/>
+                <w:sz w:val="28"/>
+                <w:szCs w:val="28"/>
+              </w:rPr>
+            </w:r>
+          </w:p>
+        </w:tc>
+      </w:tr>
+      <w:tr>
+        <w:trPr>
+          <w:trHeight w:val="297"/>
+        </w:trPr>
+        <w:tc>
+          <w:tcPr>
+            <w:tcBorders/>
+            <w:tcW w:w="1955" w:type="dxa"/>
+            <w:textDirection w:val="lrTb"/>
+            <w:noWrap w:val="false"/>
+          </w:tcPr>
+          <w:p>
+            <w:pPr>
+              <w:pStyle w:val="926"/>
+              <w:pBdr/>
+              <w:spacing/>
+              <w:ind/>
+              <w:rPr>
+                <w:rFonts w:ascii="Times New Roman" w:hAnsi="Times New Roman" w:cs="Times New Roman"/>
+                <w:sz w:val="28"/>
+                <w:szCs w:val="28"/>
+              </w:rPr>
+            </w:pPr>
+            <w:r>
+              <w:rPr>
+                <w:rFonts w:ascii="Times New Roman" w:hAnsi="Times New Roman" w:eastAsia="Times New Roman" w:cs="Times New Roman"/>
+                <w:b w:val="0"/>
+                <w:i w:val="0"/>
+                <w:strike w:val="0"/>
+                <w:color w:val="000000"/>
+                <w:sz w:val="28"/>
+                <w:szCs w:val="28"/>
+                <w:u w:val="none"/>
+                <w:vertAlign w:val="baseline"/>
+              </w:rPr>
+              <w:t xml:space="preserve">30000</w:t>
+            </w:r>
+            <w:r>
+              <w:rPr>
+                <w:rFonts w:ascii="Times New Roman" w:hAnsi="Times New Roman" w:eastAsia="Times New Roman" w:cs="Times New Roman"/>
+                <w:sz w:val="28"/>
+                <w:szCs w:val="28"/>
+              </w:rPr>
+            </w:r>
+            <w:r>
+              <w:rPr>
+                <w:rFonts w:ascii="Times New Roman" w:hAnsi="Times New Roman" w:eastAsia="Times New Roman" w:cs="Times New Roman"/>
+                <w:sz w:val="28"/>
+                <w:szCs w:val="28"/>
+              </w:rPr>
+            </w:r>
+          </w:p>
+        </w:tc>
+        <w:tc>
+          <w:tcPr>
+            <w:tcBorders/>
+            <w:tcW w:w="1955" w:type="dxa"/>
+            <w:textDirection w:val="lrTb"/>
+            <w:noWrap w:val="false"/>
+          </w:tcPr>
+          <w:p>
+            <w:pPr>
+              <w:pStyle w:val="926"/>
+              <w:pBdr/>
+              <w:spacing/>
+              <w:ind/>
+              <w:rPr>
+                <w:rFonts w:ascii="Times New Roman" w:hAnsi="Times New Roman" w:cs="Times New Roman"/>
+                <w:sz w:val="28"/>
+                <w:szCs w:val="28"/>
+              </w:rPr>
+            </w:pPr>
+            <w:r>
+              <w:rPr>
+                <w:rFonts w:ascii="Times New Roman" w:hAnsi="Times New Roman" w:eastAsia="Times New Roman" w:cs="Times New Roman"/>
+                <w:b w:val="0"/>
+                <w:i w:val="0"/>
+                <w:strike w:val="0"/>
+                <w:color w:val="000000"/>
+                <w:sz w:val="28"/>
+                <w:szCs w:val="28"/>
+                <w:u w:val="none"/>
+                <w:vertAlign w:val="baseline"/>
+              </w:rPr>
+              <w:t xml:space="preserve">0,23</w:t>
+            </w:r>
+            <w:r>
+              <w:rPr>
+                <w:rFonts w:ascii="Times New Roman" w:hAnsi="Times New Roman" w:eastAsia="Times New Roman" w:cs="Times New Roman"/>
+                <w:sz w:val="28"/>
+                <w:szCs w:val="28"/>
+              </w:rPr>
+            </w:r>
+            <w:r>
+              <w:rPr>
+                <w:rFonts w:ascii="Times New Roman" w:hAnsi="Times New Roman" w:eastAsia="Times New Roman" w:cs="Times New Roman"/>
+                <w:sz w:val="28"/>
+                <w:szCs w:val="28"/>
+              </w:rPr>
+            </w:r>
+          </w:p>
+        </w:tc>
+        <w:tc>
+          <w:tcPr>
+            <w:tcBorders/>
+            <w:tcW w:w="1955" w:type="dxa"/>
+            <w:textDirection w:val="lrTb"/>
+            <w:noWrap w:val="false"/>
+          </w:tcPr>
+          <w:p>
+            <w:pPr>
+              <w:pStyle w:val="926"/>
+              <w:pBdr/>
+              <w:spacing/>
+              <w:ind/>
+              <w:rPr>
+                <w:rFonts w:ascii="Times New Roman" w:hAnsi="Times New Roman" w:cs="Times New Roman"/>
+                <w:sz w:val="28"/>
+                <w:szCs w:val="28"/>
+              </w:rPr>
+            </w:pPr>
+            <w:r>
+              <w:rPr>
+                <w:rFonts w:ascii="Times New Roman" w:hAnsi="Times New Roman" w:eastAsia="Times New Roman" w:cs="Times New Roman"/>
+                <w:b w:val="0"/>
+                <w:i w:val="0"/>
+                <w:strike w:val="0"/>
+                <w:color w:val="000000"/>
+                <w:sz w:val="28"/>
+                <w:szCs w:val="28"/>
+                <w:u w:val="none"/>
+                <w:vertAlign w:val="baseline"/>
+              </w:rPr>
+              <w:t xml:space="preserve">0,25</w:t>
+            </w:r>
+            <w:r>
+              <w:rPr>
+                <w:rFonts w:ascii="Times New Roman" w:hAnsi="Times New Roman" w:eastAsia="Times New Roman" w:cs="Times New Roman"/>
+                <w:sz w:val="28"/>
+                <w:szCs w:val="28"/>
+              </w:rPr>
+            </w:r>
+            <w:r>
+              <w:rPr>
+                <w:rFonts w:ascii="Times New Roman" w:hAnsi="Times New Roman" w:eastAsia="Times New Roman" w:cs="Times New Roman"/>
+                <w:sz w:val="28"/>
+                <w:szCs w:val="28"/>
+              </w:rPr>
+            </w:r>
+          </w:p>
+        </w:tc>
+        <w:tc>
+          <w:tcPr>
+            <w:tcBorders/>
+            <w:tcW w:w="1955" w:type="dxa"/>
+            <w:textDirection w:val="lrTb"/>
+            <w:noWrap w:val="false"/>
+          </w:tcPr>
+          <w:p>
+            <w:pPr>
+              <w:pStyle w:val="926"/>
+              <w:pBdr/>
+              <w:spacing/>
+              <w:ind/>
+              <w:rPr>
+                <w:rFonts w:ascii="Times New Roman" w:hAnsi="Times New Roman" w:cs="Times New Roman"/>
+                <w:sz w:val="28"/>
+                <w:szCs w:val="28"/>
+              </w:rPr>
+            </w:pPr>
+            <w:r>
+              <w:rPr>
+                <w:rFonts w:ascii="Times New Roman" w:hAnsi="Times New Roman" w:eastAsia="Times New Roman" w:cs="Times New Roman"/>
+                <w:b w:val="0"/>
+                <w:i w:val="0"/>
+                <w:strike w:val="0"/>
+                <w:color w:val="000000"/>
+                <w:sz w:val="28"/>
+                <w:szCs w:val="28"/>
+                <w:u w:val="none"/>
+                <w:vertAlign w:val="baseline"/>
+              </w:rPr>
+              <w:t xml:space="preserve">0,19</w:t>
+            </w:r>
+            <w:r>
+              <w:rPr>
+                <w:rFonts w:ascii="Times New Roman" w:hAnsi="Times New Roman" w:eastAsia="Times New Roman" w:cs="Times New Roman"/>
+                <w:sz w:val="28"/>
+                <w:szCs w:val="28"/>
+              </w:rPr>
+            </w:r>
+            <w:r>
+              <w:rPr>
+                <w:rFonts w:ascii="Times New Roman" w:hAnsi="Times New Roman" w:eastAsia="Times New Roman" w:cs="Times New Roman"/>
+                <w:sz w:val="28"/>
+                <w:szCs w:val="28"/>
+              </w:rPr>
+            </w:r>
+          </w:p>
+        </w:tc>
+        <w:tc>
+          <w:tcPr>
+            <w:tcBorders/>
+            <w:tcW w:w="1955" w:type="dxa"/>
+            <w:textDirection w:val="lrTb"/>
+            <w:noWrap w:val="false"/>
+          </w:tcPr>
+          <w:p>
+            <w:pPr>
+              <w:pStyle w:val="926"/>
+              <w:pBdr/>
+              <w:spacing/>
+              <w:ind/>
+              <w:rPr>
+                <w:rFonts w:ascii="Times New Roman" w:hAnsi="Times New Roman" w:cs="Times New Roman"/>
+                <w:sz w:val="28"/>
+                <w:szCs w:val="28"/>
+              </w:rPr>
+            </w:pPr>
+            <w:r>
+              <w:rPr>
+                <w:rFonts w:ascii="Times New Roman" w:hAnsi="Times New Roman" w:eastAsia="Times New Roman" w:cs="Times New Roman"/>
+                <w:b w:val="0"/>
+                <w:i w:val="0"/>
+                <w:strike w:val="0"/>
+                <w:color w:val="000000"/>
+                <w:sz w:val="28"/>
+                <w:szCs w:val="28"/>
+                <w:u w:val="none"/>
+                <w:vertAlign w:val="baseline"/>
+              </w:rPr>
+              <w:t xml:space="preserve">0,19</w:t>
+            </w:r>
+            <w:r>
+              <w:rPr>
+                <w:rFonts w:ascii="Times New Roman" w:hAnsi="Times New Roman" w:eastAsia="Times New Roman" w:cs="Times New Roman"/>
+                <w:sz w:val="28"/>
+                <w:szCs w:val="28"/>
+              </w:rPr>
+            </w:r>
+            <w:r>
+              <w:rPr>
+                <w:rFonts w:ascii="Times New Roman" w:hAnsi="Times New Roman" w:eastAsia="Times New Roman" w:cs="Times New Roman"/>
+                <w:sz w:val="28"/>
+                <w:szCs w:val="28"/>
               </w:rPr>
             </w:r>
           </w:p>
@@ -2047,30 +2585,42 @@
           </w:tcPr>
           <w:p>
             <w:pPr>
+              <w:pStyle w:val="926"/>
               <w:pBdr/>
-              <w:tabs>
-                <w:tab w:val="left" w:leader="none" w:pos="404"/>
-              </w:tabs>
-              <w:spacing w:before="208" w:line="280" w:lineRule="auto"/>
-              <w:ind w:right="626"/>
-              <w:rPr>
-                <w:sz w:val="28"/>
+              <w:spacing/>
+              <w:ind/>
+              <w:rPr>
+                <w:rFonts w:ascii="Times New Roman" w:hAnsi="Times New Roman" w:cs="Times New Roman"/>
+                <w:sz w:val="28"/>
+                <w:szCs w:val="28"/>
               </w:rPr>
             </w:pPr>
             <w:r>
               <w:rPr>
-                <w:sz w:val="28"/>
-              </w:rPr>
-              <w:t xml:space="preserve">30000</w:t>
+                <w:rFonts w:ascii="Times New Roman" w:hAnsi="Times New Roman" w:eastAsia="Times New Roman" w:cs="Times New Roman"/>
+                <w:b w:val="0"/>
+                <w:i w:val="0"/>
+                <w:strike w:val="0"/>
+                <w:color w:val="000000"/>
+                <w:sz w:val="28"/>
+                <w:szCs w:val="28"/>
+                <w:u w:val="none"/>
+                <w:vertAlign w:val="baseline"/>
+              </w:rPr>
+              <w:t xml:space="preserve">40000</w:t>
             </w:r>
             <w:r>
               <w:rPr>
-                <w:sz w:val="28"/>
+                <w:rFonts w:ascii="Times New Roman" w:hAnsi="Times New Roman" w:eastAsia="Times New Roman" w:cs="Times New Roman"/>
+                <w:sz w:val="28"/>
+                <w:szCs w:val="28"/>
               </w:rPr>
             </w:r>
             <w:r>
               <w:rPr>
-                <w:sz w:val="28"/>
+                <w:rFonts w:ascii="Times New Roman" w:hAnsi="Times New Roman" w:eastAsia="Times New Roman" w:cs="Times New Roman"/>
+                <w:sz w:val="28"/>
+                <w:szCs w:val="28"/>
               </w:rPr>
             </w:r>
           </w:p>
@@ -2084,30 +2634,42 @@
           </w:tcPr>
           <w:p>
             <w:pPr>
+              <w:pStyle w:val="926"/>
               <w:pBdr/>
-              <w:tabs>
-                <w:tab w:val="left" w:leader="none" w:pos="404"/>
-              </w:tabs>
-              <w:spacing w:before="208" w:line="280" w:lineRule="auto"/>
-              <w:ind w:right="626"/>
-              <w:rPr>
-                <w:sz w:val="28"/>
+              <w:spacing/>
+              <w:ind/>
+              <w:rPr>
+                <w:rFonts w:ascii="Times New Roman" w:hAnsi="Times New Roman" w:cs="Times New Roman"/>
+                <w:sz w:val="28"/>
+                <w:szCs w:val="28"/>
               </w:rPr>
             </w:pPr>
             <w:r>
               <w:rPr>
-                <w:sz w:val="28"/>
-              </w:rPr>
-              <w:t xml:space="preserve">0,22</w:t>
+                <w:rFonts w:ascii="Times New Roman" w:hAnsi="Times New Roman" w:eastAsia="Times New Roman" w:cs="Times New Roman"/>
+                <w:b w:val="0"/>
+                <w:i w:val="0"/>
+                <w:strike w:val="0"/>
+                <w:color w:val="000000"/>
+                <w:sz w:val="28"/>
+                <w:szCs w:val="28"/>
+                <w:u w:val="none"/>
+                <w:vertAlign w:val="baseline"/>
+              </w:rPr>
+              <w:t xml:space="preserve">0,35</w:t>
             </w:r>
             <w:r>
               <w:rPr>
-                <w:sz w:val="28"/>
+                <w:rFonts w:ascii="Times New Roman" w:hAnsi="Times New Roman" w:eastAsia="Times New Roman" w:cs="Times New Roman"/>
+                <w:sz w:val="28"/>
+                <w:szCs w:val="28"/>
               </w:rPr>
             </w:r>
             <w:r>
               <w:rPr>
-                <w:sz w:val="28"/>
+                <w:rFonts w:ascii="Times New Roman" w:hAnsi="Times New Roman" w:eastAsia="Times New Roman" w:cs="Times New Roman"/>
+                <w:sz w:val="28"/>
+                <w:szCs w:val="28"/>
               </w:rPr>
             </w:r>
           </w:p>
@@ -2121,30 +2683,42 @@
           </w:tcPr>
           <w:p>
             <w:pPr>
+              <w:pStyle w:val="926"/>
               <w:pBdr/>
-              <w:tabs>
-                <w:tab w:val="left" w:leader="none" w:pos="404"/>
-              </w:tabs>
-              <w:spacing w:before="208" w:line="280" w:lineRule="auto"/>
-              <w:ind w:right="626"/>
-              <w:rPr>
-                <w:sz w:val="28"/>
+              <w:spacing/>
+              <w:ind/>
+              <w:rPr>
+                <w:rFonts w:ascii="Times New Roman" w:hAnsi="Times New Roman" w:cs="Times New Roman"/>
+                <w:sz w:val="28"/>
+                <w:szCs w:val="28"/>
               </w:rPr>
             </w:pPr>
             <w:r>
               <w:rPr>
-                <w:sz w:val="28"/>
-              </w:rPr>
-              <w:t xml:space="preserve">0,2</w:t>
+                <w:rFonts w:ascii="Times New Roman" w:hAnsi="Times New Roman" w:eastAsia="Times New Roman" w:cs="Times New Roman"/>
+                <w:b w:val="0"/>
+                <w:i w:val="0"/>
+                <w:strike w:val="0"/>
+                <w:color w:val="000000"/>
+                <w:sz w:val="28"/>
+                <w:szCs w:val="28"/>
+                <w:u w:val="none"/>
+                <w:vertAlign w:val="baseline"/>
+              </w:rPr>
+              <w:t xml:space="preserve">0,30</w:t>
             </w:r>
             <w:r>
               <w:rPr>
-                <w:sz w:val="28"/>
+                <w:rFonts w:ascii="Times New Roman" w:hAnsi="Times New Roman" w:eastAsia="Times New Roman" w:cs="Times New Roman"/>
+                <w:sz w:val="28"/>
+                <w:szCs w:val="28"/>
               </w:rPr>
             </w:r>
             <w:r>
               <w:rPr>
-                <w:sz w:val="28"/>
+                <w:rFonts w:ascii="Times New Roman" w:hAnsi="Times New Roman" w:eastAsia="Times New Roman" w:cs="Times New Roman"/>
+                <w:sz w:val="28"/>
+                <w:szCs w:val="28"/>
               </w:rPr>
             </w:r>
           </w:p>
@@ -2158,30 +2732,42 @@
           </w:tcPr>
           <w:p>
             <w:pPr>
+              <w:pStyle w:val="926"/>
               <w:pBdr/>
-              <w:tabs>
-                <w:tab w:val="left" w:leader="none" w:pos="404"/>
-              </w:tabs>
-              <w:spacing w:before="208" w:line="280" w:lineRule="auto"/>
-              <w:ind w:right="626"/>
-              <w:rPr>
-                <w:sz w:val="28"/>
+              <w:spacing/>
+              <w:ind/>
+              <w:rPr>
+                <w:rFonts w:ascii="Times New Roman" w:hAnsi="Times New Roman" w:cs="Times New Roman"/>
+                <w:sz w:val="28"/>
+                <w:szCs w:val="28"/>
               </w:rPr>
             </w:pPr>
             <w:r>
               <w:rPr>
-                <w:sz w:val="28"/>
-              </w:rPr>
-              <w:t xml:space="preserve">0,19</w:t>
+                <w:rFonts w:ascii="Times New Roman" w:hAnsi="Times New Roman" w:eastAsia="Times New Roman" w:cs="Times New Roman"/>
+                <w:b w:val="0"/>
+                <w:i w:val="0"/>
+                <w:strike w:val="0"/>
+                <w:color w:val="000000"/>
+                <w:sz w:val="28"/>
+                <w:szCs w:val="28"/>
+                <w:u w:val="none"/>
+                <w:vertAlign w:val="baseline"/>
+              </w:rPr>
+              <w:t xml:space="preserve">0,27</w:t>
             </w:r>
             <w:r>
               <w:rPr>
-                <w:sz w:val="28"/>
+                <w:rFonts w:ascii="Times New Roman" w:hAnsi="Times New Roman" w:eastAsia="Times New Roman" w:cs="Times New Roman"/>
+                <w:sz w:val="28"/>
+                <w:szCs w:val="28"/>
               </w:rPr>
             </w:r>
             <w:r>
               <w:rPr>
-                <w:sz w:val="28"/>
+                <w:rFonts w:ascii="Times New Roman" w:hAnsi="Times New Roman" w:eastAsia="Times New Roman" w:cs="Times New Roman"/>
+                <w:sz w:val="28"/>
+                <w:szCs w:val="28"/>
               </w:rPr>
             </w:r>
           </w:p>
@@ -2195,30 +2781,42 @@
           </w:tcPr>
           <w:p>
             <w:pPr>
+              <w:pStyle w:val="926"/>
               <w:pBdr/>
-              <w:tabs>
-                <w:tab w:val="left" w:leader="none" w:pos="404"/>
-              </w:tabs>
-              <w:spacing w:before="208" w:line="280" w:lineRule="auto"/>
-              <w:ind w:right="626"/>
-              <w:rPr>
-                <w:sz w:val="28"/>
+              <w:spacing/>
+              <w:ind/>
+              <w:rPr>
+                <w:rFonts w:ascii="Times New Roman" w:hAnsi="Times New Roman" w:cs="Times New Roman"/>
+                <w:sz w:val="28"/>
+                <w:szCs w:val="28"/>
               </w:rPr>
             </w:pPr>
             <w:r>
               <w:rPr>
-                <w:sz w:val="28"/>
-              </w:rPr>
-              <w:t xml:space="preserve">0,18</w:t>
+                <w:rFonts w:ascii="Times New Roman" w:hAnsi="Times New Roman" w:eastAsia="Times New Roman" w:cs="Times New Roman"/>
+                <w:b w:val="0"/>
+                <w:i w:val="0"/>
+                <w:strike w:val="0"/>
+                <w:color w:val="000000"/>
+                <w:sz w:val="28"/>
+                <w:szCs w:val="28"/>
+                <w:u w:val="none"/>
+                <w:vertAlign w:val="baseline"/>
+              </w:rPr>
+              <w:t xml:space="preserve">0,22</w:t>
             </w:r>
             <w:r>
               <w:rPr>
-                <w:sz w:val="28"/>
+                <w:rFonts w:ascii="Times New Roman" w:hAnsi="Times New Roman" w:eastAsia="Times New Roman" w:cs="Times New Roman"/>
+                <w:sz w:val="28"/>
+                <w:szCs w:val="28"/>
               </w:rPr>
             </w:r>
             <w:r>
               <w:rPr>
-                <w:sz w:val="28"/>
+                <w:rFonts w:ascii="Times New Roman" w:hAnsi="Times New Roman" w:eastAsia="Times New Roman" w:cs="Times New Roman"/>
+                <w:sz w:val="28"/>
+                <w:szCs w:val="28"/>
               </w:rPr>
             </w:r>
           </w:p>
@@ -2235,30 +2833,42 @@
           </w:tcPr>
           <w:p>
             <w:pPr>
+              <w:pStyle w:val="926"/>
               <w:pBdr/>
-              <w:tabs>
-                <w:tab w:val="left" w:leader="none" w:pos="404"/>
-              </w:tabs>
-              <w:spacing w:before="208" w:line="280" w:lineRule="auto"/>
-              <w:ind w:right="626"/>
-              <w:rPr>
-                <w:sz w:val="28"/>
+              <w:spacing/>
+              <w:ind/>
+              <w:rPr>
+                <w:rFonts w:ascii="Times New Roman" w:hAnsi="Times New Roman" w:cs="Times New Roman"/>
+                <w:sz w:val="28"/>
+                <w:szCs w:val="28"/>
               </w:rPr>
             </w:pPr>
             <w:r>
               <w:rPr>
-                <w:sz w:val="28"/>
-              </w:rPr>
-              <w:t xml:space="preserve">40000</w:t>
+                <w:rFonts w:ascii="Times New Roman" w:hAnsi="Times New Roman" w:eastAsia="Times New Roman" w:cs="Times New Roman"/>
+                <w:b w:val="0"/>
+                <w:i w:val="0"/>
+                <w:strike w:val="0"/>
+                <w:color w:val="000000"/>
+                <w:sz w:val="28"/>
+                <w:szCs w:val="28"/>
+                <w:u w:val="none"/>
+                <w:vertAlign w:val="baseline"/>
+              </w:rPr>
+              <w:t xml:space="preserve">50000</w:t>
             </w:r>
             <w:r>
               <w:rPr>
-                <w:sz w:val="28"/>
+                <w:rFonts w:ascii="Times New Roman" w:hAnsi="Times New Roman" w:eastAsia="Times New Roman" w:cs="Times New Roman"/>
+                <w:sz w:val="28"/>
+                <w:szCs w:val="28"/>
               </w:rPr>
             </w:r>
             <w:r>
               <w:rPr>
-                <w:sz w:val="28"/>
+                <w:rFonts w:ascii="Times New Roman" w:hAnsi="Times New Roman" w:eastAsia="Times New Roman" w:cs="Times New Roman"/>
+                <w:sz w:val="28"/>
+                <w:szCs w:val="28"/>
               </w:rPr>
             </w:r>
           </w:p>
@@ -2272,30 +2882,42 @@
           </w:tcPr>
           <w:p>
             <w:pPr>
+              <w:pStyle w:val="926"/>
               <w:pBdr/>
-              <w:tabs>
-                <w:tab w:val="left" w:leader="none" w:pos="404"/>
-              </w:tabs>
-              <w:spacing w:before="208" w:line="280" w:lineRule="auto"/>
-              <w:ind w:right="626"/>
-              <w:rPr>
-                <w:sz w:val="28"/>
+              <w:spacing/>
+              <w:ind/>
+              <w:rPr>
+                <w:rFonts w:ascii="Times New Roman" w:hAnsi="Times New Roman" w:cs="Times New Roman"/>
+                <w:sz w:val="28"/>
+                <w:szCs w:val="28"/>
               </w:rPr>
             </w:pPr>
             <w:r>
               <w:rPr>
-                <w:sz w:val="28"/>
-              </w:rPr>
-              <w:t xml:space="preserve">0,34</w:t>
+                <w:rFonts w:ascii="Times New Roman" w:hAnsi="Times New Roman" w:eastAsia="Times New Roman" w:cs="Times New Roman"/>
+                <w:b w:val="0"/>
+                <w:i w:val="0"/>
+                <w:strike w:val="0"/>
+                <w:color w:val="000000"/>
+                <w:sz w:val="28"/>
+                <w:szCs w:val="28"/>
+                <w:u w:val="none"/>
+                <w:vertAlign w:val="baseline"/>
+              </w:rPr>
+              <w:t xml:space="preserve">0,48</w:t>
             </w:r>
             <w:r>
               <w:rPr>
-                <w:sz w:val="28"/>
+                <w:rFonts w:ascii="Times New Roman" w:hAnsi="Times New Roman" w:eastAsia="Times New Roman" w:cs="Times New Roman"/>
+                <w:sz w:val="28"/>
+                <w:szCs w:val="28"/>
               </w:rPr>
             </w:r>
             <w:r>
               <w:rPr>
-                <w:sz w:val="28"/>
+                <w:rFonts w:ascii="Times New Roman" w:hAnsi="Times New Roman" w:eastAsia="Times New Roman" w:cs="Times New Roman"/>
+                <w:sz w:val="28"/>
+                <w:szCs w:val="28"/>
               </w:rPr>
             </w:r>
           </w:p>
@@ -2309,30 +2931,42 @@
           </w:tcPr>
           <w:p>
             <w:pPr>
+              <w:pStyle w:val="926"/>
               <w:pBdr/>
-              <w:tabs>
-                <w:tab w:val="left" w:leader="none" w:pos="404"/>
-              </w:tabs>
-              <w:spacing w:before="208" w:line="280" w:lineRule="auto"/>
-              <w:ind w:right="626"/>
-              <w:rPr>
-                <w:sz w:val="28"/>
+              <w:spacing/>
+              <w:ind/>
+              <w:rPr>
+                <w:rFonts w:ascii="Times New Roman" w:hAnsi="Times New Roman" w:cs="Times New Roman"/>
+                <w:sz w:val="28"/>
+                <w:szCs w:val="28"/>
               </w:rPr>
             </w:pPr>
             <w:r>
               <w:rPr>
-                <w:sz w:val="28"/>
-              </w:rPr>
-              <w:t xml:space="preserve">0,29</w:t>
+                <w:rFonts w:ascii="Times New Roman" w:hAnsi="Times New Roman" w:eastAsia="Times New Roman" w:cs="Times New Roman"/>
+                <w:b w:val="0"/>
+                <w:i w:val="0"/>
+                <w:strike w:val="0"/>
+                <w:color w:val="000000"/>
+                <w:sz w:val="28"/>
+                <w:szCs w:val="28"/>
+                <w:u w:val="none"/>
+                <w:vertAlign w:val="baseline"/>
+              </w:rPr>
+              <w:t xml:space="preserve">0,43</w:t>
             </w:r>
             <w:r>
               <w:rPr>
-                <w:sz w:val="28"/>
+                <w:rFonts w:ascii="Times New Roman" w:hAnsi="Times New Roman" w:eastAsia="Times New Roman" w:cs="Times New Roman"/>
+                <w:sz w:val="28"/>
+                <w:szCs w:val="28"/>
               </w:rPr>
             </w:r>
             <w:r>
               <w:rPr>
-                <w:sz w:val="28"/>
+                <w:rFonts w:ascii="Times New Roman" w:hAnsi="Times New Roman" w:eastAsia="Times New Roman" w:cs="Times New Roman"/>
+                <w:sz w:val="28"/>
+                <w:szCs w:val="28"/>
               </w:rPr>
             </w:r>
           </w:p>
@@ -2346,30 +2980,42 @@
           </w:tcPr>
           <w:p>
             <w:pPr>
+              <w:pStyle w:val="926"/>
               <w:pBdr/>
-              <w:tabs>
-                <w:tab w:val="left" w:leader="none" w:pos="404"/>
-              </w:tabs>
-              <w:spacing w:before="208" w:line="280" w:lineRule="auto"/>
-              <w:ind w:right="626"/>
-              <w:rPr>
-                <w:sz w:val="28"/>
+              <w:spacing/>
+              <w:ind/>
+              <w:rPr>
+                <w:rFonts w:ascii="Times New Roman" w:hAnsi="Times New Roman" w:cs="Times New Roman"/>
+                <w:sz w:val="28"/>
+                <w:szCs w:val="28"/>
               </w:rPr>
             </w:pPr>
             <w:r>
               <w:rPr>
-                <w:sz w:val="28"/>
-              </w:rPr>
-              <w:t xml:space="preserve">0,27</w:t>
+                <w:rFonts w:ascii="Times New Roman" w:hAnsi="Times New Roman" w:eastAsia="Times New Roman" w:cs="Times New Roman"/>
+                <w:b w:val="0"/>
+                <w:i w:val="0"/>
+                <w:strike w:val="0"/>
+                <w:color w:val="000000"/>
+                <w:sz w:val="28"/>
+                <w:szCs w:val="28"/>
+                <w:u w:val="none"/>
+                <w:vertAlign w:val="baseline"/>
+              </w:rPr>
+              <w:t xml:space="preserve">0,26</w:t>
             </w:r>
             <w:r>
               <w:rPr>
-                <w:sz w:val="28"/>
+                <w:rFonts w:ascii="Times New Roman" w:hAnsi="Times New Roman" w:eastAsia="Times New Roman" w:cs="Times New Roman"/>
+                <w:sz w:val="28"/>
+                <w:szCs w:val="28"/>
               </w:rPr>
             </w:r>
             <w:r>
               <w:rPr>
-                <w:sz w:val="28"/>
+                <w:rFonts w:ascii="Times New Roman" w:hAnsi="Times New Roman" w:eastAsia="Times New Roman" w:cs="Times New Roman"/>
+                <w:sz w:val="28"/>
+                <w:szCs w:val="28"/>
               </w:rPr>
             </w:r>
           </w:p>
@@ -2383,224 +3029,82 @@
           </w:tcPr>
           <w:p>
             <w:pPr>
+              <w:pStyle w:val="926"/>
               <w:pBdr/>
-              <w:tabs>
-                <w:tab w:val="left" w:leader="none" w:pos="404"/>
-              </w:tabs>
-              <w:spacing w:before="208" w:line="280" w:lineRule="auto"/>
-              <w:ind w:right="626"/>
-              <w:rPr>
-                <w:sz w:val="28"/>
+              <w:spacing/>
+              <w:ind/>
+              <w:rPr>
+                <w:rFonts w:ascii="Times New Roman" w:hAnsi="Times New Roman" w:cs="Times New Roman"/>
+                <w:sz w:val="28"/>
+                <w:szCs w:val="28"/>
               </w:rPr>
             </w:pPr>
             <w:r>
               <w:rPr>
-                <w:sz w:val="28"/>
-              </w:rPr>
-              <w:t xml:space="preserve">0,21</w:t>
+                <w:rFonts w:ascii="Times New Roman" w:hAnsi="Times New Roman" w:eastAsia="Times New Roman" w:cs="Times New Roman"/>
+                <w:b w:val="0"/>
+                <w:i w:val="0"/>
+                <w:strike w:val="0"/>
+                <w:color w:val="000000"/>
+                <w:sz w:val="28"/>
+                <w:szCs w:val="28"/>
+                <w:u w:val="none"/>
+                <w:vertAlign w:val="baseline"/>
+              </w:rPr>
+              <w:t xml:space="preserve">0,22</w:t>
             </w:r>
             <w:r>
               <w:rPr>
-                <w:sz w:val="28"/>
+                <w:rFonts w:ascii="Times New Roman" w:hAnsi="Times New Roman" w:eastAsia="Times New Roman" w:cs="Times New Roman"/>
+                <w:sz w:val="28"/>
+                <w:szCs w:val="28"/>
               </w:rPr>
             </w:r>
             <w:r>
               <w:rPr>
-                <w:sz w:val="28"/>
-              </w:rPr>
-            </w:r>
-          </w:p>
-        </w:tc>
-      </w:tr>
-      <w:tr>
-        <w:trPr/>
-        <w:tc>
-          <w:tcPr>
-            <w:tcBorders/>
-            <w:tcW w:w="1955" w:type="dxa"/>
-            <w:textDirection w:val="lrTb"/>
-            <w:noWrap w:val="false"/>
-          </w:tcPr>
-          <w:p>
-            <w:pPr>
-              <w:pBdr/>
-              <w:tabs>
-                <w:tab w:val="left" w:leader="none" w:pos="404"/>
-              </w:tabs>
-              <w:spacing w:before="208" w:line="280" w:lineRule="auto"/>
-              <w:ind w:right="626"/>
-              <w:rPr>
-                <w:sz w:val="28"/>
-              </w:rPr>
-            </w:pPr>
-            <w:r>
-              <w:rPr>
-                <w:sz w:val="28"/>
-              </w:rPr>
-              <w:t xml:space="preserve">50000</w:t>
-            </w:r>
-            <w:r>
-              <w:rPr>
-                <w:sz w:val="28"/>
-              </w:rPr>
-            </w:r>
-            <w:r>
-              <w:rPr>
-                <w:sz w:val="28"/>
-              </w:rPr>
-            </w:r>
-          </w:p>
-        </w:tc>
-        <w:tc>
-          <w:tcPr>
-            <w:tcBorders/>
-            <w:tcW w:w="1955" w:type="dxa"/>
-            <w:textDirection w:val="lrTb"/>
-            <w:noWrap w:val="false"/>
-          </w:tcPr>
-          <w:p>
-            <w:pPr>
-              <w:pBdr/>
-              <w:tabs>
-                <w:tab w:val="left" w:leader="none" w:pos="404"/>
-              </w:tabs>
-              <w:spacing w:before="208" w:line="280" w:lineRule="auto"/>
-              <w:ind w:right="626"/>
-              <w:rPr>
-                <w:sz w:val="28"/>
-              </w:rPr>
-            </w:pPr>
-            <w:r>
-              <w:rPr>
-                <w:sz w:val="28"/>
-              </w:rPr>
-              <w:t xml:space="preserve">0,47</w:t>
-            </w:r>
-            <w:r>
-              <w:rPr>
-                <w:sz w:val="28"/>
-              </w:rPr>
-            </w:r>
-            <w:r>
-              <w:rPr>
-                <w:sz w:val="28"/>
-              </w:rPr>
-            </w:r>
-          </w:p>
-        </w:tc>
-        <w:tc>
-          <w:tcPr>
-            <w:tcBorders/>
-            <w:tcW w:w="1955" w:type="dxa"/>
-            <w:textDirection w:val="lrTb"/>
-            <w:noWrap w:val="false"/>
-          </w:tcPr>
-          <w:p>
-            <w:pPr>
-              <w:pBdr/>
-              <w:tabs>
-                <w:tab w:val="left" w:leader="none" w:pos="404"/>
-              </w:tabs>
-              <w:spacing w:before="208" w:line="280" w:lineRule="auto"/>
-              <w:ind w:right="626"/>
-              <w:rPr>
-                <w:sz w:val="28"/>
-              </w:rPr>
-            </w:pPr>
-            <w:r>
-              <w:rPr>
-                <w:sz w:val="28"/>
-              </w:rPr>
-              <w:t xml:space="preserve">0,44</w:t>
-            </w:r>
-            <w:r>
-              <w:rPr>
-                <w:sz w:val="28"/>
-              </w:rPr>
-            </w:r>
-            <w:r>
-              <w:rPr>
-                <w:sz w:val="28"/>
-              </w:rPr>
-            </w:r>
-          </w:p>
-        </w:tc>
-        <w:tc>
-          <w:tcPr>
-            <w:tcBorders/>
-            <w:tcW w:w="1955" w:type="dxa"/>
-            <w:textDirection w:val="lrTb"/>
-            <w:noWrap w:val="false"/>
-          </w:tcPr>
-          <w:p>
-            <w:pPr>
-              <w:pBdr/>
-              <w:tabs>
-                <w:tab w:val="left" w:leader="none" w:pos="404"/>
-              </w:tabs>
-              <w:spacing w:before="208" w:line="280" w:lineRule="auto"/>
-              <w:ind w:right="626"/>
-              <w:rPr>
-                <w:sz w:val="28"/>
-              </w:rPr>
-            </w:pPr>
-            <w:r>
-              <w:rPr>
-                <w:sz w:val="28"/>
-              </w:rPr>
-              <w:t xml:space="preserve">0,25</w:t>
-            </w:r>
-            <w:r>
-              <w:rPr>
-                <w:sz w:val="28"/>
-              </w:rPr>
-            </w:r>
-            <w:r>
-              <w:rPr>
-                <w:sz w:val="28"/>
-              </w:rPr>
-            </w:r>
-          </w:p>
-        </w:tc>
-        <w:tc>
-          <w:tcPr>
-            <w:tcBorders/>
-            <w:tcW w:w="1955" w:type="dxa"/>
-            <w:textDirection w:val="lrTb"/>
-            <w:noWrap w:val="false"/>
-          </w:tcPr>
-          <w:p>
-            <w:pPr>
-              <w:pBdr/>
-              <w:tabs>
-                <w:tab w:val="left" w:leader="none" w:pos="404"/>
-              </w:tabs>
-              <w:spacing w:before="208" w:line="280" w:lineRule="auto"/>
-              <w:ind w:right="626"/>
-              <w:rPr>
-                <w:sz w:val="28"/>
-              </w:rPr>
-            </w:pPr>
-            <w:r>
-              <w:rPr>
-                <w:sz w:val="28"/>
-              </w:rPr>
-              <w:t xml:space="preserve">0,21</w:t>
-            </w:r>
-            <w:r>
-              <w:rPr>
-                <w:sz w:val="28"/>
-              </w:rPr>
-            </w:r>
-            <w:r>
-              <w:rPr>
-                <w:sz w:val="28"/>
+                <w:rFonts w:ascii="Times New Roman" w:hAnsi="Times New Roman" w:eastAsia="Times New Roman" w:cs="Times New Roman"/>
+                <w:sz w:val="28"/>
+                <w:szCs w:val="28"/>
               </w:rPr>
             </w:r>
           </w:p>
         </w:tc>
       </w:tr>
     </w:tbl>
+    <w:p>
+      <w:pPr>
+        <w:pStyle w:val="926"/>
+        <w:pBdr/>
+        <w:spacing/>
+        <w:ind/>
+        <w:rPr>
+          <w:rFonts w:ascii="Times New Roman" w:hAnsi="Times New Roman" w:cs="Times New Roman"/>
+          <w:sz w:val="28"/>
+          <w:szCs w:val="28"/>
+        </w:rPr>
+      </w:pPr>
+      <w:r>
+        <w:rPr>
+          <w:rFonts w:ascii="Times New Roman" w:hAnsi="Times New Roman" w:eastAsia="Times New Roman" w:cs="Times New Roman"/>
+          <w:sz w:val="28"/>
+          <w:szCs w:val="28"/>
+        </w:rPr>
+      </w:r>
+      <w:r>
+        <w:rPr>
+          <w:rFonts w:ascii="Times New Roman" w:hAnsi="Times New Roman" w:eastAsia="Times New Roman" w:cs="Times New Roman"/>
+          <w:sz w:val="28"/>
+          <w:szCs w:val="28"/>
+        </w:rPr>
+      </w:r>
+      <w:r>
+        <w:rPr>
+          <w:rFonts w:ascii="Times New Roman" w:hAnsi="Times New Roman" w:eastAsia="Times New Roman" w:cs="Times New Roman"/>
+          <w:sz w:val="28"/>
+          <w:szCs w:val="28"/>
+        </w:rPr>
+      </w:r>
+    </w:p>
     <w:p>
       <w:pPr>
         <w:pBdr/>
@@ -2636,35 +3140,8 @@
           <w:tab w:val="left" w:leader="none" w:pos="404"/>
         </w:tabs>
         <w:spacing w:before="208" w:line="280" w:lineRule="auto"/>
-        <w:ind w:right="626" w:left="764"/>
-        <w:rPr>
-          <w:sz w:val="28"/>
-        </w:rPr>
-      </w:pPr>
-      <w:r>
-        <w:rPr>
-          <w:sz w:val="28"/>
-        </w:rPr>
-      </w:r>
-      <w:r>
-        <w:rPr>
-          <w:sz w:val="28"/>
-        </w:rPr>
-      </w:r>
-      <w:r>
-        <w:rPr>
-          <w:sz w:val="28"/>
-        </w:rPr>
-      </w:r>
-    </w:p>
-    <w:p>
-      <w:pPr>
-        <w:pBdr/>
-        <w:tabs>
-          <w:tab w:val="left" w:leader="none" w:pos="404"/>
-        </w:tabs>
-        <w:spacing w:before="208" w:line="280" w:lineRule="auto"/>
         <w:ind w:right="626" w:left="-284"/>
+        <w:jc w:val="center"/>
         <w:rPr>
           <w:sz w:val="28"/>
         </w:rPr>
@@ -2675,7 +3152,7 @@
           <mc:Choice Requires="wpg">
             <w:drawing>
               <wp:inline xmlns:wp="http://schemas.openxmlformats.org/drawingml/2006/wordprocessingDrawing" distT="0" distB="0" distL="0" distR="0">
-                <wp:extent cx="6213475" cy="3647039"/>
+                <wp:extent cx="4376941" cy="2892365"/>
                 <wp:effectExtent l="0" t="0" r="0" b="0"/>
                 <wp:docPr id="2" name=""/>
                 <wp:cNvGraphicFramePr>
@@ -2685,7 +3162,7 @@
                   <a:graphicData uri="http://schemas.openxmlformats.org/drawingml/2006/picture">
                     <pic:pic xmlns:pic="http://schemas.openxmlformats.org/drawingml/2006/picture">
                       <pic:nvPicPr>
-                        <pic:cNvPr id="1119113780" name=""/>
+                        <pic:cNvPr id="874745205" name=""/>
                         <pic:cNvPicPr>
                           <a:picLocks noChangeAspect="1"/>
                         </pic:cNvPicPr>
@@ -2696,9 +3173,9 @@
                         <a:stretch/>
                       </pic:blipFill>
                       <pic:spPr bwMode="auto">
-                        <a:xfrm>
+                        <a:xfrm flipH="0" flipV="0">
                           <a:off x="0" y="0"/>
-                          <a:ext cx="6213474" cy="3647039"/>
+                          <a:ext cx="4376940" cy="2892364"/>
                         </a:xfrm>
                         <a:prstGeom prst="rect">
                           <a:avLst/>
@@ -2731,7 +3208,7 @@
                 <v:path o:extrusionok="f" gradientshapeok="t" o:connecttype="rect"/>
                 <o:lock v:ext="edit" aspectratio="t"/>
               </v:shapetype>
-              <v:shape id="_x0000_i1" o:spid="_x0000_s1" type="#_x0000_t75" style="width:489.25pt;height:287.17pt;mso-wrap-distance-left:0.00pt;mso-wrap-distance-top:0.00pt;mso-wrap-distance-right:0.00pt;mso-wrap-distance-bottom:0.00pt;z-index:1;" stroked="false">
+              <v:shape id="_x0000_i1" o:spid="_x0000_s1" type="#_x0000_t75" style="width:344.64pt;height:227.75pt;mso-wrap-distance-left:0.00pt;mso-wrap-distance-top:0.00pt;mso-wrap-distance-right:0.00pt;mso-wrap-distance-bottom:0.00pt;z-index:1;" stroked="false">
                 <v:imagedata r:id="rId11" o:title=""/>
                 <o:lock v:ext="edit" rotation="t"/>
               </v:shape>
@@ -2739,6 +3216,14 @@
           </mc:Fallback>
         </mc:AlternateContent>
       </w:r>
+      <w:r/>
+      <w:r/>
+      <w:r/>
+      <w:r/>
+      <w:r/>
+      <w:r/>
+      <w:r/>
+      <w:r/>
       <w:r/>
       <w:r/>
       <w:r/>
@@ -2833,7 +3318,7 @@
           <mc:Choice Requires="wpg">
             <w:drawing>
               <wp:inline xmlns:wp="http://schemas.openxmlformats.org/drawingml/2006/wordprocessingDrawing" distT="0" distB="0" distL="0" distR="0">
-                <wp:extent cx="6213475" cy="3555025"/>
+                <wp:extent cx="4682883" cy="3075740"/>
                 <wp:effectExtent l="0" t="0" r="0" b="0"/>
                 <wp:docPr id="3" name=""/>
                 <wp:cNvGraphicFramePr>
@@ -2843,7 +3328,7 @@
                   <a:graphicData uri="http://schemas.openxmlformats.org/drawingml/2006/picture">
                     <pic:pic xmlns:pic="http://schemas.openxmlformats.org/drawingml/2006/picture">
                       <pic:nvPicPr>
-                        <pic:cNvPr id="2022133074" name=""/>
+                        <pic:cNvPr id="395259890" name=""/>
                         <pic:cNvPicPr>
                           <a:picLocks noChangeAspect="1"/>
                         </pic:cNvPicPr>
@@ -2854,9 +3339,9 @@
                         <a:stretch/>
                       </pic:blipFill>
                       <pic:spPr bwMode="auto">
-                        <a:xfrm>
+                        <a:xfrm flipH="0" flipV="0">
                           <a:off x="0" y="0"/>
-                          <a:ext cx="6213474" cy="3555024"/>
+                          <a:ext cx="4682882" cy="3075739"/>
                         </a:xfrm>
                         <a:prstGeom prst="rect">
                           <a:avLst/>
@@ -2889,7 +3374,7 @@
                 <v:path o:extrusionok="f" gradientshapeok="t" o:connecttype="rect"/>
                 <o:lock v:ext="edit" aspectratio="t"/>
               </v:shapetype>
-              <v:shape id="_x0000_i2" o:spid="_x0000_s2" type="#_x0000_t75" style="width:489.25pt;height:279.92pt;mso-wrap-distance-left:0.00pt;mso-wrap-distance-top:0.00pt;mso-wrap-distance-right:0.00pt;mso-wrap-distance-bottom:0.00pt;z-index:1;" stroked="false">
+              <v:shape id="_x0000_i2" o:spid="_x0000_s2" type="#_x0000_t75" style="width:368.73pt;height:242.18pt;mso-wrap-distance-left:0.00pt;mso-wrap-distance-top:0.00pt;mso-wrap-distance-right:0.00pt;mso-wrap-distance-bottom:0.00pt;z-index:1;" stroked="false">
                 <v:imagedata r:id="rId12" o:title=""/>
                 <o:lock v:ext="edit" rotation="t"/>
               </v:shape>
@@ -2897,6 +3382,10 @@
           </mc:Fallback>
         </mc:AlternateContent>
       </w:r>
+      <w:r/>
+      <w:r/>
+      <w:r/>
+      <w:r/>
       <w:r/>
       <w:r/>
       <w:r/>
@@ -3238,6 +3727,7 @@
         <w:ind w:right="626"/>
         <w:rPr>
           <w:sz w:val="28"/>
+          <w:szCs w:val="28"/>
         </w:rPr>
       </w:pPr>
       <w:r>
@@ -3245,6 +3735,62 @@
           <w:sz w:val="28"/>
         </w:rPr>
       </w:r>
+      <w:r>
+        <w:rPr>
+          <w:sz w:val="28"/>
+        </w:rPr>
+      </w:r>
+      <w:r>
+        <w:rPr>
+          <w:sz w:val="28"/>
+        </w:rPr>
+      </w:r>
+    </w:p>
+    <w:p>
+      <w:pPr>
+        <w:pBdr/>
+        <w:tabs>
+          <w:tab w:val="left" w:leader="none" w:pos="404"/>
+        </w:tabs>
+        <w:spacing w:before="208" w:line="280" w:lineRule="auto"/>
+        <w:ind w:right="626"/>
+        <w:rPr>
+          <w:sz w:val="28"/>
+          <w:szCs w:val="28"/>
+        </w:rPr>
+      </w:pPr>
+      <w:r>
+        <w:rPr>
+          <w:sz w:val="28"/>
+          <w:szCs w:val="28"/>
+        </w:rPr>
+      </w:r>
+      <w:r>
+        <w:rPr>
+          <w:sz w:val="28"/>
+          <w:szCs w:val="28"/>
+        </w:rPr>
+      </w:r>
+      <w:r>
+        <w:rPr>
+          <w:sz w:val="28"/>
+          <w:szCs w:val="28"/>
+        </w:rPr>
+      </w:r>
+    </w:p>
+    <w:p>
+      <w:pPr>
+        <w:pBdr/>
+        <w:tabs>
+          <w:tab w:val="left" w:leader="none" w:pos="404"/>
+        </w:tabs>
+        <w:spacing w:before="208" w:line="280" w:lineRule="auto"/>
+        <w:ind w:right="626"/>
+        <w:rPr>
+          <w:sz w:val="28"/>
+          <w:szCs w:val="28"/>
+        </w:rPr>
+      </w:pPr>
       <w:r>
         <w:rPr>
           <w:sz w:val="28"/>
@@ -3295,401 +3841,509 @@
     <w:tbl>
       <w:tblPr>
         <w:tblStyle w:val="934"/>
-        <w:tblInd w:w="-975" w:type="dxa"/>
-        <w:tblW w:w="11014" w:type="dxa"/>
+        <w:tblW w:w="0" w:type="auto"/>
         <w:tblBorders/>
         <w:tblLayout w:type="fixed"/>
         <w:tblLook w:val="04A0" w:firstRow="1" w:lastRow="0" w:firstColumn="1" w:lastColumn="0" w:noHBand="0" w:noVBand="1"/>
       </w:tblPr>
       <w:tblGrid>
-        <w:gridCol w:w="1518"/>
-        <w:gridCol w:w="1237"/>
-        <w:gridCol w:w="1490"/>
-        <w:gridCol w:w="1490"/>
-        <w:gridCol w:w="1490"/>
-        <w:gridCol w:w="1263"/>
-        <w:gridCol w:w="1263"/>
-        <w:gridCol w:w="1263"/>
+        <w:gridCol w:w="956"/>
+        <w:gridCol w:w="1453"/>
+        <w:gridCol w:w="1296"/>
+        <w:gridCol w:w="1375"/>
+        <w:gridCol w:w="1375"/>
+        <w:gridCol w:w="945"/>
+        <w:gridCol w:w="963"/>
+        <w:gridCol w:w="1417"/>
       </w:tblGrid>
       <w:tr>
         <w:trPr>
-          <w:trHeight w:val="546"/>
+          <w:trHeight w:val="0"/>
         </w:trPr>
         <w:tc>
           <w:tcPr>
-            <w:tcBorders/>
-            <w:tcW w:w="1518" w:type="dxa"/>
+            <w:tcBorders>
+              <w:top w:val="none" w:color="000000" w:sz="4" w:space="0"/>
+              <w:left w:val="none" w:color="000000" w:sz="4" w:space="0"/>
+              <w:bottom w:val="none" w:color="000000" w:sz="4" w:space="0"/>
+              <w:right w:val="none" w:color="000000" w:sz="4" w:space="0"/>
+            </w:tcBorders>
+            <w:tcMar>
+              <w:left w:w="0" w:type="dxa"/>
+              <w:top w:w="0" w:type="dxa"/>
+              <w:right w:w="0" w:type="dxa"/>
+              <w:bottom w:w="0" w:type="dxa"/>
+            </w:tcMar>
+            <w:tcW w:w="956" w:type="dxa"/>
+            <w:vAlign w:val="bottom"/>
             <w:textDirection w:val="lrTb"/>
             <w:noWrap w:val="false"/>
           </w:tcPr>
           <w:p>
             <w:pPr>
+              <w:pStyle w:val="926"/>
               <w:pBdr/>
-              <w:tabs>
-                <w:tab w:val="left" w:leader="none" w:pos="404"/>
-              </w:tabs>
-              <w:spacing w:before="208" w:line="280" w:lineRule="auto"/>
-              <w:ind w:right="626"/>
-              <w:jc w:val="center"/>
-              <w:rPr>
-                <w:sz w:val="16"/>
-                <w:szCs w:val="16"/>
+              <w:spacing/>
+              <w:ind/>
+              <w:rPr>
+                <w:rFonts w:ascii="Times New Roman" w:hAnsi="Times New Roman" w:cs="Times New Roman"/>
+                <w:sz w:val="28"/>
+                <w:szCs w:val="28"/>
               </w:rPr>
             </w:pPr>
             <w:r>
               <w:rPr>
-                <w:b/>
-                <w:bCs/>
-                <w:sz w:val="16"/>
-                <w:szCs w:val="16"/>
+                <w:rFonts w:ascii="Times New Roman" w:hAnsi="Times New Roman" w:eastAsia="Times New Roman" w:cs="Times New Roman"/>
+                <w:b w:val="0"/>
+                <w:i w:val="0"/>
+                <w:strike w:val="0"/>
+                <w:color w:val="000000"/>
+                <w:sz w:val="28"/>
+                <w:szCs w:val="28"/>
+                <w:u w:val="none"/>
+                <w:vertAlign w:val="baseline"/>
               </w:rPr>
               <w:t xml:space="preserve">Размер массива</w:t>
             </w:r>
             <w:r>
               <w:rPr>
-                <w:sz w:val="16"/>
-                <w:szCs w:val="16"/>
+                <w:rFonts w:ascii="Times New Roman" w:hAnsi="Times New Roman" w:eastAsia="Times New Roman" w:cs="Times New Roman"/>
+                <w:sz w:val="28"/>
+                <w:szCs w:val="28"/>
               </w:rPr>
             </w:r>
             <w:r>
               <w:rPr>
-                <w:sz w:val="16"/>
-                <w:szCs w:val="16"/>
+                <w:rFonts w:ascii="Times New Roman" w:hAnsi="Times New Roman" w:eastAsia="Times New Roman" w:cs="Times New Roman"/>
+                <w:sz w:val="28"/>
+                <w:szCs w:val="28"/>
               </w:rPr>
             </w:r>
           </w:p>
         </w:tc>
         <w:tc>
           <w:tcPr>
-            <w:tcBorders/>
-            <w:tcW w:w="1237" w:type="dxa"/>
+            <w:tcBorders>
+              <w:top w:val="none" w:color="000000" w:sz="4" w:space="0"/>
+              <w:left w:val="none" w:color="000000" w:sz="4" w:space="0"/>
+              <w:bottom w:val="none" w:color="000000" w:sz="4" w:space="0"/>
+              <w:right w:val="none" w:color="000000" w:sz="4" w:space="0"/>
+            </w:tcBorders>
+            <w:tcMar>
+              <w:left w:w="0" w:type="dxa"/>
+              <w:top w:w="0" w:type="dxa"/>
+              <w:right w:w="0" w:type="dxa"/>
+              <w:bottom w:w="0" w:type="dxa"/>
+            </w:tcMar>
+            <w:tcW w:w="1453" w:type="dxa"/>
+            <w:vAlign w:val="bottom"/>
             <w:textDirection w:val="lrTb"/>
             <w:noWrap w:val="false"/>
           </w:tcPr>
           <w:p>
             <w:pPr>
+              <w:pStyle w:val="926"/>
               <w:pBdr/>
-              <w:tabs>
-                <w:tab w:val="left" w:leader="none" w:pos="404"/>
-              </w:tabs>
-              <w:spacing w:before="208" w:line="280" w:lineRule="auto"/>
-              <w:ind w:right="626"/>
-              <w:jc w:val="center"/>
-              <w:rPr>
-                <w:sz w:val="16"/>
-                <w:szCs w:val="16"/>
+              <w:spacing/>
+              <w:ind/>
+              <w:rPr>
+                <w:rFonts w:ascii="Times New Roman" w:hAnsi="Times New Roman" w:cs="Times New Roman"/>
+                <w:sz w:val="28"/>
+                <w:szCs w:val="28"/>
               </w:rPr>
             </w:pPr>
             <w:r>
               <w:rPr>
-                <w:b/>
-                <w:bCs/>
-                <w:sz w:val="16"/>
-                <w:szCs w:val="16"/>
+                <w:rFonts w:ascii="Times New Roman" w:hAnsi="Times New Roman" w:eastAsia="Times New Roman" w:cs="Times New Roman"/>
+                <w:b w:val="0"/>
+                <w:i w:val="0"/>
+                <w:strike w:val="0"/>
+                <w:color w:val="000000"/>
+                <w:sz w:val="28"/>
+                <w:szCs w:val="28"/>
+                <w:u w:val="none"/>
+                <w:vertAlign w:val="baseline"/>
               </w:rPr>
               <w:t xml:space="preserve">Время обычной сортировки (с)</w:t>
             </w:r>
             <w:r>
               <w:rPr>
-                <w:sz w:val="16"/>
-                <w:szCs w:val="16"/>
+                <w:rFonts w:ascii="Times New Roman" w:hAnsi="Times New Roman" w:eastAsia="Times New Roman" w:cs="Times New Roman"/>
+                <w:sz w:val="28"/>
+                <w:szCs w:val="28"/>
               </w:rPr>
             </w:r>
             <w:r>
               <w:rPr>
-                <w:sz w:val="16"/>
-                <w:szCs w:val="16"/>
+                <w:rFonts w:ascii="Times New Roman" w:hAnsi="Times New Roman" w:eastAsia="Times New Roman" w:cs="Times New Roman"/>
+                <w:sz w:val="28"/>
+                <w:szCs w:val="28"/>
               </w:rPr>
             </w:r>
           </w:p>
         </w:tc>
         <w:tc>
           <w:tcPr>
-            <w:tcBorders/>
-            <w:tcW w:w="1490" w:type="dxa"/>
+            <w:tcBorders>
+              <w:top w:val="none" w:color="000000" w:sz="4" w:space="0"/>
+              <w:left w:val="none" w:color="000000" w:sz="4" w:space="0"/>
+              <w:bottom w:val="none" w:color="000000" w:sz="4" w:space="0"/>
+              <w:right w:val="none" w:color="000000" w:sz="4" w:space="0"/>
+            </w:tcBorders>
+            <w:tcMar>
+              <w:left w:w="0" w:type="dxa"/>
+              <w:top w:w="0" w:type="dxa"/>
+              <w:right w:w="0" w:type="dxa"/>
+              <w:bottom w:w="0" w:type="dxa"/>
+            </w:tcMar>
+            <w:tcW w:w="1296" w:type="dxa"/>
+            <w:vAlign w:val="bottom"/>
             <w:textDirection w:val="lrTb"/>
             <w:noWrap w:val="false"/>
           </w:tcPr>
           <w:p>
             <w:pPr>
+              <w:pStyle w:val="926"/>
               <w:pBdr/>
-              <w:tabs>
-                <w:tab w:val="left" w:leader="none" w:pos="404"/>
-              </w:tabs>
-              <w:spacing w:before="208" w:line="280" w:lineRule="auto"/>
-              <w:ind w:right="626"/>
-              <w:jc w:val="center"/>
-              <w:rPr>
-                <w:sz w:val="16"/>
-                <w:szCs w:val="16"/>
+              <w:spacing/>
+              <w:ind/>
+              <w:rPr>
+                <w:rFonts w:ascii="Times New Roman" w:hAnsi="Times New Roman" w:cs="Times New Roman"/>
+                <w:sz w:val="28"/>
+                <w:szCs w:val="28"/>
               </w:rPr>
             </w:pPr>
             <w:r>
               <w:rPr>
-                <w:b/>
-                <w:bCs/>
-                <w:sz w:val="16"/>
-                <w:szCs w:val="16"/>
+                <w:rFonts w:ascii="Times New Roman" w:hAnsi="Times New Roman" w:eastAsia="Times New Roman" w:cs="Times New Roman"/>
+                <w:b w:val="0"/>
+                <w:i w:val="0"/>
+                <w:strike w:val="0"/>
+                <w:color w:val="000000"/>
+                <w:sz w:val="28"/>
+                <w:szCs w:val="28"/>
+                <w:u w:val="none"/>
+                <w:vertAlign w:val="baseline"/>
               </w:rPr>
               <w:t xml:space="preserve">Время сортировки с 2 потоками (с)</w:t>
             </w:r>
             <w:r>
               <w:rPr>
-                <w:sz w:val="16"/>
-                <w:szCs w:val="16"/>
+                <w:rFonts w:ascii="Times New Roman" w:hAnsi="Times New Roman" w:eastAsia="Times New Roman" w:cs="Times New Roman"/>
+                <w:sz w:val="28"/>
+                <w:szCs w:val="28"/>
               </w:rPr>
             </w:r>
             <w:r>
               <w:rPr>
-                <w:sz w:val="16"/>
-                <w:szCs w:val="16"/>
+                <w:rFonts w:ascii="Times New Roman" w:hAnsi="Times New Roman" w:eastAsia="Times New Roman" w:cs="Times New Roman"/>
+                <w:sz w:val="28"/>
+                <w:szCs w:val="28"/>
               </w:rPr>
             </w:r>
           </w:p>
         </w:tc>
         <w:tc>
           <w:tcPr>
-            <w:tcBorders/>
-            <w:tcW w:w="1490" w:type="dxa"/>
+            <w:tcBorders>
+              <w:top w:val="none" w:color="000000" w:sz="4" w:space="0"/>
+              <w:left w:val="none" w:color="000000" w:sz="4" w:space="0"/>
+              <w:bottom w:val="none" w:color="000000" w:sz="4" w:space="0"/>
+              <w:right w:val="none" w:color="000000" w:sz="4" w:space="0"/>
+            </w:tcBorders>
+            <w:tcMar>
+              <w:left w:w="0" w:type="dxa"/>
+              <w:top w:w="0" w:type="dxa"/>
+              <w:right w:w="0" w:type="dxa"/>
+              <w:bottom w:w="0" w:type="dxa"/>
+            </w:tcMar>
+            <w:tcW w:w="1375" w:type="dxa"/>
+            <w:vAlign w:val="bottom"/>
             <w:textDirection w:val="lrTb"/>
             <w:noWrap w:val="false"/>
           </w:tcPr>
           <w:p>
             <w:pPr>
+              <w:pStyle w:val="926"/>
               <w:pBdr/>
-              <w:tabs>
-                <w:tab w:val="left" w:leader="none" w:pos="404"/>
-              </w:tabs>
-              <w:spacing w:before="208" w:line="280" w:lineRule="auto"/>
-              <w:ind w:right="626"/>
-              <w:jc w:val="center"/>
-              <w:rPr>
-                <w:sz w:val="16"/>
-                <w:szCs w:val="16"/>
+              <w:spacing/>
+              <w:ind/>
+              <w:rPr>
+                <w:rFonts w:ascii="Times New Roman" w:hAnsi="Times New Roman" w:cs="Times New Roman"/>
+                <w:sz w:val="28"/>
+                <w:szCs w:val="28"/>
               </w:rPr>
             </w:pPr>
             <w:r>
               <w:rPr>
-                <w:b/>
-                <w:bCs/>
-                <w:sz w:val="16"/>
-                <w:szCs w:val="16"/>
+                <w:rFonts w:ascii="Times New Roman" w:hAnsi="Times New Roman" w:eastAsia="Times New Roman" w:cs="Times New Roman"/>
+                <w:b w:val="0"/>
+                <w:i w:val="0"/>
+                <w:strike w:val="0"/>
+                <w:color w:val="000000"/>
+                <w:sz w:val="28"/>
+                <w:szCs w:val="28"/>
+                <w:u w:val="none"/>
+                <w:vertAlign w:val="baseline"/>
               </w:rPr>
               <w:t xml:space="preserve">Время сортировки с 4 потоками (с)</w:t>
             </w:r>
             <w:r>
               <w:rPr>
-                <w:sz w:val="16"/>
-                <w:szCs w:val="16"/>
+                <w:rFonts w:ascii="Times New Roman" w:hAnsi="Times New Roman" w:eastAsia="Times New Roman" w:cs="Times New Roman"/>
+                <w:sz w:val="28"/>
+                <w:szCs w:val="28"/>
               </w:rPr>
             </w:r>
             <w:r>
               <w:rPr>
-                <w:sz w:val="16"/>
-                <w:szCs w:val="16"/>
+                <w:rFonts w:ascii="Times New Roman" w:hAnsi="Times New Roman" w:eastAsia="Times New Roman" w:cs="Times New Roman"/>
+                <w:sz w:val="28"/>
+                <w:szCs w:val="28"/>
               </w:rPr>
             </w:r>
           </w:p>
         </w:tc>
         <w:tc>
           <w:tcPr>
-            <w:tcBorders/>
-            <w:tcW w:w="1490" w:type="dxa"/>
+            <w:tcBorders>
+              <w:top w:val="none" w:color="000000" w:sz="4" w:space="0"/>
+              <w:left w:val="none" w:color="000000" w:sz="4" w:space="0"/>
+              <w:bottom w:val="none" w:color="000000" w:sz="4" w:space="0"/>
+              <w:right w:val="none" w:color="000000" w:sz="4" w:space="0"/>
+            </w:tcBorders>
+            <w:tcMar>
+              <w:left w:w="0" w:type="dxa"/>
+              <w:top w:w="0" w:type="dxa"/>
+              <w:right w:w="0" w:type="dxa"/>
+              <w:bottom w:w="0" w:type="dxa"/>
+            </w:tcMar>
+            <w:tcW w:w="1375" w:type="dxa"/>
+            <w:vAlign w:val="bottom"/>
             <w:textDirection w:val="lrTb"/>
             <w:noWrap w:val="false"/>
           </w:tcPr>
           <w:p>
             <w:pPr>
+              <w:pStyle w:val="926"/>
               <w:pBdr/>
-              <w:tabs>
-                <w:tab w:val="left" w:leader="none" w:pos="404"/>
-              </w:tabs>
-              <w:spacing w:before="208" w:line="280" w:lineRule="auto"/>
-              <w:ind w:right="626"/>
-              <w:jc w:val="center"/>
-              <w:rPr>
-                <w:sz w:val="16"/>
-                <w:szCs w:val="16"/>
+              <w:spacing/>
+              <w:ind/>
+              <w:rPr>
+                <w:rFonts w:ascii="Times New Roman" w:hAnsi="Times New Roman" w:cs="Times New Roman"/>
+                <w:sz w:val="28"/>
+                <w:szCs w:val="28"/>
               </w:rPr>
             </w:pPr>
             <w:r>
               <w:rPr>
-                <w:b/>
-                <w:bCs/>
-                <w:sz w:val="16"/>
-                <w:szCs w:val="16"/>
+                <w:rFonts w:ascii="Times New Roman" w:hAnsi="Times New Roman" w:eastAsia="Times New Roman" w:cs="Times New Roman"/>
+                <w:b w:val="0"/>
+                <w:i w:val="0"/>
+                <w:strike w:val="0"/>
+                <w:color w:val="000000"/>
+                <w:sz w:val="28"/>
+                <w:szCs w:val="28"/>
+                <w:u w:val="none"/>
+                <w:vertAlign w:val="baseline"/>
               </w:rPr>
               <w:t xml:space="preserve">Время сортировки с 8 потоками (с)</w:t>
             </w:r>
             <w:r>
               <w:rPr>
-                <w:sz w:val="16"/>
-                <w:szCs w:val="16"/>
+                <w:rFonts w:ascii="Times New Roman" w:hAnsi="Times New Roman" w:eastAsia="Times New Roman" w:cs="Times New Roman"/>
+                <w:sz w:val="28"/>
+                <w:szCs w:val="28"/>
               </w:rPr>
             </w:r>
             <w:r>
               <w:rPr>
-                <w:sz w:val="16"/>
-                <w:szCs w:val="16"/>
+                <w:rFonts w:ascii="Times New Roman" w:hAnsi="Times New Roman" w:eastAsia="Times New Roman" w:cs="Times New Roman"/>
+                <w:sz w:val="28"/>
+                <w:szCs w:val="28"/>
               </w:rPr>
             </w:r>
           </w:p>
         </w:tc>
         <w:tc>
           <w:tcPr>
-            <w:tcBorders/>
-            <w:tcW w:w="1263" w:type="dxa"/>
+            <w:tcBorders>
+              <w:top w:val="none" w:color="000000" w:sz="4" w:space="0"/>
+              <w:left w:val="none" w:color="000000" w:sz="4" w:space="0"/>
+              <w:bottom w:val="none" w:color="000000" w:sz="4" w:space="0"/>
+              <w:right w:val="none" w:color="000000" w:sz="4" w:space="0"/>
+            </w:tcBorders>
+            <w:tcMar>
+              <w:left w:w="0" w:type="dxa"/>
+              <w:top w:w="0" w:type="dxa"/>
+              <w:right w:w="0" w:type="dxa"/>
+              <w:bottom w:w="0" w:type="dxa"/>
+            </w:tcMar>
+            <w:tcW w:w="945" w:type="dxa"/>
+            <w:vAlign w:val="bottom"/>
             <w:textDirection w:val="lrTb"/>
             <w:noWrap w:val="false"/>
           </w:tcPr>
           <w:p>
             <w:pPr>
+              <w:pStyle w:val="926"/>
               <w:pBdr/>
-              <w:tabs>
-                <w:tab w:val="left" w:leader="none" w:pos="404"/>
-              </w:tabs>
-              <w:spacing w:before="208" w:line="280" w:lineRule="auto"/>
-              <w:ind w:right="626"/>
-              <w:jc w:val="center"/>
-              <w:rPr>
-                <w:sz w:val="16"/>
-                <w:szCs w:val="16"/>
+              <w:spacing/>
+              <w:ind/>
+              <w:rPr>
+                <w:rFonts w:ascii="Times New Roman" w:hAnsi="Times New Roman" w:cs="Times New Roman"/>
+                <w:sz w:val="28"/>
+                <w:szCs w:val="28"/>
               </w:rPr>
             </w:pPr>
             <w:r>
               <w:rPr>
-                <w:b/>
-                <w:bCs/>
-                <w:sz w:val="16"/>
-                <w:szCs w:val="16"/>
-              </w:rPr>
-              <w:t xml:space="preserve">Speedup</w:t>
+                <w:rFonts w:ascii="Times New Roman" w:hAnsi="Times New Roman" w:eastAsia="Times New Roman" w:cs="Times New Roman"/>
+                <w:b w:val="0"/>
+                <w:i w:val="0"/>
+                <w:strike w:val="0"/>
+                <w:color w:val="000000"/>
+                <w:sz w:val="28"/>
+                <w:szCs w:val="28"/>
+                <w:u w:val="none"/>
+                <w:vertAlign w:val="baseline"/>
+              </w:rPr>
+              <w:t xml:space="preserve">Speed up (2 потока)</w:t>
             </w:r>
             <w:r>
               <w:rPr>
-                <w:b/>
-                <w:bCs/>
-                <w:sz w:val="16"/>
-                <w:szCs w:val="16"/>
-              </w:rPr>
-              <w:t xml:space="preserve"> (2 потока)</w:t>
+                <w:rFonts w:ascii="Times New Roman" w:hAnsi="Times New Roman" w:eastAsia="Times New Roman" w:cs="Times New Roman"/>
+                <w:sz w:val="28"/>
+                <w:szCs w:val="28"/>
+              </w:rPr>
             </w:r>
             <w:r>
               <w:rPr>
-                <w:sz w:val="16"/>
-                <w:szCs w:val="16"/>
-              </w:rPr>
-            </w:r>
-            <w:r>
-              <w:rPr>
-                <w:sz w:val="16"/>
-                <w:szCs w:val="16"/>
+                <w:rFonts w:ascii="Times New Roman" w:hAnsi="Times New Roman" w:eastAsia="Times New Roman" w:cs="Times New Roman"/>
+                <w:sz w:val="28"/>
+                <w:szCs w:val="28"/>
               </w:rPr>
             </w:r>
           </w:p>
         </w:tc>
         <w:tc>
           <w:tcPr>
-            <w:tcBorders/>
-            <w:tcW w:w="1263" w:type="dxa"/>
+            <w:tcBorders>
+              <w:top w:val="none" w:color="000000" w:sz="4" w:space="0"/>
+              <w:left w:val="none" w:color="000000" w:sz="4" w:space="0"/>
+              <w:bottom w:val="none" w:color="000000" w:sz="4" w:space="0"/>
+              <w:right w:val="none" w:color="000000" w:sz="4" w:space="0"/>
+            </w:tcBorders>
+            <w:tcMar>
+              <w:left w:w="0" w:type="dxa"/>
+              <w:top w:w="0" w:type="dxa"/>
+              <w:right w:w="0" w:type="dxa"/>
+              <w:bottom w:w="0" w:type="dxa"/>
+            </w:tcMar>
+            <w:tcW w:w="963" w:type="dxa"/>
+            <w:vAlign w:val="bottom"/>
             <w:textDirection w:val="lrTb"/>
             <w:noWrap w:val="false"/>
           </w:tcPr>
           <w:p>
             <w:pPr>
+              <w:pStyle w:val="926"/>
               <w:pBdr/>
-              <w:tabs>
-                <w:tab w:val="left" w:leader="none" w:pos="404"/>
-              </w:tabs>
-              <w:spacing w:before="208" w:line="280" w:lineRule="auto"/>
-              <w:ind w:right="626"/>
-              <w:jc w:val="center"/>
-              <w:rPr>
-                <w:sz w:val="16"/>
-                <w:szCs w:val="16"/>
+              <w:spacing/>
+              <w:ind/>
+              <w:rPr>
+                <w:rFonts w:ascii="Times New Roman" w:hAnsi="Times New Roman" w:cs="Times New Roman"/>
+                <w:sz w:val="28"/>
+                <w:szCs w:val="28"/>
               </w:rPr>
             </w:pPr>
             <w:r>
               <w:rPr>
-                <w:b/>
-                <w:bCs/>
-                <w:sz w:val="16"/>
-                <w:szCs w:val="16"/>
-              </w:rPr>
-              <w:t xml:space="preserve">Speedup</w:t>
+                <w:rFonts w:ascii="Times New Roman" w:hAnsi="Times New Roman" w:eastAsia="Times New Roman" w:cs="Times New Roman"/>
+                <w:b w:val="0"/>
+                <w:i w:val="0"/>
+                <w:strike w:val="0"/>
+                <w:color w:val="000000"/>
+                <w:sz w:val="28"/>
+                <w:szCs w:val="28"/>
+                <w:u w:val="none"/>
+                <w:vertAlign w:val="baseline"/>
+              </w:rPr>
+              <w:t xml:space="preserve">Speed up (4 потока)</w:t>
             </w:r>
             <w:r>
               <w:rPr>
-                <w:b/>
-                <w:bCs/>
-                <w:sz w:val="16"/>
-                <w:szCs w:val="16"/>
-              </w:rPr>
-              <w:t xml:space="preserve"> (4 потока)</w:t>
+                <w:rFonts w:ascii="Times New Roman" w:hAnsi="Times New Roman" w:eastAsia="Times New Roman" w:cs="Times New Roman"/>
+                <w:sz w:val="28"/>
+                <w:szCs w:val="28"/>
+              </w:rPr>
             </w:r>
             <w:r>
               <w:rPr>
-                <w:sz w:val="16"/>
-                <w:szCs w:val="16"/>
-              </w:rPr>
-            </w:r>
-            <w:r>
-              <w:rPr>
-                <w:sz w:val="16"/>
-                <w:szCs w:val="16"/>
+                <w:rFonts w:ascii="Times New Roman" w:hAnsi="Times New Roman" w:eastAsia="Times New Roman" w:cs="Times New Roman"/>
+                <w:sz w:val="28"/>
+                <w:szCs w:val="28"/>
               </w:rPr>
             </w:r>
           </w:p>
         </w:tc>
         <w:tc>
           <w:tcPr>
-            <w:tcBorders/>
-            <w:tcW w:w="1263" w:type="dxa"/>
+            <w:tcBorders>
+              <w:top w:val="none" w:color="000000" w:sz="4" w:space="0"/>
+              <w:left w:val="none" w:color="000000" w:sz="4" w:space="0"/>
+              <w:bottom w:val="none" w:color="000000" w:sz="4" w:space="0"/>
+              <w:right w:val="none" w:color="000000" w:sz="4" w:space="0"/>
+            </w:tcBorders>
+            <w:tcMar>
+              <w:left w:w="0" w:type="dxa"/>
+              <w:top w:w="0" w:type="dxa"/>
+              <w:right w:w="0" w:type="dxa"/>
+              <w:bottom w:w="0" w:type="dxa"/>
+            </w:tcMar>
+            <w:tcW w:w="1417" w:type="dxa"/>
+            <w:vAlign w:val="bottom"/>
             <w:textDirection w:val="lrTb"/>
             <w:noWrap w:val="false"/>
           </w:tcPr>
           <w:p>
             <w:pPr>
+              <w:pStyle w:val="926"/>
               <w:pBdr/>
-              <w:tabs>
-                <w:tab w:val="left" w:leader="none" w:pos="404"/>
-              </w:tabs>
-              <w:spacing w:before="208" w:line="280" w:lineRule="auto"/>
-              <w:ind w:right="626"/>
-              <w:jc w:val="center"/>
-              <w:rPr>
-                <w:sz w:val="16"/>
-                <w:szCs w:val="16"/>
+              <w:spacing/>
+              <w:ind/>
+              <w:rPr>
+                <w:rFonts w:ascii="Times New Roman" w:hAnsi="Times New Roman" w:cs="Times New Roman"/>
+                <w:sz w:val="28"/>
+                <w:szCs w:val="28"/>
               </w:rPr>
             </w:pPr>
             <w:r>
               <w:rPr>
-                <w:b/>
-                <w:bCs/>
-                <w:sz w:val="16"/>
-                <w:szCs w:val="16"/>
-              </w:rPr>
-              <w:t xml:space="preserve">Speedup</w:t>
+                <w:rFonts w:ascii="Times New Roman" w:hAnsi="Times New Roman" w:eastAsia="Times New Roman" w:cs="Times New Roman"/>
+                <w:b w:val="0"/>
+                <w:i w:val="0"/>
+                <w:strike w:val="0"/>
+                <w:color w:val="000000"/>
+                <w:sz w:val="28"/>
+                <w:szCs w:val="28"/>
+                <w:u w:val="none"/>
+                <w:vertAlign w:val="baseline"/>
+              </w:rPr>
+              <w:t xml:space="preserve">Speed up (8 потока)</w:t>
             </w:r>
             <w:r>
               <w:rPr>
-                <w:b/>
-                <w:bCs/>
-                <w:sz w:val="16"/>
-                <w:szCs w:val="16"/>
-              </w:rPr>
-              <w:t xml:space="preserve"> (8 потока)</w:t>
+                <w:rFonts w:ascii="Times New Roman" w:hAnsi="Times New Roman" w:eastAsia="Times New Roman" w:cs="Times New Roman"/>
+                <w:sz w:val="28"/>
+                <w:szCs w:val="28"/>
+              </w:rPr>
             </w:r>
             <w:r>
               <w:rPr>
-                <w:sz w:val="16"/>
-                <w:szCs w:val="16"/>
-              </w:rPr>
-            </w:r>
-            <w:r>
-              <w:rPr>
-                <w:sz w:val="16"/>
-                <w:szCs w:val="16"/>
+                <w:rFonts w:ascii="Times New Roman" w:hAnsi="Times New Roman" w:eastAsia="Times New Roman" w:cs="Times New Roman"/>
+                <w:sz w:val="28"/>
+                <w:szCs w:val="28"/>
               </w:rPr>
             </w:r>
           </w:p>
@@ -3697,1461 +4351,3466 @@
       </w:tr>
       <w:tr>
         <w:trPr>
-          <w:trHeight w:val="264"/>
+          <w:trHeight w:val="0"/>
         </w:trPr>
         <w:tc>
           <w:tcPr>
-            <w:tcBorders/>
-            <w:tcW w:w="1518" w:type="dxa"/>
+            <w:tcBorders>
+              <w:top w:val="none" w:color="000000" w:sz="4" w:space="0"/>
+              <w:left w:val="none" w:color="000000" w:sz="4" w:space="0"/>
+              <w:bottom w:val="none" w:color="000000" w:sz="4" w:space="0"/>
+              <w:right w:val="none" w:color="000000" w:sz="4" w:space="0"/>
+            </w:tcBorders>
+            <w:tcMar>
+              <w:left w:w="0" w:type="dxa"/>
+              <w:top w:w="0" w:type="dxa"/>
+              <w:right w:w="0" w:type="dxa"/>
+              <w:bottom w:w="0" w:type="dxa"/>
+            </w:tcMar>
+            <w:tcW w:w="956" w:type="dxa"/>
+            <w:vAlign w:val="bottom"/>
             <w:textDirection w:val="lrTb"/>
             <w:noWrap w:val="false"/>
           </w:tcPr>
           <w:p>
             <w:pPr>
+              <w:pStyle w:val="926"/>
               <w:pBdr/>
-              <w:tabs>
-                <w:tab w:val="left" w:leader="none" w:pos="404"/>
-              </w:tabs>
-              <w:spacing w:before="208" w:line="280" w:lineRule="auto"/>
-              <w:ind w:right="626"/>
-              <w:jc w:val="center"/>
-              <w:rPr/>
+              <w:spacing/>
+              <w:ind/>
+              <w:rPr>
+                <w:rFonts w:ascii="Times New Roman" w:hAnsi="Times New Roman" w:cs="Times New Roman"/>
+                <w:sz w:val="28"/>
+                <w:szCs w:val="28"/>
+              </w:rPr>
             </w:pPr>
             <w:r>
+              <w:rPr>
+                <w:rFonts w:ascii="Times New Roman" w:hAnsi="Times New Roman" w:eastAsia="Times New Roman" w:cs="Times New Roman"/>
+                <w:b w:val="0"/>
+                <w:i w:val="0"/>
+                <w:strike w:val="0"/>
+                <w:color w:val="000000"/>
+                <w:sz w:val="28"/>
+                <w:szCs w:val="28"/>
+                <w:u w:val="none"/>
+                <w:vertAlign w:val="baseline"/>
+              </w:rPr>
               <w:t xml:space="preserve">100</w:t>
             </w:r>
-            <w:r/>
+            <w:r>
+              <w:rPr>
+                <w:rFonts w:ascii="Times New Roman" w:hAnsi="Times New Roman" w:eastAsia="Times New Roman" w:cs="Times New Roman"/>
+                <w:sz w:val="28"/>
+                <w:szCs w:val="28"/>
+              </w:rPr>
+            </w:r>
+            <w:r>
+              <w:rPr>
+                <w:rFonts w:ascii="Times New Roman" w:hAnsi="Times New Roman" w:eastAsia="Times New Roman" w:cs="Times New Roman"/>
+                <w:sz w:val="28"/>
+                <w:szCs w:val="28"/>
+              </w:rPr>
+            </w:r>
           </w:p>
         </w:tc>
         <w:tc>
           <w:tcPr>
-            <w:tcBorders/>
-            <w:tcW w:w="1237" w:type="dxa"/>
+            <w:tcBorders>
+              <w:top w:val="none" w:color="000000" w:sz="4" w:space="0"/>
+              <w:left w:val="none" w:color="000000" w:sz="4" w:space="0"/>
+              <w:bottom w:val="none" w:color="000000" w:sz="4" w:space="0"/>
+              <w:right w:val="none" w:color="000000" w:sz="4" w:space="0"/>
+            </w:tcBorders>
+            <w:tcMar>
+              <w:left w:w="0" w:type="dxa"/>
+              <w:top w:w="0" w:type="dxa"/>
+              <w:right w:w="0" w:type="dxa"/>
+              <w:bottom w:w="0" w:type="dxa"/>
+            </w:tcMar>
+            <w:tcW w:w="1453" w:type="dxa"/>
+            <w:vAlign w:val="bottom"/>
             <w:textDirection w:val="lrTb"/>
             <w:noWrap w:val="false"/>
           </w:tcPr>
           <w:p>
             <w:pPr>
+              <w:pStyle w:val="926"/>
               <w:pBdr/>
-              <w:tabs>
-                <w:tab w:val="left" w:leader="none" w:pos="404"/>
-              </w:tabs>
-              <w:spacing w:before="208" w:line="280" w:lineRule="auto"/>
-              <w:ind w:right="626"/>
-              <w:jc w:val="center"/>
-              <w:rPr/>
+              <w:spacing/>
+              <w:ind/>
+              <w:rPr>
+                <w:rFonts w:ascii="Times New Roman" w:hAnsi="Times New Roman" w:cs="Times New Roman"/>
+                <w:sz w:val="28"/>
+                <w:szCs w:val="28"/>
+              </w:rPr>
             </w:pPr>
             <w:r>
+              <w:rPr>
+                <w:rFonts w:ascii="Times New Roman" w:hAnsi="Times New Roman" w:eastAsia="Times New Roman" w:cs="Times New Roman"/>
+                <w:b w:val="0"/>
+                <w:i w:val="0"/>
+                <w:strike w:val="0"/>
+                <w:color w:val="000000"/>
+                <w:sz w:val="28"/>
+                <w:szCs w:val="28"/>
+                <w:u w:val="none"/>
+                <w:vertAlign w:val="baseline"/>
+              </w:rPr>
               <w:t xml:space="preserve">9.34e-06</w:t>
             </w:r>
-            <w:r/>
+            <w:r>
+              <w:rPr>
+                <w:rFonts w:ascii="Times New Roman" w:hAnsi="Times New Roman" w:eastAsia="Times New Roman" w:cs="Times New Roman"/>
+                <w:sz w:val="28"/>
+                <w:szCs w:val="28"/>
+              </w:rPr>
+            </w:r>
+            <w:r>
+              <w:rPr>
+                <w:rFonts w:ascii="Times New Roman" w:hAnsi="Times New Roman" w:eastAsia="Times New Roman" w:cs="Times New Roman"/>
+                <w:sz w:val="28"/>
+                <w:szCs w:val="28"/>
+              </w:rPr>
+            </w:r>
           </w:p>
         </w:tc>
         <w:tc>
           <w:tcPr>
-            <w:tcBorders/>
-            <w:tcW w:w="1490" w:type="dxa"/>
+            <w:tcBorders>
+              <w:top w:val="none" w:color="000000" w:sz="4" w:space="0"/>
+              <w:left w:val="none" w:color="000000" w:sz="4" w:space="0"/>
+              <w:bottom w:val="none" w:color="000000" w:sz="4" w:space="0"/>
+              <w:right w:val="none" w:color="000000" w:sz="4" w:space="0"/>
+            </w:tcBorders>
+            <w:tcMar>
+              <w:left w:w="0" w:type="dxa"/>
+              <w:top w:w="0" w:type="dxa"/>
+              <w:right w:w="0" w:type="dxa"/>
+              <w:bottom w:w="0" w:type="dxa"/>
+            </w:tcMar>
+            <w:tcW w:w="1296" w:type="dxa"/>
+            <w:vAlign w:val="bottom"/>
             <w:textDirection w:val="lrTb"/>
             <w:noWrap w:val="false"/>
           </w:tcPr>
           <w:p>
             <w:pPr>
+              <w:pStyle w:val="926"/>
               <w:pBdr/>
-              <w:tabs>
-                <w:tab w:val="left" w:leader="none" w:pos="404"/>
-              </w:tabs>
-              <w:spacing w:before="208" w:line="280" w:lineRule="auto"/>
-              <w:ind w:right="626"/>
-              <w:jc w:val="center"/>
-              <w:rPr/>
+              <w:spacing/>
+              <w:ind/>
+              <w:rPr>
+                <w:rFonts w:ascii="Times New Roman" w:hAnsi="Times New Roman" w:cs="Times New Roman"/>
+                <w:sz w:val="28"/>
+                <w:szCs w:val="28"/>
+              </w:rPr>
             </w:pPr>
             <w:r>
+              <w:rPr>
+                <w:rFonts w:ascii="Times New Roman" w:hAnsi="Times New Roman" w:eastAsia="Times New Roman" w:cs="Times New Roman"/>
+                <w:b w:val="0"/>
+                <w:i w:val="0"/>
+                <w:strike w:val="0"/>
+                <w:color w:val="000000"/>
+                <w:sz w:val="28"/>
+                <w:szCs w:val="28"/>
+                <w:u w:val="none"/>
+                <w:vertAlign w:val="baseline"/>
+              </w:rPr>
               <w:t xml:space="preserve">2.15e-05</w:t>
             </w:r>
-            <w:r/>
+            <w:r>
+              <w:rPr>
+                <w:rFonts w:ascii="Times New Roman" w:hAnsi="Times New Roman" w:eastAsia="Times New Roman" w:cs="Times New Roman"/>
+                <w:sz w:val="28"/>
+                <w:szCs w:val="28"/>
+              </w:rPr>
+            </w:r>
+            <w:r>
+              <w:rPr>
+                <w:rFonts w:ascii="Times New Roman" w:hAnsi="Times New Roman" w:eastAsia="Times New Roman" w:cs="Times New Roman"/>
+                <w:sz w:val="28"/>
+                <w:szCs w:val="28"/>
+              </w:rPr>
+            </w:r>
           </w:p>
         </w:tc>
         <w:tc>
           <w:tcPr>
-            <w:tcBorders/>
-            <w:tcW w:w="1490" w:type="dxa"/>
+            <w:tcBorders>
+              <w:top w:val="none" w:color="000000" w:sz="4" w:space="0"/>
+              <w:left w:val="none" w:color="000000" w:sz="4" w:space="0"/>
+              <w:bottom w:val="none" w:color="000000" w:sz="4" w:space="0"/>
+              <w:right w:val="none" w:color="000000" w:sz="4" w:space="0"/>
+            </w:tcBorders>
+            <w:tcMar>
+              <w:left w:w="0" w:type="dxa"/>
+              <w:top w:w="0" w:type="dxa"/>
+              <w:right w:w="0" w:type="dxa"/>
+              <w:bottom w:w="0" w:type="dxa"/>
+            </w:tcMar>
+            <w:tcW w:w="1375" w:type="dxa"/>
+            <w:vAlign w:val="bottom"/>
             <w:textDirection w:val="lrTb"/>
             <w:noWrap w:val="false"/>
           </w:tcPr>
           <w:p>
             <w:pPr>
+              <w:pStyle w:val="926"/>
               <w:pBdr/>
-              <w:tabs>
-                <w:tab w:val="left" w:leader="none" w:pos="404"/>
-              </w:tabs>
-              <w:spacing w:before="208" w:line="280" w:lineRule="auto"/>
-              <w:ind w:right="626"/>
-              <w:jc w:val="center"/>
-              <w:rPr/>
+              <w:spacing/>
+              <w:ind/>
+              <w:rPr>
+                <w:rFonts w:ascii="Times New Roman" w:hAnsi="Times New Roman" w:cs="Times New Roman"/>
+                <w:sz w:val="28"/>
+                <w:szCs w:val="28"/>
+              </w:rPr>
             </w:pPr>
             <w:r>
+              <w:rPr>
+                <w:rFonts w:ascii="Times New Roman" w:hAnsi="Times New Roman" w:eastAsia="Times New Roman" w:cs="Times New Roman"/>
+                <w:b w:val="0"/>
+                <w:i w:val="0"/>
+                <w:strike w:val="0"/>
+                <w:color w:val="000000"/>
+                <w:sz w:val="28"/>
+                <w:szCs w:val="28"/>
+                <w:u w:val="none"/>
+                <w:vertAlign w:val="baseline"/>
+              </w:rPr>
               <w:t xml:space="preserve">4.78e-06</w:t>
             </w:r>
-            <w:r/>
+            <w:r>
+              <w:rPr>
+                <w:rFonts w:ascii="Times New Roman" w:hAnsi="Times New Roman" w:eastAsia="Times New Roman" w:cs="Times New Roman"/>
+                <w:sz w:val="28"/>
+                <w:szCs w:val="28"/>
+              </w:rPr>
+            </w:r>
+            <w:r>
+              <w:rPr>
+                <w:rFonts w:ascii="Times New Roman" w:hAnsi="Times New Roman" w:eastAsia="Times New Roman" w:cs="Times New Roman"/>
+                <w:sz w:val="28"/>
+                <w:szCs w:val="28"/>
+              </w:rPr>
+            </w:r>
           </w:p>
         </w:tc>
         <w:tc>
           <w:tcPr>
-            <w:tcBorders/>
-            <w:tcW w:w="1490" w:type="dxa"/>
+            <w:tcBorders>
+              <w:top w:val="none" w:color="000000" w:sz="4" w:space="0"/>
+              <w:left w:val="none" w:color="000000" w:sz="4" w:space="0"/>
+              <w:bottom w:val="none" w:color="000000" w:sz="4" w:space="0"/>
+              <w:right w:val="none" w:color="000000" w:sz="4" w:space="0"/>
+            </w:tcBorders>
+            <w:tcMar>
+              <w:left w:w="0" w:type="dxa"/>
+              <w:top w:w="0" w:type="dxa"/>
+              <w:right w:w="0" w:type="dxa"/>
+              <w:bottom w:w="0" w:type="dxa"/>
+            </w:tcMar>
+            <w:tcW w:w="1375" w:type="dxa"/>
+            <w:vAlign w:val="bottom"/>
             <w:textDirection w:val="lrTb"/>
             <w:noWrap w:val="false"/>
           </w:tcPr>
           <w:p>
             <w:pPr>
+              <w:pStyle w:val="926"/>
               <w:pBdr/>
-              <w:tabs>
-                <w:tab w:val="left" w:leader="none" w:pos="404"/>
-              </w:tabs>
-              <w:spacing w:before="208" w:line="280" w:lineRule="auto"/>
-              <w:ind w:right="626"/>
-              <w:jc w:val="center"/>
-              <w:rPr/>
+              <w:spacing/>
+              <w:ind/>
+              <w:rPr>
+                <w:rFonts w:ascii="Times New Roman" w:hAnsi="Times New Roman" w:cs="Times New Roman"/>
+                <w:sz w:val="28"/>
+                <w:szCs w:val="28"/>
+              </w:rPr>
             </w:pPr>
             <w:r>
+              <w:rPr>
+                <w:rFonts w:ascii="Times New Roman" w:hAnsi="Times New Roman" w:eastAsia="Times New Roman" w:cs="Times New Roman"/>
+                <w:b w:val="0"/>
+                <w:i w:val="0"/>
+                <w:strike w:val="0"/>
+                <w:color w:val="000000"/>
+                <w:sz w:val="28"/>
+                <w:szCs w:val="28"/>
+                <w:u w:val="none"/>
+                <w:vertAlign w:val="baseline"/>
+              </w:rPr>
               <w:t xml:space="preserve">6.12e-06</w:t>
             </w:r>
-            <w:r/>
+            <w:r>
+              <w:rPr>
+                <w:rFonts w:ascii="Times New Roman" w:hAnsi="Times New Roman" w:eastAsia="Times New Roman" w:cs="Times New Roman"/>
+                <w:sz w:val="28"/>
+                <w:szCs w:val="28"/>
+              </w:rPr>
+            </w:r>
+            <w:r>
+              <w:rPr>
+                <w:rFonts w:ascii="Times New Roman" w:hAnsi="Times New Roman" w:eastAsia="Times New Roman" w:cs="Times New Roman"/>
+                <w:sz w:val="28"/>
+                <w:szCs w:val="28"/>
+              </w:rPr>
+            </w:r>
           </w:p>
         </w:tc>
         <w:tc>
           <w:tcPr>
-            <w:tcBorders/>
-            <w:tcW w:w="1263" w:type="dxa"/>
+            <w:tcBorders>
+              <w:top w:val="none" w:color="000000" w:sz="4" w:space="0"/>
+              <w:left w:val="none" w:color="000000" w:sz="4" w:space="0"/>
+              <w:bottom w:val="none" w:color="000000" w:sz="4" w:space="0"/>
+              <w:right w:val="none" w:color="000000" w:sz="4" w:space="0"/>
+            </w:tcBorders>
+            <w:tcMar>
+              <w:left w:w="0" w:type="dxa"/>
+              <w:top w:w="0" w:type="dxa"/>
+              <w:right w:w="0" w:type="dxa"/>
+              <w:bottom w:w="0" w:type="dxa"/>
+            </w:tcMar>
+            <w:tcW w:w="945" w:type="dxa"/>
+            <w:vAlign w:val="bottom"/>
             <w:textDirection w:val="lrTb"/>
             <w:noWrap w:val="false"/>
           </w:tcPr>
           <w:p>
             <w:pPr>
+              <w:pStyle w:val="926"/>
               <w:pBdr/>
-              <w:tabs>
-                <w:tab w:val="left" w:leader="none" w:pos="404"/>
-              </w:tabs>
-              <w:spacing w:before="208" w:line="280" w:lineRule="auto"/>
-              <w:ind w:right="626"/>
-              <w:jc w:val="center"/>
-              <w:rPr/>
+              <w:spacing/>
+              <w:ind/>
+              <w:rPr>
+                <w:rFonts w:ascii="Times New Roman" w:hAnsi="Times New Roman" w:cs="Times New Roman"/>
+                <w:sz w:val="28"/>
+                <w:szCs w:val="28"/>
+              </w:rPr>
             </w:pPr>
             <w:r>
-              <w:t xml:space="preserve">0.4344</w:t>
+              <w:rPr>
+                <w:rFonts w:ascii="Times New Roman" w:hAnsi="Times New Roman" w:eastAsia="Times New Roman" w:cs="Times New Roman"/>
+                <w:b w:val="0"/>
+                <w:i w:val="0"/>
+                <w:strike w:val="0"/>
+                <w:color w:val="000000"/>
+                <w:sz w:val="28"/>
+                <w:szCs w:val="28"/>
+                <w:u w:val="none"/>
+                <w:vertAlign w:val="baseline"/>
+              </w:rPr>
+              <w:t xml:space="preserve">0.43</w:t>
             </w:r>
-            <w:r/>
+            <w:r>
+              <w:rPr>
+                <w:rFonts w:ascii="Times New Roman" w:hAnsi="Times New Roman" w:eastAsia="Times New Roman" w:cs="Times New Roman"/>
+                <w:sz w:val="28"/>
+                <w:szCs w:val="28"/>
+              </w:rPr>
+            </w:r>
+            <w:r>
+              <w:rPr>
+                <w:rFonts w:ascii="Times New Roman" w:hAnsi="Times New Roman" w:eastAsia="Times New Roman" w:cs="Times New Roman"/>
+                <w:sz w:val="28"/>
+                <w:szCs w:val="28"/>
+              </w:rPr>
+            </w:r>
           </w:p>
         </w:tc>
         <w:tc>
           <w:tcPr>
-            <w:tcBorders/>
-            <w:tcW w:w="1263" w:type="dxa"/>
+            <w:tcBorders>
+              <w:top w:val="none" w:color="000000" w:sz="4" w:space="0"/>
+              <w:left w:val="none" w:color="000000" w:sz="4" w:space="0"/>
+              <w:bottom w:val="none" w:color="000000" w:sz="4" w:space="0"/>
+              <w:right w:val="none" w:color="000000" w:sz="4" w:space="0"/>
+            </w:tcBorders>
+            <w:tcMar>
+              <w:left w:w="0" w:type="dxa"/>
+              <w:top w:w="0" w:type="dxa"/>
+              <w:right w:w="0" w:type="dxa"/>
+              <w:bottom w:w="0" w:type="dxa"/>
+            </w:tcMar>
+            <w:tcW w:w="963" w:type="dxa"/>
+            <w:vAlign w:val="bottom"/>
             <w:textDirection w:val="lrTb"/>
             <w:noWrap w:val="false"/>
           </w:tcPr>
           <w:p>
             <w:pPr>
+              <w:pStyle w:val="926"/>
               <w:pBdr/>
-              <w:tabs>
-                <w:tab w:val="left" w:leader="none" w:pos="404"/>
-              </w:tabs>
-              <w:spacing w:before="208" w:line="280" w:lineRule="auto"/>
-              <w:ind w:right="626"/>
-              <w:jc w:val="center"/>
-              <w:rPr/>
+              <w:spacing/>
+              <w:ind/>
+              <w:rPr>
+                <w:rFonts w:ascii="Times New Roman" w:hAnsi="Times New Roman" w:cs="Times New Roman"/>
+                <w:sz w:val="28"/>
+                <w:szCs w:val="28"/>
+              </w:rPr>
             </w:pPr>
             <w:r>
-              <w:t xml:space="preserve">1.9540</w:t>
+              <w:rPr>
+                <w:rFonts w:ascii="Times New Roman" w:hAnsi="Times New Roman" w:eastAsia="Times New Roman" w:cs="Times New Roman"/>
+                <w:b w:val="0"/>
+                <w:i w:val="0"/>
+                <w:strike w:val="0"/>
+                <w:color w:val="000000"/>
+                <w:sz w:val="28"/>
+                <w:szCs w:val="28"/>
+                <w:u w:val="none"/>
+                <w:vertAlign w:val="baseline"/>
+              </w:rPr>
+              <w:t xml:space="preserve">1.95</w:t>
             </w:r>
-            <w:r/>
+            <w:r>
+              <w:rPr>
+                <w:rFonts w:ascii="Times New Roman" w:hAnsi="Times New Roman" w:eastAsia="Times New Roman" w:cs="Times New Roman"/>
+                <w:sz w:val="28"/>
+                <w:szCs w:val="28"/>
+              </w:rPr>
+            </w:r>
+            <w:r>
+              <w:rPr>
+                <w:rFonts w:ascii="Times New Roman" w:hAnsi="Times New Roman" w:eastAsia="Times New Roman" w:cs="Times New Roman"/>
+                <w:sz w:val="28"/>
+                <w:szCs w:val="28"/>
+              </w:rPr>
+            </w:r>
           </w:p>
         </w:tc>
         <w:tc>
           <w:tcPr>
-            <w:tcBorders/>
-            <w:tcW w:w="1263" w:type="dxa"/>
+            <w:tcBorders>
+              <w:top w:val="none" w:color="000000" w:sz="4" w:space="0"/>
+              <w:left w:val="none" w:color="000000" w:sz="4" w:space="0"/>
+              <w:bottom w:val="none" w:color="000000" w:sz="4" w:space="0"/>
+              <w:right w:val="none" w:color="000000" w:sz="4" w:space="0"/>
+            </w:tcBorders>
+            <w:tcMar>
+              <w:left w:w="0" w:type="dxa"/>
+              <w:top w:w="0" w:type="dxa"/>
+              <w:right w:w="0" w:type="dxa"/>
+              <w:bottom w:w="0" w:type="dxa"/>
+            </w:tcMar>
+            <w:tcW w:w="1417" w:type="dxa"/>
+            <w:vAlign w:val="bottom"/>
             <w:textDirection w:val="lrTb"/>
             <w:noWrap w:val="false"/>
           </w:tcPr>
           <w:p>
             <w:pPr>
+              <w:pStyle w:val="926"/>
               <w:pBdr/>
-              <w:tabs>
-                <w:tab w:val="left" w:leader="none" w:pos="404"/>
-              </w:tabs>
-              <w:spacing w:before="208" w:line="280" w:lineRule="auto"/>
-              <w:ind w:right="626"/>
-              <w:jc w:val="center"/>
-              <w:rPr/>
+              <w:spacing/>
+              <w:ind/>
+              <w:rPr>
+                <w:rFonts w:ascii="Times New Roman" w:hAnsi="Times New Roman" w:cs="Times New Roman"/>
+                <w:sz w:val="28"/>
+                <w:szCs w:val="28"/>
+              </w:rPr>
             </w:pPr>
             <w:r>
-              <w:t xml:space="preserve">1.5261</w:t>
+              <w:rPr>
+                <w:rFonts w:ascii="Times New Roman" w:hAnsi="Times New Roman" w:eastAsia="Times New Roman" w:cs="Times New Roman"/>
+                <w:b w:val="0"/>
+                <w:i w:val="0"/>
+                <w:strike w:val="0"/>
+                <w:color w:val="000000"/>
+                <w:sz w:val="28"/>
+                <w:szCs w:val="28"/>
+                <w:u w:val="none"/>
+                <w:vertAlign w:val="baseline"/>
+              </w:rPr>
+              <w:t xml:space="preserve">1.53</w:t>
             </w:r>
-            <w:r/>
+            <w:r>
+              <w:rPr>
+                <w:rFonts w:ascii="Times New Roman" w:hAnsi="Times New Roman" w:eastAsia="Times New Roman" w:cs="Times New Roman"/>
+                <w:sz w:val="28"/>
+                <w:szCs w:val="28"/>
+              </w:rPr>
+            </w:r>
+            <w:r>
+              <w:rPr>
+                <w:rFonts w:ascii="Times New Roman" w:hAnsi="Times New Roman" w:eastAsia="Times New Roman" w:cs="Times New Roman"/>
+                <w:sz w:val="28"/>
+                <w:szCs w:val="28"/>
+              </w:rPr>
+            </w:r>
           </w:p>
         </w:tc>
       </w:tr>
       <w:tr>
         <w:trPr>
-          <w:trHeight w:val="264"/>
+          <w:trHeight w:val="0"/>
         </w:trPr>
         <w:tc>
           <w:tcPr>
-            <w:tcBorders/>
-            <w:tcW w:w="1518" w:type="dxa"/>
+            <w:tcBorders>
+              <w:top w:val="none" w:color="000000" w:sz="4" w:space="0"/>
+              <w:left w:val="none" w:color="000000" w:sz="4" w:space="0"/>
+              <w:bottom w:val="none" w:color="000000" w:sz="4" w:space="0"/>
+              <w:right w:val="none" w:color="000000" w:sz="4" w:space="0"/>
+            </w:tcBorders>
+            <w:tcMar>
+              <w:left w:w="0" w:type="dxa"/>
+              <w:top w:w="0" w:type="dxa"/>
+              <w:right w:w="0" w:type="dxa"/>
+              <w:bottom w:w="0" w:type="dxa"/>
+            </w:tcMar>
+            <w:tcW w:w="956" w:type="dxa"/>
+            <w:vAlign w:val="bottom"/>
             <w:textDirection w:val="lrTb"/>
             <w:noWrap w:val="false"/>
           </w:tcPr>
           <w:p>
             <w:pPr>
+              <w:pStyle w:val="926"/>
               <w:pBdr/>
-              <w:tabs>
-                <w:tab w:val="left" w:leader="none" w:pos="404"/>
-              </w:tabs>
-              <w:spacing w:before="208" w:line="280" w:lineRule="auto"/>
-              <w:ind w:right="626"/>
-              <w:jc w:val="center"/>
-              <w:rPr/>
+              <w:spacing/>
+              <w:ind/>
+              <w:rPr>
+                <w:rFonts w:ascii="Times New Roman" w:hAnsi="Times New Roman" w:cs="Times New Roman"/>
+                <w:sz w:val="28"/>
+                <w:szCs w:val="28"/>
+              </w:rPr>
             </w:pPr>
             <w:r>
+              <w:rPr>
+                <w:rFonts w:ascii="Times New Roman" w:hAnsi="Times New Roman" w:eastAsia="Times New Roman" w:cs="Times New Roman"/>
+                <w:b w:val="0"/>
+                <w:i w:val="0"/>
+                <w:strike w:val="0"/>
+                <w:color w:val="000000"/>
+                <w:sz w:val="28"/>
+                <w:szCs w:val="28"/>
+                <w:u w:val="none"/>
+                <w:vertAlign w:val="baseline"/>
+              </w:rPr>
               <w:t xml:space="preserve">1000</w:t>
             </w:r>
-            <w:r/>
+            <w:r>
+              <w:rPr>
+                <w:rFonts w:ascii="Times New Roman" w:hAnsi="Times New Roman" w:eastAsia="Times New Roman" w:cs="Times New Roman"/>
+                <w:sz w:val="28"/>
+                <w:szCs w:val="28"/>
+              </w:rPr>
+            </w:r>
+            <w:r>
+              <w:rPr>
+                <w:rFonts w:ascii="Times New Roman" w:hAnsi="Times New Roman" w:eastAsia="Times New Roman" w:cs="Times New Roman"/>
+                <w:sz w:val="28"/>
+                <w:szCs w:val="28"/>
+              </w:rPr>
+            </w:r>
           </w:p>
         </w:tc>
         <w:tc>
           <w:tcPr>
-            <w:tcBorders/>
-            <w:tcW w:w="1237" w:type="dxa"/>
+            <w:tcBorders>
+              <w:top w:val="none" w:color="000000" w:sz="4" w:space="0"/>
+              <w:left w:val="none" w:color="000000" w:sz="4" w:space="0"/>
+              <w:bottom w:val="none" w:color="000000" w:sz="4" w:space="0"/>
+              <w:right w:val="none" w:color="000000" w:sz="4" w:space="0"/>
+            </w:tcBorders>
+            <w:tcMar>
+              <w:left w:w="0" w:type="dxa"/>
+              <w:top w:w="0" w:type="dxa"/>
+              <w:right w:w="0" w:type="dxa"/>
+              <w:bottom w:w="0" w:type="dxa"/>
+            </w:tcMar>
+            <w:tcW w:w="1453" w:type="dxa"/>
+            <w:vAlign w:val="bottom"/>
             <w:textDirection w:val="lrTb"/>
             <w:noWrap w:val="false"/>
           </w:tcPr>
           <w:p>
             <w:pPr>
+              <w:pStyle w:val="926"/>
               <w:pBdr/>
-              <w:tabs>
-                <w:tab w:val="left" w:leader="none" w:pos="404"/>
-              </w:tabs>
-              <w:spacing w:before="208" w:line="280" w:lineRule="auto"/>
-              <w:ind w:right="626"/>
-              <w:jc w:val="center"/>
-              <w:rPr/>
+              <w:spacing/>
+              <w:ind/>
+              <w:rPr>
+                <w:rFonts w:ascii="Times New Roman" w:hAnsi="Times New Roman" w:cs="Times New Roman"/>
+                <w:sz w:val="28"/>
+                <w:szCs w:val="28"/>
+              </w:rPr>
             </w:pPr>
             <w:r>
+              <w:rPr>
+                <w:rFonts w:ascii="Times New Roman" w:hAnsi="Times New Roman" w:eastAsia="Times New Roman" w:cs="Times New Roman"/>
+                <w:b w:val="0"/>
+                <w:i w:val="0"/>
+                <w:strike w:val="0"/>
+                <w:color w:val="000000"/>
+                <w:sz w:val="28"/>
+                <w:szCs w:val="28"/>
+                <w:u w:val="none"/>
+                <w:vertAlign w:val="baseline"/>
+              </w:rPr>
               <w:t xml:space="preserve">3.87e-06</w:t>
             </w:r>
-            <w:r/>
+            <w:r>
+              <w:rPr>
+                <w:rFonts w:ascii="Times New Roman" w:hAnsi="Times New Roman" w:eastAsia="Times New Roman" w:cs="Times New Roman"/>
+                <w:sz w:val="28"/>
+                <w:szCs w:val="28"/>
+              </w:rPr>
+            </w:r>
+            <w:r>
+              <w:rPr>
+                <w:rFonts w:ascii="Times New Roman" w:hAnsi="Times New Roman" w:eastAsia="Times New Roman" w:cs="Times New Roman"/>
+                <w:sz w:val="28"/>
+                <w:szCs w:val="28"/>
+              </w:rPr>
+            </w:r>
           </w:p>
         </w:tc>
         <w:tc>
           <w:tcPr>
-            <w:tcBorders/>
-            <w:tcW w:w="1490" w:type="dxa"/>
+            <w:tcBorders>
+              <w:top w:val="none" w:color="000000" w:sz="4" w:space="0"/>
+              <w:left w:val="none" w:color="000000" w:sz="4" w:space="0"/>
+              <w:bottom w:val="none" w:color="000000" w:sz="4" w:space="0"/>
+              <w:right w:val="none" w:color="000000" w:sz="4" w:space="0"/>
+            </w:tcBorders>
+            <w:tcMar>
+              <w:left w:w="0" w:type="dxa"/>
+              <w:top w:w="0" w:type="dxa"/>
+              <w:right w:w="0" w:type="dxa"/>
+              <w:bottom w:w="0" w:type="dxa"/>
+            </w:tcMar>
+            <w:tcW w:w="1296" w:type="dxa"/>
+            <w:vAlign w:val="bottom"/>
             <w:textDirection w:val="lrTb"/>
             <w:noWrap w:val="false"/>
           </w:tcPr>
           <w:p>
             <w:pPr>
+              <w:pStyle w:val="926"/>
               <w:pBdr/>
-              <w:tabs>
-                <w:tab w:val="left" w:leader="none" w:pos="404"/>
-              </w:tabs>
-              <w:spacing w:before="208" w:line="280" w:lineRule="auto"/>
-              <w:ind w:right="626"/>
-              <w:jc w:val="center"/>
-              <w:rPr/>
+              <w:spacing/>
+              <w:ind/>
+              <w:rPr>
+                <w:rFonts w:ascii="Times New Roman" w:hAnsi="Times New Roman" w:cs="Times New Roman"/>
+                <w:sz w:val="28"/>
+                <w:szCs w:val="28"/>
+              </w:rPr>
             </w:pPr>
             <w:r>
+              <w:rPr>
+                <w:rFonts w:ascii="Times New Roman" w:hAnsi="Times New Roman" w:eastAsia="Times New Roman" w:cs="Times New Roman"/>
+                <w:b w:val="0"/>
+                <w:i w:val="0"/>
+                <w:strike w:val="0"/>
+                <w:color w:val="000000"/>
+                <w:sz w:val="28"/>
+                <w:szCs w:val="28"/>
+                <w:u w:val="none"/>
+                <w:vertAlign w:val="baseline"/>
+              </w:rPr>
               <w:t xml:space="preserve">1.24e-05</w:t>
             </w:r>
-            <w:r/>
+            <w:r>
+              <w:rPr>
+                <w:rFonts w:ascii="Times New Roman" w:hAnsi="Times New Roman" w:eastAsia="Times New Roman" w:cs="Times New Roman"/>
+                <w:sz w:val="28"/>
+                <w:szCs w:val="28"/>
+              </w:rPr>
+            </w:r>
+            <w:r>
+              <w:rPr>
+                <w:rFonts w:ascii="Times New Roman" w:hAnsi="Times New Roman" w:eastAsia="Times New Roman" w:cs="Times New Roman"/>
+                <w:sz w:val="28"/>
+                <w:szCs w:val="28"/>
+              </w:rPr>
+            </w:r>
           </w:p>
         </w:tc>
         <w:tc>
           <w:tcPr>
-            <w:tcBorders/>
-            <w:tcW w:w="1490" w:type="dxa"/>
+            <w:tcBorders>
+              <w:top w:val="none" w:color="000000" w:sz="4" w:space="0"/>
+              <w:left w:val="none" w:color="000000" w:sz="4" w:space="0"/>
+              <w:bottom w:val="none" w:color="000000" w:sz="4" w:space="0"/>
+              <w:right w:val="none" w:color="000000" w:sz="4" w:space="0"/>
+            </w:tcBorders>
+            <w:tcMar>
+              <w:left w:w="0" w:type="dxa"/>
+              <w:top w:w="0" w:type="dxa"/>
+              <w:right w:w="0" w:type="dxa"/>
+              <w:bottom w:w="0" w:type="dxa"/>
+            </w:tcMar>
+            <w:tcW w:w="1375" w:type="dxa"/>
+            <w:vAlign w:val="bottom"/>
             <w:textDirection w:val="lrTb"/>
             <w:noWrap w:val="false"/>
           </w:tcPr>
           <w:p>
             <w:pPr>
+              <w:pStyle w:val="926"/>
               <w:pBdr/>
-              <w:tabs>
-                <w:tab w:val="left" w:leader="none" w:pos="404"/>
-              </w:tabs>
-              <w:spacing w:before="208" w:line="280" w:lineRule="auto"/>
-              <w:ind w:right="626"/>
-              <w:jc w:val="center"/>
-              <w:rPr/>
+              <w:spacing/>
+              <w:ind/>
+              <w:rPr>
+                <w:rFonts w:ascii="Times New Roman" w:hAnsi="Times New Roman" w:cs="Times New Roman"/>
+                <w:sz w:val="28"/>
+                <w:szCs w:val="28"/>
+              </w:rPr>
             </w:pPr>
             <w:r>
+              <w:rPr>
+                <w:rFonts w:ascii="Times New Roman" w:hAnsi="Times New Roman" w:eastAsia="Times New Roman" w:cs="Times New Roman"/>
+                <w:b w:val="0"/>
+                <w:i w:val="0"/>
+                <w:strike w:val="0"/>
+                <w:color w:val="000000"/>
+                <w:sz w:val="28"/>
+                <w:szCs w:val="28"/>
+                <w:u w:val="none"/>
+                <w:vertAlign w:val="baseline"/>
+              </w:rPr>
               <w:t xml:space="preserve">8.93e-06</w:t>
             </w:r>
-            <w:r/>
+            <w:r>
+              <w:rPr>
+                <w:rFonts w:ascii="Times New Roman" w:hAnsi="Times New Roman" w:eastAsia="Times New Roman" w:cs="Times New Roman"/>
+                <w:sz w:val="28"/>
+                <w:szCs w:val="28"/>
+              </w:rPr>
+            </w:r>
+            <w:r>
+              <w:rPr>
+                <w:rFonts w:ascii="Times New Roman" w:hAnsi="Times New Roman" w:eastAsia="Times New Roman" w:cs="Times New Roman"/>
+                <w:sz w:val="28"/>
+                <w:szCs w:val="28"/>
+              </w:rPr>
+            </w:r>
           </w:p>
         </w:tc>
         <w:tc>
           <w:tcPr>
-            <w:tcBorders/>
-            <w:tcW w:w="1490" w:type="dxa"/>
+            <w:tcBorders>
+              <w:top w:val="none" w:color="000000" w:sz="4" w:space="0"/>
+              <w:left w:val="none" w:color="000000" w:sz="4" w:space="0"/>
+              <w:bottom w:val="none" w:color="000000" w:sz="4" w:space="0"/>
+              <w:right w:val="none" w:color="000000" w:sz="4" w:space="0"/>
+            </w:tcBorders>
+            <w:tcMar>
+              <w:left w:w="0" w:type="dxa"/>
+              <w:top w:w="0" w:type="dxa"/>
+              <w:right w:w="0" w:type="dxa"/>
+              <w:bottom w:w="0" w:type="dxa"/>
+            </w:tcMar>
+            <w:tcW w:w="1375" w:type="dxa"/>
+            <w:vAlign w:val="bottom"/>
             <w:textDirection w:val="lrTb"/>
             <w:noWrap w:val="false"/>
           </w:tcPr>
           <w:p>
             <w:pPr>
+              <w:pStyle w:val="926"/>
               <w:pBdr/>
-              <w:tabs>
-                <w:tab w:val="left" w:leader="none" w:pos="404"/>
-              </w:tabs>
-              <w:spacing w:before="208" w:line="280" w:lineRule="auto"/>
-              <w:ind w:right="626"/>
-              <w:jc w:val="center"/>
-              <w:rPr/>
+              <w:spacing/>
+              <w:ind/>
+              <w:rPr>
+                <w:rFonts w:ascii="Times New Roman" w:hAnsi="Times New Roman" w:cs="Times New Roman"/>
+                <w:sz w:val="28"/>
+                <w:szCs w:val="28"/>
+              </w:rPr>
             </w:pPr>
             <w:r>
+              <w:rPr>
+                <w:rFonts w:ascii="Times New Roman" w:hAnsi="Times New Roman" w:eastAsia="Times New Roman" w:cs="Times New Roman"/>
+                <w:b w:val="0"/>
+                <w:i w:val="0"/>
+                <w:strike w:val="0"/>
+                <w:color w:val="000000"/>
+                <w:sz w:val="28"/>
+                <w:szCs w:val="28"/>
+                <w:u w:val="none"/>
+                <w:vertAlign w:val="baseline"/>
+              </w:rPr>
               <w:t xml:space="preserve">7.45e-06</w:t>
             </w:r>
-            <w:r/>
+            <w:r>
+              <w:rPr>
+                <w:rFonts w:ascii="Times New Roman" w:hAnsi="Times New Roman" w:eastAsia="Times New Roman" w:cs="Times New Roman"/>
+                <w:sz w:val="28"/>
+                <w:szCs w:val="28"/>
+              </w:rPr>
+            </w:r>
+            <w:r>
+              <w:rPr>
+                <w:rFonts w:ascii="Times New Roman" w:hAnsi="Times New Roman" w:eastAsia="Times New Roman" w:cs="Times New Roman"/>
+                <w:sz w:val="28"/>
+                <w:szCs w:val="28"/>
+              </w:rPr>
+            </w:r>
           </w:p>
         </w:tc>
         <w:tc>
           <w:tcPr>
-            <w:tcBorders/>
-            <w:tcW w:w="1263" w:type="dxa"/>
+            <w:tcBorders>
+              <w:top w:val="none" w:color="000000" w:sz="4" w:space="0"/>
+              <w:left w:val="none" w:color="000000" w:sz="4" w:space="0"/>
+              <w:bottom w:val="none" w:color="000000" w:sz="4" w:space="0"/>
+              <w:right w:val="none" w:color="000000" w:sz="4" w:space="0"/>
+            </w:tcBorders>
+            <w:tcMar>
+              <w:left w:w="0" w:type="dxa"/>
+              <w:top w:w="0" w:type="dxa"/>
+              <w:right w:w="0" w:type="dxa"/>
+              <w:bottom w:w="0" w:type="dxa"/>
+            </w:tcMar>
+            <w:tcW w:w="945" w:type="dxa"/>
+            <w:vAlign w:val="bottom"/>
             <w:textDirection w:val="lrTb"/>
             <w:noWrap w:val="false"/>
           </w:tcPr>
           <w:p>
             <w:pPr>
+              <w:pStyle w:val="926"/>
               <w:pBdr/>
-              <w:tabs>
-                <w:tab w:val="left" w:leader="none" w:pos="404"/>
-              </w:tabs>
-              <w:spacing w:before="208" w:line="280" w:lineRule="auto"/>
-              <w:ind w:right="626"/>
-              <w:jc w:val="center"/>
-              <w:rPr/>
+              <w:spacing/>
+              <w:ind/>
+              <w:rPr>
+                <w:rFonts w:ascii="Times New Roman" w:hAnsi="Times New Roman" w:cs="Times New Roman"/>
+                <w:sz w:val="28"/>
+                <w:szCs w:val="28"/>
+              </w:rPr>
             </w:pPr>
             <w:r>
-              <w:t xml:space="preserve">0.3121</w:t>
+              <w:rPr>
+                <w:rFonts w:ascii="Times New Roman" w:hAnsi="Times New Roman" w:eastAsia="Times New Roman" w:cs="Times New Roman"/>
+                <w:b w:val="0"/>
+                <w:i w:val="0"/>
+                <w:strike w:val="0"/>
+                <w:color w:val="000000"/>
+                <w:sz w:val="28"/>
+                <w:szCs w:val="28"/>
+                <w:u w:val="none"/>
+                <w:vertAlign w:val="baseline"/>
+              </w:rPr>
+              <w:t xml:space="preserve">0.31</w:t>
             </w:r>
-            <w:r/>
+            <w:r>
+              <w:rPr>
+                <w:rFonts w:ascii="Times New Roman" w:hAnsi="Times New Roman" w:eastAsia="Times New Roman" w:cs="Times New Roman"/>
+                <w:sz w:val="28"/>
+                <w:szCs w:val="28"/>
+              </w:rPr>
+            </w:r>
+            <w:r>
+              <w:rPr>
+                <w:rFonts w:ascii="Times New Roman" w:hAnsi="Times New Roman" w:eastAsia="Times New Roman" w:cs="Times New Roman"/>
+                <w:sz w:val="28"/>
+                <w:szCs w:val="28"/>
+              </w:rPr>
+            </w:r>
           </w:p>
         </w:tc>
         <w:tc>
           <w:tcPr>
-            <w:tcBorders/>
-            <w:tcW w:w="1263" w:type="dxa"/>
+            <w:tcBorders>
+              <w:top w:val="none" w:color="000000" w:sz="4" w:space="0"/>
+              <w:left w:val="none" w:color="000000" w:sz="4" w:space="0"/>
+              <w:bottom w:val="none" w:color="000000" w:sz="4" w:space="0"/>
+              <w:right w:val="none" w:color="000000" w:sz="4" w:space="0"/>
+            </w:tcBorders>
+            <w:tcMar>
+              <w:left w:w="0" w:type="dxa"/>
+              <w:top w:w="0" w:type="dxa"/>
+              <w:right w:w="0" w:type="dxa"/>
+              <w:bottom w:w="0" w:type="dxa"/>
+            </w:tcMar>
+            <w:tcW w:w="963" w:type="dxa"/>
+            <w:vAlign w:val="bottom"/>
             <w:textDirection w:val="lrTb"/>
             <w:noWrap w:val="false"/>
           </w:tcPr>
           <w:p>
             <w:pPr>
+              <w:pStyle w:val="926"/>
               <w:pBdr/>
-              <w:tabs>
-                <w:tab w:val="left" w:leader="none" w:pos="404"/>
-              </w:tabs>
-              <w:spacing w:before="208" w:line="280" w:lineRule="auto"/>
-              <w:ind w:right="626"/>
-              <w:jc w:val="center"/>
-              <w:rPr/>
+              <w:spacing/>
+              <w:ind/>
+              <w:rPr>
+                <w:rFonts w:ascii="Times New Roman" w:hAnsi="Times New Roman" w:cs="Times New Roman"/>
+                <w:sz w:val="28"/>
+                <w:szCs w:val="28"/>
+              </w:rPr>
             </w:pPr>
             <w:r>
-              <w:t xml:space="preserve">0.4334</w:t>
+              <w:rPr>
+                <w:rFonts w:ascii="Times New Roman" w:hAnsi="Times New Roman" w:eastAsia="Times New Roman" w:cs="Times New Roman"/>
+                <w:b w:val="0"/>
+                <w:i w:val="0"/>
+                <w:strike w:val="0"/>
+                <w:color w:val="000000"/>
+                <w:sz w:val="28"/>
+                <w:szCs w:val="28"/>
+                <w:u w:val="none"/>
+                <w:vertAlign w:val="baseline"/>
+              </w:rPr>
+              <w:t xml:space="preserve">0.43</w:t>
             </w:r>
-            <w:r/>
+            <w:r>
+              <w:rPr>
+                <w:rFonts w:ascii="Times New Roman" w:hAnsi="Times New Roman" w:eastAsia="Times New Roman" w:cs="Times New Roman"/>
+                <w:sz w:val="28"/>
+                <w:szCs w:val="28"/>
+              </w:rPr>
+            </w:r>
+            <w:r>
+              <w:rPr>
+                <w:rFonts w:ascii="Times New Roman" w:hAnsi="Times New Roman" w:eastAsia="Times New Roman" w:cs="Times New Roman"/>
+                <w:sz w:val="28"/>
+                <w:szCs w:val="28"/>
+              </w:rPr>
+            </w:r>
           </w:p>
         </w:tc>
         <w:tc>
           <w:tcPr>
-            <w:tcBorders/>
-            <w:tcW w:w="1263" w:type="dxa"/>
+            <w:tcBorders>
+              <w:top w:val="none" w:color="000000" w:sz="4" w:space="0"/>
+              <w:left w:val="none" w:color="000000" w:sz="4" w:space="0"/>
+              <w:bottom w:val="none" w:color="000000" w:sz="4" w:space="0"/>
+              <w:right w:val="none" w:color="000000" w:sz="4" w:space="0"/>
+            </w:tcBorders>
+            <w:tcMar>
+              <w:left w:w="0" w:type="dxa"/>
+              <w:top w:w="0" w:type="dxa"/>
+              <w:right w:w="0" w:type="dxa"/>
+              <w:bottom w:w="0" w:type="dxa"/>
+            </w:tcMar>
+            <w:tcW w:w="1417" w:type="dxa"/>
+            <w:vAlign w:val="bottom"/>
             <w:textDirection w:val="lrTb"/>
             <w:noWrap w:val="false"/>
           </w:tcPr>
           <w:p>
             <w:pPr>
+              <w:pStyle w:val="926"/>
               <w:pBdr/>
-              <w:tabs>
-                <w:tab w:val="left" w:leader="none" w:pos="404"/>
-              </w:tabs>
-              <w:spacing w:before="208" w:line="280" w:lineRule="auto"/>
-              <w:ind w:right="626"/>
-              <w:jc w:val="center"/>
-              <w:rPr/>
+              <w:spacing/>
+              <w:ind/>
+              <w:rPr>
+                <w:rFonts w:ascii="Times New Roman" w:hAnsi="Times New Roman" w:cs="Times New Roman"/>
+                <w:sz w:val="28"/>
+                <w:szCs w:val="28"/>
+              </w:rPr>
             </w:pPr>
             <w:r>
-              <w:t xml:space="preserve">0.5195</w:t>
+              <w:rPr>
+                <w:rFonts w:ascii="Times New Roman" w:hAnsi="Times New Roman" w:eastAsia="Times New Roman" w:cs="Times New Roman"/>
+                <w:b w:val="0"/>
+                <w:i w:val="0"/>
+                <w:strike w:val="0"/>
+                <w:color w:val="000000"/>
+                <w:sz w:val="28"/>
+                <w:szCs w:val="28"/>
+                <w:u w:val="none"/>
+                <w:vertAlign w:val="baseline"/>
+              </w:rPr>
+              <w:t xml:space="preserve">0.52</w:t>
             </w:r>
-            <w:r/>
+            <w:r>
+              <w:rPr>
+                <w:rFonts w:ascii="Times New Roman" w:hAnsi="Times New Roman" w:eastAsia="Times New Roman" w:cs="Times New Roman"/>
+                <w:sz w:val="28"/>
+                <w:szCs w:val="28"/>
+              </w:rPr>
+            </w:r>
+            <w:r>
+              <w:rPr>
+                <w:rFonts w:ascii="Times New Roman" w:hAnsi="Times New Roman" w:eastAsia="Times New Roman" w:cs="Times New Roman"/>
+                <w:sz w:val="28"/>
+                <w:szCs w:val="28"/>
+              </w:rPr>
+            </w:r>
           </w:p>
         </w:tc>
       </w:tr>
       <w:tr>
         <w:trPr>
-          <w:trHeight w:val="368"/>
+          <w:trHeight w:val="0"/>
         </w:trPr>
         <w:tc>
           <w:tcPr>
-            <w:tcBorders/>
-            <w:tcW w:w="1518" w:type="dxa"/>
+            <w:tcBorders>
+              <w:top w:val="none" w:color="000000" w:sz="4" w:space="0"/>
+              <w:left w:val="none" w:color="000000" w:sz="4" w:space="0"/>
+              <w:bottom w:val="none" w:color="000000" w:sz="4" w:space="0"/>
+              <w:right w:val="none" w:color="000000" w:sz="4" w:space="0"/>
+            </w:tcBorders>
+            <w:tcMar>
+              <w:left w:w="0" w:type="dxa"/>
+              <w:top w:w="0" w:type="dxa"/>
+              <w:right w:w="0" w:type="dxa"/>
+              <w:bottom w:w="0" w:type="dxa"/>
+            </w:tcMar>
+            <w:tcW w:w="956" w:type="dxa"/>
+            <w:vAlign w:val="bottom"/>
             <w:textDirection w:val="lrTb"/>
             <w:noWrap w:val="false"/>
           </w:tcPr>
           <w:p>
             <w:pPr>
+              <w:pStyle w:val="926"/>
               <w:pBdr/>
-              <w:tabs>
-                <w:tab w:val="left" w:leader="none" w:pos="404"/>
-              </w:tabs>
-              <w:spacing w:before="208" w:line="280" w:lineRule="auto"/>
-              <w:ind w:right="626"/>
-              <w:jc w:val="center"/>
-              <w:rPr/>
+              <w:spacing/>
+              <w:ind/>
+              <w:rPr>
+                <w:rFonts w:ascii="Times New Roman" w:hAnsi="Times New Roman" w:cs="Times New Roman"/>
+                <w:sz w:val="28"/>
+                <w:szCs w:val="28"/>
+              </w:rPr>
             </w:pPr>
             <w:r>
+              <w:rPr>
+                <w:rFonts w:ascii="Times New Roman" w:hAnsi="Times New Roman" w:eastAsia="Times New Roman" w:cs="Times New Roman"/>
+                <w:b w:val="0"/>
+                <w:i w:val="0"/>
+                <w:strike w:val="0"/>
+                <w:color w:val="000000"/>
+                <w:sz w:val="28"/>
+                <w:szCs w:val="28"/>
+                <w:u w:val="none"/>
+                <w:vertAlign w:val="baseline"/>
+              </w:rPr>
               <w:t xml:space="preserve">10000</w:t>
             </w:r>
-            <w:r/>
+            <w:r>
+              <w:rPr>
+                <w:rFonts w:ascii="Times New Roman" w:hAnsi="Times New Roman" w:eastAsia="Times New Roman" w:cs="Times New Roman"/>
+                <w:sz w:val="28"/>
+                <w:szCs w:val="28"/>
+              </w:rPr>
+            </w:r>
+            <w:r>
+              <w:rPr>
+                <w:rFonts w:ascii="Times New Roman" w:hAnsi="Times New Roman" w:eastAsia="Times New Roman" w:cs="Times New Roman"/>
+                <w:sz w:val="28"/>
+                <w:szCs w:val="28"/>
+              </w:rPr>
+            </w:r>
           </w:p>
         </w:tc>
         <w:tc>
           <w:tcPr>
-            <w:tcBorders/>
-            <w:tcW w:w="1237" w:type="dxa"/>
+            <w:tcBorders>
+              <w:top w:val="none" w:color="000000" w:sz="4" w:space="0"/>
+              <w:left w:val="none" w:color="000000" w:sz="4" w:space="0"/>
+              <w:bottom w:val="none" w:color="000000" w:sz="4" w:space="0"/>
+              <w:right w:val="none" w:color="000000" w:sz="4" w:space="0"/>
+            </w:tcBorders>
+            <w:tcMar>
+              <w:left w:w="0" w:type="dxa"/>
+              <w:top w:w="0" w:type="dxa"/>
+              <w:right w:w="0" w:type="dxa"/>
+              <w:bottom w:w="0" w:type="dxa"/>
+            </w:tcMar>
+            <w:tcW w:w="1453" w:type="dxa"/>
+            <w:vAlign w:val="bottom"/>
             <w:textDirection w:val="lrTb"/>
             <w:noWrap w:val="false"/>
           </w:tcPr>
           <w:p>
             <w:pPr>
+              <w:pStyle w:val="926"/>
               <w:pBdr/>
-              <w:tabs>
-                <w:tab w:val="left" w:leader="none" w:pos="404"/>
-              </w:tabs>
-              <w:spacing w:before="208" w:line="280" w:lineRule="auto"/>
-              <w:ind w:right="626"/>
-              <w:jc w:val="center"/>
-              <w:rPr/>
+              <w:spacing/>
+              <w:ind/>
+              <w:rPr>
+                <w:rFonts w:ascii="Times New Roman" w:hAnsi="Times New Roman" w:cs="Times New Roman"/>
+                <w:sz w:val="28"/>
+                <w:szCs w:val="28"/>
+              </w:rPr>
             </w:pPr>
             <w:r>
-              <w:t xml:space="preserve">0,05</w:t>
+              <w:rPr>
+                <w:rFonts w:ascii="Times New Roman" w:hAnsi="Times New Roman" w:eastAsia="Times New Roman" w:cs="Times New Roman"/>
+                <w:b w:val="0"/>
+                <w:i w:val="0"/>
+                <w:strike w:val="0"/>
+                <w:color w:val="000000"/>
+                <w:sz w:val="28"/>
+                <w:szCs w:val="28"/>
+                <w:u w:val="none"/>
+                <w:vertAlign w:val="baseline"/>
+              </w:rPr>
+              <w:t xml:space="preserve">0,051765</w:t>
             </w:r>
             <w:r>
-              <w:t xml:space="preserve">14312</w:t>
+              <w:rPr>
+                <w:rFonts w:ascii="Times New Roman" w:hAnsi="Times New Roman" w:eastAsia="Times New Roman" w:cs="Times New Roman"/>
+                <w:sz w:val="28"/>
+                <w:szCs w:val="28"/>
+              </w:rPr>
             </w:r>
-            <w:r/>
+            <w:r>
+              <w:rPr>
+                <w:rFonts w:ascii="Times New Roman" w:hAnsi="Times New Roman" w:eastAsia="Times New Roman" w:cs="Times New Roman"/>
+                <w:sz w:val="28"/>
+                <w:szCs w:val="28"/>
+              </w:rPr>
+            </w:r>
           </w:p>
         </w:tc>
         <w:tc>
           <w:tcPr>
-            <w:tcBorders/>
-            <w:tcW w:w="1490" w:type="dxa"/>
+            <w:tcBorders>
+              <w:top w:val="none" w:color="000000" w:sz="4" w:space="0"/>
+              <w:left w:val="none" w:color="000000" w:sz="4" w:space="0"/>
+              <w:bottom w:val="none" w:color="000000" w:sz="4" w:space="0"/>
+              <w:right w:val="none" w:color="000000" w:sz="4" w:space="0"/>
+            </w:tcBorders>
+            <w:tcMar>
+              <w:left w:w="0" w:type="dxa"/>
+              <w:top w:w="0" w:type="dxa"/>
+              <w:right w:w="0" w:type="dxa"/>
+              <w:bottom w:w="0" w:type="dxa"/>
+            </w:tcMar>
+            <w:tcW w:w="1296" w:type="dxa"/>
+            <w:vAlign w:val="bottom"/>
             <w:textDirection w:val="lrTb"/>
             <w:noWrap w:val="false"/>
           </w:tcPr>
           <w:p>
             <w:pPr>
+              <w:pStyle w:val="926"/>
               <w:pBdr/>
-              <w:tabs>
-                <w:tab w:val="left" w:leader="none" w:pos="404"/>
-              </w:tabs>
-              <w:spacing w:before="208" w:line="280" w:lineRule="auto"/>
-              <w:ind w:right="626"/>
-              <w:jc w:val="center"/>
-              <w:rPr/>
+              <w:spacing/>
+              <w:ind/>
+              <w:rPr>
+                <w:rFonts w:ascii="Times New Roman" w:hAnsi="Times New Roman" w:cs="Times New Roman"/>
+                <w:sz w:val="28"/>
+                <w:szCs w:val="28"/>
+              </w:rPr>
             </w:pPr>
             <w:r>
-              <w:t xml:space="preserve">0,08</w:t>
+              <w:rPr>
+                <w:rFonts w:ascii="Times New Roman" w:hAnsi="Times New Roman" w:eastAsia="Times New Roman" w:cs="Times New Roman"/>
+                <w:b w:val="0"/>
+                <w:i w:val="0"/>
+                <w:strike w:val="0"/>
+                <w:color w:val="000000"/>
+                <w:sz w:val="28"/>
+                <w:szCs w:val="28"/>
+                <w:u w:val="none"/>
+                <w:vertAlign w:val="baseline"/>
+              </w:rPr>
+              <w:t xml:space="preserve">0,081899</w:t>
             </w:r>
             <w:r>
-              <w:t xml:space="preserve">12352</w:t>
+              <w:rPr>
+                <w:rFonts w:ascii="Times New Roman" w:hAnsi="Times New Roman" w:eastAsia="Times New Roman" w:cs="Times New Roman"/>
+                <w:sz w:val="28"/>
+                <w:szCs w:val="28"/>
+              </w:rPr>
             </w:r>
-            <w:r/>
+            <w:r>
+              <w:rPr>
+                <w:rFonts w:ascii="Times New Roman" w:hAnsi="Times New Roman" w:eastAsia="Times New Roman" w:cs="Times New Roman"/>
+                <w:sz w:val="28"/>
+                <w:szCs w:val="28"/>
+              </w:rPr>
+            </w:r>
           </w:p>
         </w:tc>
         <w:tc>
           <w:tcPr>
-            <w:tcBorders/>
-            <w:tcW w:w="1490" w:type="dxa"/>
+            <w:tcBorders>
+              <w:top w:val="none" w:color="000000" w:sz="4" w:space="0"/>
+              <w:left w:val="none" w:color="000000" w:sz="4" w:space="0"/>
+              <w:bottom w:val="none" w:color="000000" w:sz="4" w:space="0"/>
+              <w:right w:val="none" w:color="000000" w:sz="4" w:space="0"/>
+            </w:tcBorders>
+            <w:tcMar>
+              <w:left w:w="0" w:type="dxa"/>
+              <w:top w:w="0" w:type="dxa"/>
+              <w:right w:w="0" w:type="dxa"/>
+              <w:bottom w:w="0" w:type="dxa"/>
+            </w:tcMar>
+            <w:tcW w:w="1375" w:type="dxa"/>
+            <w:vAlign w:val="bottom"/>
             <w:textDirection w:val="lrTb"/>
             <w:noWrap w:val="false"/>
           </w:tcPr>
           <w:p>
             <w:pPr>
+              <w:pStyle w:val="926"/>
               <w:pBdr/>
-              <w:tabs>
-                <w:tab w:val="left" w:leader="none" w:pos="404"/>
-              </w:tabs>
-              <w:spacing w:before="208" w:line="280" w:lineRule="auto"/>
-              <w:ind w:right="626"/>
-              <w:jc w:val="center"/>
-              <w:rPr/>
+              <w:spacing/>
+              <w:ind/>
+              <w:rPr>
+                <w:rFonts w:ascii="Times New Roman" w:hAnsi="Times New Roman" w:cs="Times New Roman"/>
+                <w:sz w:val="28"/>
+                <w:szCs w:val="28"/>
+              </w:rPr>
             </w:pPr>
             <w:r>
-              <w:t xml:space="preserve">0,04</w:t>
+              <w:rPr>
+                <w:rFonts w:ascii="Times New Roman" w:hAnsi="Times New Roman" w:eastAsia="Times New Roman" w:cs="Times New Roman"/>
+                <w:b w:val="0"/>
+                <w:i w:val="0"/>
+                <w:strike w:val="0"/>
+                <w:color w:val="000000"/>
+                <w:sz w:val="28"/>
+                <w:szCs w:val="28"/>
+                <w:u w:val="none"/>
+                <w:vertAlign w:val="baseline"/>
+              </w:rPr>
+              <w:t xml:space="preserve">0,043654</w:t>
             </w:r>
             <w:r>
-              <w:t xml:space="preserve">43221</w:t>
+              <w:rPr>
+                <w:rFonts w:ascii="Times New Roman" w:hAnsi="Times New Roman" w:eastAsia="Times New Roman" w:cs="Times New Roman"/>
+                <w:sz w:val="28"/>
+                <w:szCs w:val="28"/>
+              </w:rPr>
             </w:r>
-            <w:r/>
+            <w:r>
+              <w:rPr>
+                <w:rFonts w:ascii="Times New Roman" w:hAnsi="Times New Roman" w:eastAsia="Times New Roman" w:cs="Times New Roman"/>
+                <w:sz w:val="28"/>
+                <w:szCs w:val="28"/>
+              </w:rPr>
+            </w:r>
           </w:p>
         </w:tc>
         <w:tc>
           <w:tcPr>
-            <w:tcBorders/>
-            <w:tcW w:w="1490" w:type="dxa"/>
+            <w:tcBorders>
+              <w:top w:val="none" w:color="000000" w:sz="4" w:space="0"/>
+              <w:left w:val="none" w:color="000000" w:sz="4" w:space="0"/>
+              <w:bottom w:val="none" w:color="000000" w:sz="4" w:space="0"/>
+              <w:right w:val="none" w:color="000000" w:sz="4" w:space="0"/>
+            </w:tcBorders>
+            <w:tcMar>
+              <w:left w:w="0" w:type="dxa"/>
+              <w:top w:w="0" w:type="dxa"/>
+              <w:right w:w="0" w:type="dxa"/>
+              <w:bottom w:w="0" w:type="dxa"/>
+            </w:tcMar>
+            <w:tcW w:w="1375" w:type="dxa"/>
+            <w:vAlign w:val="bottom"/>
             <w:textDirection w:val="lrTb"/>
             <w:noWrap w:val="false"/>
           </w:tcPr>
           <w:p>
             <w:pPr>
+              <w:pStyle w:val="926"/>
               <w:pBdr/>
-              <w:tabs>
-                <w:tab w:val="left" w:leader="none" w:pos="404"/>
-              </w:tabs>
-              <w:spacing w:before="208" w:line="280" w:lineRule="auto"/>
-              <w:ind w:right="626"/>
-              <w:jc w:val="center"/>
-              <w:rPr/>
+              <w:spacing/>
+              <w:ind/>
+              <w:rPr>
+                <w:rFonts w:ascii="Times New Roman" w:hAnsi="Times New Roman" w:cs="Times New Roman"/>
+                <w:sz w:val="28"/>
+                <w:szCs w:val="28"/>
+              </w:rPr>
             </w:pPr>
             <w:r>
-              <w:t xml:space="preserve">0,01</w:t>
+              <w:rPr>
+                <w:rFonts w:ascii="Times New Roman" w:hAnsi="Times New Roman" w:eastAsia="Times New Roman" w:cs="Times New Roman"/>
+                <w:b w:val="0"/>
+                <w:i w:val="0"/>
+                <w:strike w:val="0"/>
+                <w:color w:val="000000"/>
+                <w:sz w:val="28"/>
+                <w:szCs w:val="28"/>
+                <w:u w:val="none"/>
+                <w:vertAlign w:val="baseline"/>
+              </w:rPr>
+              <w:t xml:space="preserve">0,031323</w:t>
             </w:r>
             <w:r>
-              <w:t xml:space="preserve">42132</w:t>
+              <w:rPr>
+                <w:rFonts w:ascii="Times New Roman" w:hAnsi="Times New Roman" w:eastAsia="Times New Roman" w:cs="Times New Roman"/>
+                <w:sz w:val="28"/>
+                <w:szCs w:val="28"/>
+              </w:rPr>
             </w:r>
-            <w:r/>
+            <w:r>
+              <w:rPr>
+                <w:rFonts w:ascii="Times New Roman" w:hAnsi="Times New Roman" w:eastAsia="Times New Roman" w:cs="Times New Roman"/>
+                <w:sz w:val="28"/>
+                <w:szCs w:val="28"/>
+              </w:rPr>
+            </w:r>
           </w:p>
         </w:tc>
         <w:tc>
           <w:tcPr>
-            <w:tcBorders/>
-            <w:tcW w:w="1263" w:type="dxa"/>
+            <w:tcBorders>
+              <w:top w:val="none" w:color="000000" w:sz="4" w:space="0"/>
+              <w:left w:val="none" w:color="000000" w:sz="4" w:space="0"/>
+              <w:bottom w:val="none" w:color="000000" w:sz="4" w:space="0"/>
+              <w:right w:val="none" w:color="000000" w:sz="4" w:space="0"/>
+            </w:tcBorders>
+            <w:tcMar>
+              <w:left w:w="0" w:type="dxa"/>
+              <w:top w:w="0" w:type="dxa"/>
+              <w:right w:w="0" w:type="dxa"/>
+              <w:bottom w:w="0" w:type="dxa"/>
+            </w:tcMar>
+            <w:tcW w:w="945" w:type="dxa"/>
+            <w:vAlign w:val="bottom"/>
             <w:textDirection w:val="lrTb"/>
             <w:noWrap w:val="false"/>
           </w:tcPr>
           <w:p>
             <w:pPr>
+              <w:pStyle w:val="926"/>
               <w:pBdr/>
-              <w:tabs>
-                <w:tab w:val="left" w:leader="none" w:pos="404"/>
-              </w:tabs>
-              <w:spacing w:before="208" w:line="280" w:lineRule="auto"/>
-              <w:ind w:right="626"/>
-              <w:jc w:val="center"/>
-              <w:rPr/>
+              <w:spacing/>
+              <w:ind/>
+              <w:rPr>
+                <w:rFonts w:ascii="Times New Roman" w:hAnsi="Times New Roman" w:cs="Times New Roman"/>
+                <w:sz w:val="28"/>
+                <w:szCs w:val="28"/>
+              </w:rPr>
             </w:pPr>
             <w:r>
-              <w:t xml:space="preserve">0.6331</w:t>
+              <w:rPr>
+                <w:rFonts w:ascii="Times New Roman" w:hAnsi="Times New Roman" w:eastAsia="Times New Roman" w:cs="Times New Roman"/>
+                <w:b w:val="0"/>
+                <w:i w:val="0"/>
+                <w:strike w:val="0"/>
+                <w:color w:val="000000"/>
+                <w:sz w:val="28"/>
+                <w:szCs w:val="28"/>
+                <w:u w:val="none"/>
+                <w:vertAlign w:val="baseline"/>
+              </w:rPr>
+              <w:t xml:space="preserve">0.63</w:t>
             </w:r>
-            <w:r/>
+            <w:r>
+              <w:rPr>
+                <w:rFonts w:ascii="Times New Roman" w:hAnsi="Times New Roman" w:eastAsia="Times New Roman" w:cs="Times New Roman"/>
+                <w:sz w:val="28"/>
+                <w:szCs w:val="28"/>
+              </w:rPr>
+            </w:r>
+            <w:r>
+              <w:rPr>
+                <w:rFonts w:ascii="Times New Roman" w:hAnsi="Times New Roman" w:eastAsia="Times New Roman" w:cs="Times New Roman"/>
+                <w:sz w:val="28"/>
+                <w:szCs w:val="28"/>
+              </w:rPr>
+            </w:r>
           </w:p>
         </w:tc>
         <w:tc>
           <w:tcPr>
-            <w:tcBorders/>
-            <w:tcW w:w="1263" w:type="dxa"/>
+            <w:tcBorders>
+              <w:top w:val="none" w:color="000000" w:sz="4" w:space="0"/>
+              <w:left w:val="none" w:color="000000" w:sz="4" w:space="0"/>
+              <w:bottom w:val="none" w:color="000000" w:sz="4" w:space="0"/>
+              <w:right w:val="none" w:color="000000" w:sz="4" w:space="0"/>
+            </w:tcBorders>
+            <w:tcMar>
+              <w:left w:w="0" w:type="dxa"/>
+              <w:top w:w="0" w:type="dxa"/>
+              <w:right w:w="0" w:type="dxa"/>
+              <w:bottom w:w="0" w:type="dxa"/>
+            </w:tcMar>
+            <w:tcW w:w="963" w:type="dxa"/>
+            <w:vAlign w:val="bottom"/>
             <w:textDirection w:val="lrTb"/>
             <w:noWrap w:val="false"/>
           </w:tcPr>
           <w:p>
             <w:pPr>
+              <w:pStyle w:val="926"/>
               <w:pBdr/>
-              <w:tabs>
-                <w:tab w:val="left" w:leader="none" w:pos="404"/>
-              </w:tabs>
-              <w:spacing w:before="208" w:line="280" w:lineRule="auto"/>
-              <w:ind w:right="626"/>
-              <w:jc w:val="center"/>
-              <w:rPr/>
+              <w:spacing/>
+              <w:ind/>
+              <w:rPr>
+                <w:rFonts w:ascii="Times New Roman" w:hAnsi="Times New Roman" w:cs="Times New Roman"/>
+                <w:sz w:val="28"/>
+                <w:szCs w:val="28"/>
+              </w:rPr>
             </w:pPr>
             <w:r>
-              <w:t xml:space="preserve">1.1604</w:t>
+              <w:rPr>
+                <w:rFonts w:ascii="Times New Roman" w:hAnsi="Times New Roman" w:eastAsia="Times New Roman" w:cs="Times New Roman"/>
+                <w:b w:val="0"/>
+                <w:i w:val="0"/>
+                <w:strike w:val="0"/>
+                <w:color w:val="000000"/>
+                <w:sz w:val="28"/>
+                <w:szCs w:val="28"/>
+                <w:u w:val="none"/>
+                <w:vertAlign w:val="baseline"/>
+              </w:rPr>
+              <w:t xml:space="preserve">1.19</w:t>
             </w:r>
-            <w:r/>
+            <w:r>
+              <w:rPr>
+                <w:rFonts w:ascii="Times New Roman" w:hAnsi="Times New Roman" w:eastAsia="Times New Roman" w:cs="Times New Roman"/>
+                <w:sz w:val="28"/>
+                <w:szCs w:val="28"/>
+              </w:rPr>
+            </w:r>
+            <w:r>
+              <w:rPr>
+                <w:rFonts w:ascii="Times New Roman" w:hAnsi="Times New Roman" w:eastAsia="Times New Roman" w:cs="Times New Roman"/>
+                <w:sz w:val="28"/>
+                <w:szCs w:val="28"/>
+              </w:rPr>
+            </w:r>
           </w:p>
         </w:tc>
         <w:tc>
           <w:tcPr>
-            <w:tcBorders/>
-            <w:tcW w:w="1263" w:type="dxa"/>
+            <w:tcBorders>
+              <w:top w:val="none" w:color="000000" w:sz="4" w:space="0"/>
+              <w:left w:val="none" w:color="000000" w:sz="4" w:space="0"/>
+              <w:bottom w:val="none" w:color="000000" w:sz="4" w:space="0"/>
+              <w:right w:val="none" w:color="000000" w:sz="4" w:space="0"/>
+            </w:tcBorders>
+            <w:tcMar>
+              <w:left w:w="0" w:type="dxa"/>
+              <w:top w:w="0" w:type="dxa"/>
+              <w:right w:w="0" w:type="dxa"/>
+              <w:bottom w:w="0" w:type="dxa"/>
+            </w:tcMar>
+            <w:tcW w:w="1417" w:type="dxa"/>
+            <w:vAlign w:val="bottom"/>
             <w:textDirection w:val="lrTb"/>
             <w:noWrap w:val="false"/>
           </w:tcPr>
           <w:p>
             <w:pPr>
+              <w:pStyle w:val="926"/>
               <w:pBdr/>
-              <w:tabs>
-                <w:tab w:val="left" w:leader="none" w:pos="404"/>
-              </w:tabs>
-              <w:spacing w:before="208" w:line="280" w:lineRule="auto"/>
-              <w:ind w:right="626"/>
-              <w:jc w:val="center"/>
-              <w:rPr/>
+              <w:spacing/>
+              <w:ind/>
+              <w:rPr>
+                <w:rFonts w:ascii="Times New Roman" w:hAnsi="Times New Roman" w:cs="Times New Roman"/>
+                <w:sz w:val="28"/>
+                <w:szCs w:val="28"/>
+              </w:rPr>
             </w:pPr>
             <w:r>
-              <w:t xml:space="preserve">3.6185</w:t>
+              <w:rPr>
+                <w:rFonts w:ascii="Times New Roman" w:hAnsi="Times New Roman" w:eastAsia="Times New Roman" w:cs="Times New Roman"/>
+                <w:b w:val="0"/>
+                <w:i w:val="0"/>
+                <w:strike w:val="0"/>
+                <w:color w:val="000000"/>
+                <w:sz w:val="28"/>
+                <w:szCs w:val="28"/>
+                <w:u w:val="none"/>
+                <w:vertAlign w:val="baseline"/>
+              </w:rPr>
+              <w:t xml:space="preserve">1.65</w:t>
             </w:r>
-            <w:r/>
+            <w:r>
+              <w:rPr>
+                <w:rFonts w:ascii="Times New Roman" w:hAnsi="Times New Roman" w:eastAsia="Times New Roman" w:cs="Times New Roman"/>
+                <w:sz w:val="28"/>
+                <w:szCs w:val="28"/>
+              </w:rPr>
+            </w:r>
+            <w:r>
+              <w:rPr>
+                <w:rFonts w:ascii="Times New Roman" w:hAnsi="Times New Roman" w:eastAsia="Times New Roman" w:cs="Times New Roman"/>
+                <w:sz w:val="28"/>
+                <w:szCs w:val="28"/>
+              </w:rPr>
+            </w:r>
           </w:p>
         </w:tc>
       </w:tr>
       <w:tr>
         <w:trPr>
-          <w:trHeight w:val="368"/>
+          <w:trHeight w:val="0"/>
         </w:trPr>
         <w:tc>
           <w:tcPr>
-            <w:tcBorders/>
-            <w:tcW w:w="1518" w:type="dxa"/>
+            <w:tcBorders>
+              <w:top w:val="none" w:color="000000" w:sz="4" w:space="0"/>
+              <w:left w:val="none" w:color="000000" w:sz="4" w:space="0"/>
+              <w:bottom w:val="none" w:color="000000" w:sz="4" w:space="0"/>
+              <w:right w:val="none" w:color="000000" w:sz="4" w:space="0"/>
+            </w:tcBorders>
+            <w:tcMar>
+              <w:left w:w="0" w:type="dxa"/>
+              <w:top w:w="0" w:type="dxa"/>
+              <w:right w:w="0" w:type="dxa"/>
+              <w:bottom w:w="0" w:type="dxa"/>
+            </w:tcMar>
+            <w:tcW w:w="956" w:type="dxa"/>
+            <w:vAlign w:val="bottom"/>
             <w:textDirection w:val="lrTb"/>
             <w:noWrap w:val="false"/>
           </w:tcPr>
           <w:p>
             <w:pPr>
+              <w:pStyle w:val="926"/>
               <w:pBdr/>
-              <w:tabs>
-                <w:tab w:val="left" w:leader="none" w:pos="404"/>
-              </w:tabs>
-              <w:spacing w:before="208" w:line="280" w:lineRule="auto"/>
-              <w:ind w:right="626"/>
-              <w:jc w:val="center"/>
-              <w:rPr/>
+              <w:spacing/>
+              <w:ind/>
+              <w:rPr>
+                <w:rFonts w:ascii="Times New Roman" w:hAnsi="Times New Roman" w:cs="Times New Roman"/>
+                <w:sz w:val="28"/>
+                <w:szCs w:val="28"/>
+              </w:rPr>
             </w:pPr>
             <w:r>
+              <w:rPr>
+                <w:rFonts w:ascii="Times New Roman" w:hAnsi="Times New Roman" w:eastAsia="Times New Roman" w:cs="Times New Roman"/>
+                <w:b w:val="0"/>
+                <w:i w:val="0"/>
+                <w:strike w:val="0"/>
+                <w:color w:val="000000"/>
+                <w:sz w:val="28"/>
+                <w:szCs w:val="28"/>
+                <w:u w:val="none"/>
+                <w:vertAlign w:val="baseline"/>
+              </w:rPr>
               <w:t xml:space="preserve">20000</w:t>
             </w:r>
-            <w:r/>
+            <w:r>
+              <w:rPr>
+                <w:rFonts w:ascii="Times New Roman" w:hAnsi="Times New Roman" w:eastAsia="Times New Roman" w:cs="Times New Roman"/>
+                <w:sz w:val="28"/>
+                <w:szCs w:val="28"/>
+              </w:rPr>
+            </w:r>
+            <w:r>
+              <w:rPr>
+                <w:rFonts w:ascii="Times New Roman" w:hAnsi="Times New Roman" w:eastAsia="Times New Roman" w:cs="Times New Roman"/>
+                <w:sz w:val="28"/>
+                <w:szCs w:val="28"/>
+              </w:rPr>
+            </w:r>
           </w:p>
         </w:tc>
         <w:tc>
           <w:tcPr>
-            <w:tcBorders/>
-            <w:tcW w:w="1237" w:type="dxa"/>
+            <w:tcBorders>
+              <w:top w:val="none" w:color="000000" w:sz="4" w:space="0"/>
+              <w:left w:val="none" w:color="000000" w:sz="4" w:space="0"/>
+              <w:bottom w:val="none" w:color="000000" w:sz="4" w:space="0"/>
+              <w:right w:val="none" w:color="000000" w:sz="4" w:space="0"/>
+            </w:tcBorders>
+            <w:tcMar>
+              <w:left w:w="0" w:type="dxa"/>
+              <w:top w:w="0" w:type="dxa"/>
+              <w:right w:w="0" w:type="dxa"/>
+              <w:bottom w:w="0" w:type="dxa"/>
+            </w:tcMar>
+            <w:tcW w:w="1453" w:type="dxa"/>
+            <w:vAlign w:val="bottom"/>
             <w:textDirection w:val="lrTb"/>
             <w:noWrap w:val="false"/>
           </w:tcPr>
           <w:p>
             <w:pPr>
+              <w:pStyle w:val="926"/>
               <w:pBdr/>
-              <w:tabs>
-                <w:tab w:val="left" w:leader="none" w:pos="404"/>
-              </w:tabs>
-              <w:spacing w:before="208" w:line="280" w:lineRule="auto"/>
-              <w:ind w:right="626"/>
-              <w:jc w:val="center"/>
-              <w:rPr/>
+              <w:spacing/>
+              <w:ind/>
+              <w:rPr>
+                <w:rFonts w:ascii="Times New Roman" w:hAnsi="Times New Roman" w:cs="Times New Roman"/>
+                <w:sz w:val="28"/>
+                <w:szCs w:val="28"/>
+              </w:rPr>
             </w:pPr>
             <w:r>
-              <w:t xml:space="preserve">0,09</w:t>
+              <w:rPr>
+                <w:rFonts w:ascii="Times New Roman" w:hAnsi="Times New Roman" w:eastAsia="Times New Roman" w:cs="Times New Roman"/>
+                <w:b w:val="0"/>
+                <w:i w:val="0"/>
+                <w:strike w:val="0"/>
+                <w:color w:val="000000"/>
+                <w:sz w:val="28"/>
+                <w:szCs w:val="28"/>
+                <w:u w:val="none"/>
+                <w:vertAlign w:val="baseline"/>
+              </w:rPr>
+              <w:t xml:space="preserve">0,098917</w:t>
             </w:r>
             <w:r>
-              <w:t xml:space="preserve">74218</w:t>
+              <w:rPr>
+                <w:rFonts w:ascii="Times New Roman" w:hAnsi="Times New Roman" w:eastAsia="Times New Roman" w:cs="Times New Roman"/>
+                <w:sz w:val="28"/>
+                <w:szCs w:val="28"/>
+              </w:rPr>
             </w:r>
-            <w:r/>
+            <w:r>
+              <w:rPr>
+                <w:rFonts w:ascii="Times New Roman" w:hAnsi="Times New Roman" w:eastAsia="Times New Roman" w:cs="Times New Roman"/>
+                <w:sz w:val="28"/>
+                <w:szCs w:val="28"/>
+              </w:rPr>
+            </w:r>
           </w:p>
         </w:tc>
         <w:tc>
           <w:tcPr>
-            <w:tcBorders/>
-            <w:tcW w:w="1490" w:type="dxa"/>
+            <w:tcBorders>
+              <w:top w:val="none" w:color="000000" w:sz="4" w:space="0"/>
+              <w:left w:val="none" w:color="000000" w:sz="4" w:space="0"/>
+              <w:bottom w:val="none" w:color="000000" w:sz="4" w:space="0"/>
+              <w:right w:val="none" w:color="000000" w:sz="4" w:space="0"/>
+            </w:tcBorders>
+            <w:tcMar>
+              <w:left w:w="0" w:type="dxa"/>
+              <w:top w:w="0" w:type="dxa"/>
+              <w:right w:w="0" w:type="dxa"/>
+              <w:bottom w:w="0" w:type="dxa"/>
+            </w:tcMar>
+            <w:tcW w:w="1296" w:type="dxa"/>
+            <w:vAlign w:val="bottom"/>
             <w:textDirection w:val="lrTb"/>
             <w:noWrap w:val="false"/>
           </w:tcPr>
           <w:p>
             <w:pPr>
+              <w:pStyle w:val="926"/>
               <w:pBdr/>
-              <w:tabs>
-                <w:tab w:val="left" w:leader="none" w:pos="404"/>
-              </w:tabs>
-              <w:spacing w:before="208" w:line="280" w:lineRule="auto"/>
-              <w:ind w:right="626"/>
-              <w:jc w:val="center"/>
-              <w:rPr/>
+              <w:spacing/>
+              <w:ind/>
+              <w:rPr>
+                <w:rFonts w:ascii="Times New Roman" w:hAnsi="Times New Roman" w:cs="Times New Roman"/>
+                <w:sz w:val="28"/>
+                <w:szCs w:val="28"/>
+              </w:rPr>
             </w:pPr>
             <w:r>
-              <w:t xml:space="preserve">0,22</w:t>
+              <w:rPr>
+                <w:rFonts w:ascii="Times New Roman" w:hAnsi="Times New Roman" w:eastAsia="Times New Roman" w:cs="Times New Roman"/>
+                <w:b w:val="0"/>
+                <w:i w:val="0"/>
+                <w:strike w:val="0"/>
+                <w:color w:val="000000"/>
+                <w:sz w:val="28"/>
+                <w:szCs w:val="28"/>
+                <w:u w:val="none"/>
+                <w:vertAlign w:val="baseline"/>
+              </w:rPr>
+              <w:t xml:space="preserve">0,228229</w:t>
             </w:r>
             <w:r>
-              <w:t xml:space="preserve">98213</w:t>
+              <w:rPr>
+                <w:rFonts w:ascii="Times New Roman" w:hAnsi="Times New Roman" w:eastAsia="Times New Roman" w:cs="Times New Roman"/>
+                <w:sz w:val="28"/>
+                <w:szCs w:val="28"/>
+              </w:rPr>
             </w:r>
-            <w:r/>
+            <w:r>
+              <w:rPr>
+                <w:rFonts w:ascii="Times New Roman" w:hAnsi="Times New Roman" w:eastAsia="Times New Roman" w:cs="Times New Roman"/>
+                <w:sz w:val="28"/>
+                <w:szCs w:val="28"/>
+              </w:rPr>
+            </w:r>
           </w:p>
         </w:tc>
         <w:tc>
           <w:tcPr>
-            <w:tcBorders/>
-            <w:tcW w:w="1490" w:type="dxa"/>
+            <w:tcBorders>
+              <w:top w:val="none" w:color="000000" w:sz="4" w:space="0"/>
+              <w:left w:val="none" w:color="000000" w:sz="4" w:space="0"/>
+              <w:bottom w:val="none" w:color="000000" w:sz="4" w:space="0"/>
+              <w:right w:val="none" w:color="000000" w:sz="4" w:space="0"/>
+            </w:tcBorders>
+            <w:tcMar>
+              <w:left w:w="0" w:type="dxa"/>
+              <w:top w:w="0" w:type="dxa"/>
+              <w:right w:w="0" w:type="dxa"/>
+              <w:bottom w:w="0" w:type="dxa"/>
+            </w:tcMar>
+            <w:tcW w:w="1375" w:type="dxa"/>
+            <w:vAlign w:val="bottom"/>
             <w:textDirection w:val="lrTb"/>
             <w:noWrap w:val="false"/>
           </w:tcPr>
           <w:p>
             <w:pPr>
+              <w:pStyle w:val="926"/>
               <w:pBdr/>
-              <w:tabs>
-                <w:tab w:val="left" w:leader="none" w:pos="404"/>
-              </w:tabs>
-              <w:spacing w:before="208" w:line="280" w:lineRule="auto"/>
-              <w:ind w:right="626"/>
-              <w:jc w:val="center"/>
-              <w:rPr/>
+              <w:spacing/>
+              <w:ind/>
+              <w:rPr>
+                <w:rFonts w:ascii="Times New Roman" w:hAnsi="Times New Roman" w:cs="Times New Roman"/>
+                <w:sz w:val="28"/>
+                <w:szCs w:val="28"/>
+              </w:rPr>
             </w:pPr>
             <w:r>
-              <w:t xml:space="preserve">0,08</w:t>
+              <w:rPr>
+                <w:rFonts w:ascii="Times New Roman" w:hAnsi="Times New Roman" w:eastAsia="Times New Roman" w:cs="Times New Roman"/>
+                <w:b w:val="0"/>
+                <w:i w:val="0"/>
+                <w:strike w:val="0"/>
+                <w:color w:val="000000"/>
+                <w:sz w:val="28"/>
+                <w:szCs w:val="28"/>
+                <w:u w:val="none"/>
+                <w:vertAlign w:val="baseline"/>
+              </w:rPr>
+              <w:t xml:space="preserve">0,086017</w:t>
             </w:r>
             <w:r>
-              <w:t xml:space="preserve">56123</w:t>
+              <w:rPr>
+                <w:rFonts w:ascii="Times New Roman" w:hAnsi="Times New Roman" w:eastAsia="Times New Roman" w:cs="Times New Roman"/>
+                <w:sz w:val="28"/>
+                <w:szCs w:val="28"/>
+              </w:rPr>
             </w:r>
-            <w:r/>
+            <w:r>
+              <w:rPr>
+                <w:rFonts w:ascii="Times New Roman" w:hAnsi="Times New Roman" w:eastAsia="Times New Roman" w:cs="Times New Roman"/>
+                <w:sz w:val="28"/>
+                <w:szCs w:val="28"/>
+              </w:rPr>
+            </w:r>
           </w:p>
         </w:tc>
         <w:tc>
           <w:tcPr>
-            <w:tcBorders/>
-            <w:tcW w:w="1490" w:type="dxa"/>
+            <w:tcBorders>
+              <w:top w:val="none" w:color="000000" w:sz="4" w:space="0"/>
+              <w:left w:val="none" w:color="000000" w:sz="4" w:space="0"/>
+              <w:bottom w:val="none" w:color="000000" w:sz="4" w:space="0"/>
+              <w:right w:val="none" w:color="000000" w:sz="4" w:space="0"/>
+            </w:tcBorders>
+            <w:tcMar>
+              <w:left w:w="0" w:type="dxa"/>
+              <w:top w:w="0" w:type="dxa"/>
+              <w:right w:w="0" w:type="dxa"/>
+              <w:bottom w:w="0" w:type="dxa"/>
+            </w:tcMar>
+            <w:tcW w:w="1375" w:type="dxa"/>
+            <w:vAlign w:val="bottom"/>
             <w:textDirection w:val="lrTb"/>
             <w:noWrap w:val="false"/>
           </w:tcPr>
           <w:p>
             <w:pPr>
+              <w:pStyle w:val="926"/>
               <w:pBdr/>
-              <w:tabs>
-                <w:tab w:val="left" w:leader="none" w:pos="404"/>
-              </w:tabs>
-              <w:spacing w:before="208" w:line="280" w:lineRule="auto"/>
-              <w:ind w:right="626"/>
-              <w:jc w:val="center"/>
-              <w:rPr/>
+              <w:spacing/>
+              <w:ind/>
+              <w:rPr>
+                <w:rFonts w:ascii="Times New Roman" w:hAnsi="Times New Roman" w:cs="Times New Roman"/>
+                <w:sz w:val="28"/>
+                <w:szCs w:val="28"/>
+              </w:rPr>
             </w:pPr>
             <w:r>
-              <w:t xml:space="preserve">0,06</w:t>
+              <w:rPr>
+                <w:rFonts w:ascii="Times New Roman" w:hAnsi="Times New Roman" w:eastAsia="Times New Roman" w:cs="Times New Roman"/>
+                <w:b w:val="0"/>
+                <w:i w:val="0"/>
+                <w:strike w:val="0"/>
+                <w:color w:val="000000"/>
+                <w:sz w:val="28"/>
+                <w:szCs w:val="28"/>
+                <w:u w:val="none"/>
+                <w:vertAlign w:val="baseline"/>
+              </w:rPr>
+              <w:t xml:space="preserve">0,084309</w:t>
             </w:r>
             <w:r>
-              <w:t xml:space="preserve">93512</w:t>
+              <w:rPr>
+                <w:rFonts w:ascii="Times New Roman" w:hAnsi="Times New Roman" w:eastAsia="Times New Roman" w:cs="Times New Roman"/>
+                <w:sz w:val="28"/>
+                <w:szCs w:val="28"/>
+              </w:rPr>
             </w:r>
-            <w:r/>
+            <w:r>
+              <w:rPr>
+                <w:rFonts w:ascii="Times New Roman" w:hAnsi="Times New Roman" w:eastAsia="Times New Roman" w:cs="Times New Roman"/>
+                <w:sz w:val="28"/>
+                <w:szCs w:val="28"/>
+              </w:rPr>
+            </w:r>
           </w:p>
         </w:tc>
         <w:tc>
           <w:tcPr>
-            <w:tcBorders/>
-            <w:tcW w:w="1263" w:type="dxa"/>
+            <w:tcBorders>
+              <w:top w:val="none" w:color="000000" w:sz="4" w:space="0"/>
+              <w:left w:val="none" w:color="000000" w:sz="4" w:space="0"/>
+              <w:bottom w:val="none" w:color="000000" w:sz="4" w:space="0"/>
+              <w:right w:val="none" w:color="000000" w:sz="4" w:space="0"/>
+            </w:tcBorders>
+            <w:tcMar>
+              <w:left w:w="0" w:type="dxa"/>
+              <w:top w:w="0" w:type="dxa"/>
+              <w:right w:w="0" w:type="dxa"/>
+              <w:bottom w:w="0" w:type="dxa"/>
+            </w:tcMar>
+            <w:tcW w:w="945" w:type="dxa"/>
+            <w:vAlign w:val="bottom"/>
             <w:textDirection w:val="lrTb"/>
             <w:noWrap w:val="false"/>
           </w:tcPr>
           <w:p>
             <w:pPr>
+              <w:pStyle w:val="926"/>
               <w:pBdr/>
-              <w:tabs>
-                <w:tab w:val="left" w:leader="none" w:pos="404"/>
-              </w:tabs>
-              <w:spacing w:before="208" w:line="280" w:lineRule="auto"/>
-              <w:ind w:right="626"/>
-              <w:jc w:val="center"/>
-              <w:rPr/>
+              <w:spacing/>
+              <w:ind/>
+              <w:rPr>
+                <w:rFonts w:ascii="Times New Roman" w:hAnsi="Times New Roman" w:cs="Times New Roman"/>
+                <w:sz w:val="28"/>
+                <w:szCs w:val="28"/>
+              </w:rPr>
             </w:pPr>
             <w:r>
-              <w:t xml:space="preserve">0.4239</w:t>
+              <w:rPr>
+                <w:rFonts w:ascii="Times New Roman" w:hAnsi="Times New Roman" w:eastAsia="Times New Roman" w:cs="Times New Roman"/>
+                <w:b w:val="0"/>
+                <w:i w:val="0"/>
+                <w:strike w:val="0"/>
+                <w:color w:val="000000"/>
+                <w:sz w:val="28"/>
+                <w:szCs w:val="28"/>
+                <w:u w:val="none"/>
+                <w:vertAlign w:val="baseline"/>
+              </w:rPr>
+              <w:t xml:space="preserve">0.43</w:t>
             </w:r>
-            <w:r/>
+            <w:r>
+              <w:rPr>
+                <w:rFonts w:ascii="Times New Roman" w:hAnsi="Times New Roman" w:eastAsia="Times New Roman" w:cs="Times New Roman"/>
+                <w:sz w:val="28"/>
+                <w:szCs w:val="28"/>
+              </w:rPr>
+            </w:r>
+            <w:r>
+              <w:rPr>
+                <w:rFonts w:ascii="Times New Roman" w:hAnsi="Times New Roman" w:eastAsia="Times New Roman" w:cs="Times New Roman"/>
+                <w:sz w:val="28"/>
+                <w:szCs w:val="28"/>
+              </w:rPr>
+            </w:r>
           </w:p>
         </w:tc>
         <w:tc>
           <w:tcPr>
-            <w:tcBorders/>
-            <w:tcW w:w="1263" w:type="dxa"/>
+            <w:tcBorders>
+              <w:top w:val="none" w:color="000000" w:sz="4" w:space="0"/>
+              <w:left w:val="none" w:color="000000" w:sz="4" w:space="0"/>
+              <w:bottom w:val="none" w:color="000000" w:sz="4" w:space="0"/>
+              <w:right w:val="none" w:color="000000" w:sz="4" w:space="0"/>
+            </w:tcBorders>
+            <w:tcMar>
+              <w:left w:w="0" w:type="dxa"/>
+              <w:top w:w="0" w:type="dxa"/>
+              <w:right w:w="0" w:type="dxa"/>
+              <w:bottom w:w="0" w:type="dxa"/>
+            </w:tcMar>
+            <w:tcW w:w="963" w:type="dxa"/>
+            <w:vAlign w:val="bottom"/>
             <w:textDirection w:val="lrTb"/>
             <w:noWrap w:val="false"/>
           </w:tcPr>
           <w:p>
             <w:pPr>
+              <w:pStyle w:val="926"/>
               <w:pBdr/>
-              <w:tabs>
-                <w:tab w:val="left" w:leader="none" w:pos="404"/>
-              </w:tabs>
-              <w:spacing w:before="208" w:line="280" w:lineRule="auto"/>
-              <w:ind w:right="626"/>
-              <w:jc w:val="center"/>
-              <w:rPr/>
+              <w:spacing/>
+              <w:ind/>
+              <w:rPr>
+                <w:rFonts w:ascii="Times New Roman" w:hAnsi="Times New Roman" w:cs="Times New Roman"/>
+                <w:sz w:val="28"/>
+                <w:szCs w:val="28"/>
+              </w:rPr>
             </w:pPr>
             <w:r>
-              <w:t xml:space="preserve">1.1379</w:t>
+              <w:rPr>
+                <w:rFonts w:ascii="Times New Roman" w:hAnsi="Times New Roman" w:eastAsia="Times New Roman" w:cs="Times New Roman"/>
+                <w:b w:val="0"/>
+                <w:i w:val="0"/>
+                <w:strike w:val="0"/>
+                <w:color w:val="000000"/>
+                <w:sz w:val="28"/>
+                <w:szCs w:val="28"/>
+                <w:u w:val="none"/>
+                <w:vertAlign w:val="baseline"/>
+              </w:rPr>
+              <w:t xml:space="preserve">1.15</w:t>
             </w:r>
-            <w:r/>
+            <w:r>
+              <w:rPr>
+                <w:rFonts w:ascii="Times New Roman" w:hAnsi="Times New Roman" w:eastAsia="Times New Roman" w:cs="Times New Roman"/>
+                <w:sz w:val="28"/>
+                <w:szCs w:val="28"/>
+              </w:rPr>
+            </w:r>
+            <w:r>
+              <w:rPr>
+                <w:rFonts w:ascii="Times New Roman" w:hAnsi="Times New Roman" w:eastAsia="Times New Roman" w:cs="Times New Roman"/>
+                <w:sz w:val="28"/>
+                <w:szCs w:val="28"/>
+              </w:rPr>
+            </w:r>
           </w:p>
         </w:tc>
         <w:tc>
           <w:tcPr>
-            <w:tcBorders/>
-            <w:tcW w:w="1263" w:type="dxa"/>
+            <w:tcBorders>
+              <w:top w:val="none" w:color="000000" w:sz="4" w:space="0"/>
+              <w:left w:val="none" w:color="000000" w:sz="4" w:space="0"/>
+              <w:bottom w:val="none" w:color="000000" w:sz="4" w:space="0"/>
+              <w:right w:val="none" w:color="000000" w:sz="4" w:space="0"/>
+            </w:tcBorders>
+            <w:tcMar>
+              <w:left w:w="0" w:type="dxa"/>
+              <w:top w:w="0" w:type="dxa"/>
+              <w:right w:w="0" w:type="dxa"/>
+              <w:bottom w:w="0" w:type="dxa"/>
+            </w:tcMar>
+            <w:tcW w:w="1417" w:type="dxa"/>
+            <w:vAlign w:val="bottom"/>
             <w:textDirection w:val="lrTb"/>
             <w:noWrap w:val="false"/>
           </w:tcPr>
           <w:p>
             <w:pPr>
+              <w:pStyle w:val="926"/>
               <w:pBdr/>
-              <w:tabs>
-                <w:tab w:val="left" w:leader="none" w:pos="404"/>
-              </w:tabs>
-              <w:spacing w:before="208" w:line="280" w:lineRule="auto"/>
-              <w:ind w:right="626"/>
-              <w:jc w:val="center"/>
-              <w:rPr/>
+              <w:spacing/>
+              <w:ind/>
+              <w:rPr>
+                <w:rFonts w:ascii="Times New Roman" w:hAnsi="Times New Roman" w:cs="Times New Roman"/>
+                <w:sz w:val="28"/>
+                <w:szCs w:val="28"/>
+              </w:rPr>
             </w:pPr>
             <w:r>
-              <w:t xml:space="preserve">1.4047</w:t>
+              <w:rPr>
+                <w:rFonts w:ascii="Times New Roman" w:hAnsi="Times New Roman" w:eastAsia="Times New Roman" w:cs="Times New Roman"/>
+                <w:b w:val="0"/>
+                <w:i w:val="0"/>
+                <w:strike w:val="0"/>
+                <w:color w:val="000000"/>
+                <w:sz w:val="28"/>
+                <w:szCs w:val="28"/>
+                <w:u w:val="none"/>
+                <w:vertAlign w:val="baseline"/>
+              </w:rPr>
+              <w:t xml:space="preserve">1.17</w:t>
             </w:r>
-            <w:r/>
+            <w:r>
+              <w:rPr>
+                <w:rFonts w:ascii="Times New Roman" w:hAnsi="Times New Roman" w:eastAsia="Times New Roman" w:cs="Times New Roman"/>
+                <w:sz w:val="28"/>
+                <w:szCs w:val="28"/>
+              </w:rPr>
+            </w:r>
+            <w:r>
+              <w:rPr>
+                <w:rFonts w:ascii="Times New Roman" w:hAnsi="Times New Roman" w:eastAsia="Times New Roman" w:cs="Times New Roman"/>
+                <w:sz w:val="28"/>
+                <w:szCs w:val="28"/>
+              </w:rPr>
+            </w:r>
           </w:p>
         </w:tc>
       </w:tr>
       <w:tr>
         <w:trPr>
-          <w:trHeight w:val="368"/>
+          <w:trHeight w:val="0"/>
         </w:trPr>
         <w:tc>
           <w:tcPr>
-            <w:tcBorders/>
-            <w:tcW w:w="1518" w:type="dxa"/>
+            <w:tcBorders>
+              <w:top w:val="none" w:color="000000" w:sz="4" w:space="0"/>
+              <w:left w:val="none" w:color="000000" w:sz="4" w:space="0"/>
+              <w:bottom w:val="none" w:color="000000" w:sz="4" w:space="0"/>
+              <w:right w:val="none" w:color="000000" w:sz="4" w:space="0"/>
+            </w:tcBorders>
+            <w:tcMar>
+              <w:left w:w="0" w:type="dxa"/>
+              <w:top w:w="0" w:type="dxa"/>
+              <w:right w:w="0" w:type="dxa"/>
+              <w:bottom w:w="0" w:type="dxa"/>
+            </w:tcMar>
+            <w:tcW w:w="956" w:type="dxa"/>
+            <w:vAlign w:val="bottom"/>
             <w:textDirection w:val="lrTb"/>
             <w:noWrap w:val="false"/>
           </w:tcPr>
           <w:p>
             <w:pPr>
+              <w:pStyle w:val="926"/>
               <w:pBdr/>
-              <w:tabs>
-                <w:tab w:val="left" w:leader="none" w:pos="404"/>
-              </w:tabs>
-              <w:spacing w:before="208" w:line="280" w:lineRule="auto"/>
-              <w:ind w:right="626"/>
-              <w:jc w:val="center"/>
-              <w:rPr/>
+              <w:spacing/>
+              <w:ind/>
+              <w:rPr>
+                <w:rFonts w:ascii="Times New Roman" w:hAnsi="Times New Roman" w:cs="Times New Roman"/>
+                <w:sz w:val="28"/>
+                <w:szCs w:val="28"/>
+              </w:rPr>
             </w:pPr>
             <w:r>
+              <w:rPr>
+                <w:rFonts w:ascii="Times New Roman" w:hAnsi="Times New Roman" w:eastAsia="Times New Roman" w:cs="Times New Roman"/>
+                <w:b w:val="0"/>
+                <w:i w:val="0"/>
+                <w:strike w:val="0"/>
+                <w:color w:val="000000"/>
+                <w:sz w:val="28"/>
+                <w:szCs w:val="28"/>
+                <w:u w:val="none"/>
+                <w:vertAlign w:val="baseline"/>
+              </w:rPr>
               <w:t xml:space="preserve">30000</w:t>
             </w:r>
-            <w:r/>
+            <w:r>
+              <w:rPr>
+                <w:rFonts w:ascii="Times New Roman" w:hAnsi="Times New Roman" w:eastAsia="Times New Roman" w:cs="Times New Roman"/>
+                <w:sz w:val="28"/>
+                <w:szCs w:val="28"/>
+              </w:rPr>
+            </w:r>
+            <w:r>
+              <w:rPr>
+                <w:rFonts w:ascii="Times New Roman" w:hAnsi="Times New Roman" w:eastAsia="Times New Roman" w:cs="Times New Roman"/>
+                <w:sz w:val="28"/>
+                <w:szCs w:val="28"/>
+              </w:rPr>
+            </w:r>
           </w:p>
         </w:tc>
         <w:tc>
           <w:tcPr>
-            <w:tcBorders/>
-            <w:tcW w:w="1237" w:type="dxa"/>
+            <w:tcBorders>
+              <w:top w:val="none" w:color="000000" w:sz="4" w:space="0"/>
+              <w:left w:val="none" w:color="000000" w:sz="4" w:space="0"/>
+              <w:bottom w:val="none" w:color="000000" w:sz="4" w:space="0"/>
+              <w:right w:val="none" w:color="000000" w:sz="4" w:space="0"/>
+            </w:tcBorders>
+            <w:tcMar>
+              <w:left w:w="0" w:type="dxa"/>
+              <w:top w:w="0" w:type="dxa"/>
+              <w:right w:w="0" w:type="dxa"/>
+              <w:bottom w:w="0" w:type="dxa"/>
+            </w:tcMar>
+            <w:tcW w:w="1453" w:type="dxa"/>
+            <w:vAlign w:val="bottom"/>
             <w:textDirection w:val="lrTb"/>
             <w:noWrap w:val="false"/>
           </w:tcPr>
           <w:p>
             <w:pPr>
+              <w:pStyle w:val="926"/>
               <w:pBdr/>
-              <w:tabs>
-                <w:tab w:val="left" w:leader="none" w:pos="404"/>
-              </w:tabs>
-              <w:spacing w:before="208" w:line="280" w:lineRule="auto"/>
-              <w:ind w:right="626"/>
-              <w:jc w:val="center"/>
-              <w:rPr/>
+              <w:spacing/>
+              <w:ind/>
+              <w:rPr>
+                <w:rFonts w:ascii="Times New Roman" w:hAnsi="Times New Roman" w:cs="Times New Roman"/>
+                <w:sz w:val="28"/>
+                <w:szCs w:val="28"/>
+              </w:rPr>
             </w:pPr>
             <w:r>
-              <w:t xml:space="preserve">0,22</w:t>
+              <w:rPr>
+                <w:rFonts w:ascii="Times New Roman" w:hAnsi="Times New Roman" w:eastAsia="Times New Roman" w:cs="Times New Roman"/>
+                <w:b w:val="0"/>
+                <w:i w:val="0"/>
+                <w:strike w:val="0"/>
+                <w:color w:val="000000"/>
+                <w:sz w:val="28"/>
+                <w:szCs w:val="28"/>
+                <w:u w:val="none"/>
+                <w:vertAlign w:val="baseline"/>
+              </w:rPr>
+              <w:t xml:space="preserve">0,226237</w:t>
             </w:r>
             <w:r>
-              <w:t xml:space="preserve">67678</w:t>
+              <w:rPr>
+                <w:rFonts w:ascii="Times New Roman" w:hAnsi="Times New Roman" w:eastAsia="Times New Roman" w:cs="Times New Roman"/>
+                <w:sz w:val="28"/>
+                <w:szCs w:val="28"/>
+              </w:rPr>
             </w:r>
-            <w:r/>
+            <w:r>
+              <w:rPr>
+                <w:rFonts w:ascii="Times New Roman" w:hAnsi="Times New Roman" w:eastAsia="Times New Roman" w:cs="Times New Roman"/>
+                <w:sz w:val="28"/>
+                <w:szCs w:val="28"/>
+              </w:rPr>
+            </w:r>
           </w:p>
         </w:tc>
         <w:tc>
           <w:tcPr>
-            <w:tcBorders/>
-            <w:tcW w:w="1490" w:type="dxa"/>
+            <w:tcBorders>
+              <w:top w:val="none" w:color="000000" w:sz="4" w:space="0"/>
+              <w:left w:val="none" w:color="000000" w:sz="4" w:space="0"/>
+              <w:bottom w:val="none" w:color="000000" w:sz="4" w:space="0"/>
+              <w:right w:val="none" w:color="000000" w:sz="4" w:space="0"/>
+            </w:tcBorders>
+            <w:tcMar>
+              <w:left w:w="0" w:type="dxa"/>
+              <w:top w:w="0" w:type="dxa"/>
+              <w:right w:w="0" w:type="dxa"/>
+              <w:bottom w:w="0" w:type="dxa"/>
+            </w:tcMar>
+            <w:tcW w:w="1296" w:type="dxa"/>
+            <w:vAlign w:val="bottom"/>
             <w:textDirection w:val="lrTb"/>
             <w:noWrap w:val="false"/>
           </w:tcPr>
           <w:p>
             <w:pPr>
+              <w:pStyle w:val="926"/>
               <w:pBdr/>
-              <w:tabs>
-                <w:tab w:val="left" w:leader="none" w:pos="404"/>
-              </w:tabs>
-              <w:spacing w:before="208" w:line="280" w:lineRule="auto"/>
-              <w:ind w:right="626"/>
-              <w:jc w:val="center"/>
-              <w:rPr/>
+              <w:spacing/>
+              <w:ind/>
+              <w:rPr>
+                <w:rFonts w:ascii="Times New Roman" w:hAnsi="Times New Roman" w:cs="Times New Roman"/>
+                <w:sz w:val="28"/>
+                <w:szCs w:val="28"/>
+              </w:rPr>
             </w:pPr>
             <w:r>
-              <w:t xml:space="preserve">0,2</w:t>
+              <w:rPr>
+                <w:rFonts w:ascii="Times New Roman" w:hAnsi="Times New Roman" w:eastAsia="Times New Roman" w:cs="Times New Roman"/>
+                <w:b w:val="0"/>
+                <w:i w:val="0"/>
+                <w:strike w:val="0"/>
+                <w:color w:val="000000"/>
+                <w:sz w:val="28"/>
+                <w:szCs w:val="28"/>
+                <w:u w:val="none"/>
+                <w:vertAlign w:val="baseline"/>
+              </w:rPr>
+              <w:t xml:space="preserve">0,252528</w:t>
             </w:r>
             <w:r>
-              <w:t xml:space="preserve">54298</w:t>
+              <w:rPr>
+                <w:rFonts w:ascii="Times New Roman" w:hAnsi="Times New Roman" w:eastAsia="Times New Roman" w:cs="Times New Roman"/>
+                <w:sz w:val="28"/>
+                <w:szCs w:val="28"/>
+              </w:rPr>
             </w:r>
-            <w:r/>
+            <w:r>
+              <w:rPr>
+                <w:rFonts w:ascii="Times New Roman" w:hAnsi="Times New Roman" w:eastAsia="Times New Roman" w:cs="Times New Roman"/>
+                <w:sz w:val="28"/>
+                <w:szCs w:val="28"/>
+              </w:rPr>
+            </w:r>
           </w:p>
         </w:tc>
         <w:tc>
           <w:tcPr>
-            <w:tcBorders/>
-            <w:tcW w:w="1490" w:type="dxa"/>
+            <w:tcBorders>
+              <w:top w:val="none" w:color="000000" w:sz="4" w:space="0"/>
+              <w:left w:val="none" w:color="000000" w:sz="4" w:space="0"/>
+              <w:bottom w:val="none" w:color="000000" w:sz="4" w:space="0"/>
+              <w:right w:val="none" w:color="000000" w:sz="4" w:space="0"/>
+            </w:tcBorders>
+            <w:tcMar>
+              <w:left w:w="0" w:type="dxa"/>
+              <w:top w:w="0" w:type="dxa"/>
+              <w:right w:w="0" w:type="dxa"/>
+              <w:bottom w:w="0" w:type="dxa"/>
+            </w:tcMar>
+            <w:tcW w:w="1375" w:type="dxa"/>
+            <w:vAlign w:val="bottom"/>
             <w:textDirection w:val="lrTb"/>
             <w:noWrap w:val="false"/>
           </w:tcPr>
           <w:p>
             <w:pPr>
+              <w:pStyle w:val="926"/>
               <w:pBdr/>
-              <w:tabs>
-                <w:tab w:val="left" w:leader="none" w:pos="404"/>
-              </w:tabs>
-              <w:spacing w:before="208" w:line="280" w:lineRule="auto"/>
-              <w:ind w:right="626"/>
-              <w:jc w:val="center"/>
-              <w:rPr/>
+              <w:spacing/>
+              <w:ind/>
+              <w:rPr>
+                <w:rFonts w:ascii="Times New Roman" w:hAnsi="Times New Roman" w:cs="Times New Roman"/>
+                <w:sz w:val="28"/>
+                <w:szCs w:val="28"/>
+              </w:rPr>
             </w:pPr>
             <w:r>
-              <w:t xml:space="preserve">0,19</w:t>
+              <w:rPr>
+                <w:rFonts w:ascii="Times New Roman" w:hAnsi="Times New Roman" w:eastAsia="Times New Roman" w:cs="Times New Roman"/>
+                <w:b w:val="0"/>
+                <w:i w:val="0"/>
+                <w:strike w:val="0"/>
+                <w:color w:val="000000"/>
+                <w:sz w:val="28"/>
+                <w:szCs w:val="28"/>
+                <w:u w:val="none"/>
+                <w:vertAlign w:val="baseline"/>
+              </w:rPr>
+              <w:t xml:space="preserve">0,188013</w:t>
             </w:r>
             <w:r>
-              <w:t xml:space="preserve">05912</w:t>
+              <w:rPr>
+                <w:rFonts w:ascii="Times New Roman" w:hAnsi="Times New Roman" w:eastAsia="Times New Roman" w:cs="Times New Roman"/>
+                <w:sz w:val="28"/>
+                <w:szCs w:val="28"/>
+              </w:rPr>
             </w:r>
-            <w:r/>
+            <w:r>
+              <w:rPr>
+                <w:rFonts w:ascii="Times New Roman" w:hAnsi="Times New Roman" w:eastAsia="Times New Roman" w:cs="Times New Roman"/>
+                <w:sz w:val="28"/>
+                <w:szCs w:val="28"/>
+              </w:rPr>
+            </w:r>
           </w:p>
         </w:tc>
         <w:tc>
           <w:tcPr>
-            <w:tcBorders/>
-            <w:tcW w:w="1490" w:type="dxa"/>
+            <w:tcBorders>
+              <w:top w:val="none" w:color="000000" w:sz="4" w:space="0"/>
+              <w:left w:val="none" w:color="000000" w:sz="4" w:space="0"/>
+              <w:bottom w:val="none" w:color="000000" w:sz="4" w:space="0"/>
+              <w:right w:val="none" w:color="000000" w:sz="4" w:space="0"/>
+            </w:tcBorders>
+            <w:tcMar>
+              <w:left w:w="0" w:type="dxa"/>
+              <w:top w:w="0" w:type="dxa"/>
+              <w:right w:w="0" w:type="dxa"/>
+              <w:bottom w:w="0" w:type="dxa"/>
+            </w:tcMar>
+            <w:tcW w:w="1375" w:type="dxa"/>
+            <w:vAlign w:val="bottom"/>
             <w:textDirection w:val="lrTb"/>
             <w:noWrap w:val="false"/>
           </w:tcPr>
           <w:p>
             <w:pPr>
+              <w:pStyle w:val="926"/>
               <w:pBdr/>
-              <w:tabs>
-                <w:tab w:val="left" w:leader="none" w:pos="404"/>
-              </w:tabs>
-              <w:spacing w:before="208" w:line="280" w:lineRule="auto"/>
-              <w:ind w:right="626"/>
-              <w:jc w:val="center"/>
-              <w:rPr/>
+              <w:spacing/>
+              <w:ind/>
+              <w:rPr>
+                <w:rFonts w:ascii="Times New Roman" w:hAnsi="Times New Roman" w:cs="Times New Roman"/>
+                <w:sz w:val="28"/>
+                <w:szCs w:val="28"/>
+              </w:rPr>
             </w:pPr>
             <w:r>
-              <w:t xml:space="preserve">0,18</w:t>
+              <w:rPr>
+                <w:rFonts w:ascii="Times New Roman" w:hAnsi="Times New Roman" w:eastAsia="Times New Roman" w:cs="Times New Roman"/>
+                <w:b w:val="0"/>
+                <w:i w:val="0"/>
+                <w:strike w:val="0"/>
+                <w:color w:val="000000"/>
+                <w:sz w:val="28"/>
+                <w:szCs w:val="28"/>
+                <w:u w:val="none"/>
+                <w:vertAlign w:val="baseline"/>
+              </w:rPr>
+              <w:t xml:space="preserve">0,190316</w:t>
             </w:r>
             <w:r>
-              <w:t xml:space="preserve">62134</w:t>
+              <w:rPr>
+                <w:rFonts w:ascii="Times New Roman" w:hAnsi="Times New Roman" w:eastAsia="Times New Roman" w:cs="Times New Roman"/>
+                <w:sz w:val="28"/>
+                <w:szCs w:val="28"/>
+              </w:rPr>
             </w:r>
-            <w:r/>
+            <w:r>
+              <w:rPr>
+                <w:rFonts w:ascii="Times New Roman" w:hAnsi="Times New Roman" w:eastAsia="Times New Roman" w:cs="Times New Roman"/>
+                <w:sz w:val="28"/>
+                <w:szCs w:val="28"/>
+              </w:rPr>
+            </w:r>
           </w:p>
         </w:tc>
         <w:tc>
           <w:tcPr>
-            <w:tcBorders/>
-            <w:tcW w:w="1263" w:type="dxa"/>
+            <w:tcBorders>
+              <w:top w:val="none" w:color="000000" w:sz="4" w:space="0"/>
+              <w:left w:val="none" w:color="000000" w:sz="4" w:space="0"/>
+              <w:bottom w:val="none" w:color="000000" w:sz="4" w:space="0"/>
+              <w:right w:val="none" w:color="000000" w:sz="4" w:space="0"/>
+            </w:tcBorders>
+            <w:tcMar>
+              <w:left w:w="0" w:type="dxa"/>
+              <w:top w:w="0" w:type="dxa"/>
+              <w:right w:w="0" w:type="dxa"/>
+              <w:bottom w:w="0" w:type="dxa"/>
+            </w:tcMar>
+            <w:tcW w:w="945" w:type="dxa"/>
+            <w:vAlign w:val="bottom"/>
             <w:textDirection w:val="lrTb"/>
             <w:noWrap w:val="false"/>
           </w:tcPr>
           <w:p>
             <w:pPr>
+              <w:pStyle w:val="926"/>
               <w:pBdr/>
-              <w:tabs>
-                <w:tab w:val="left" w:leader="none" w:pos="404"/>
-              </w:tabs>
-              <w:spacing w:before="208" w:line="280" w:lineRule="auto"/>
-              <w:ind w:right="626"/>
-              <w:jc w:val="center"/>
-              <w:rPr/>
+              <w:spacing/>
+              <w:ind/>
+              <w:rPr>
+                <w:rFonts w:ascii="Times New Roman" w:hAnsi="Times New Roman" w:cs="Times New Roman"/>
+                <w:sz w:val="28"/>
+                <w:szCs w:val="28"/>
+              </w:rPr>
             </w:pPr>
             <w:r>
-              <w:t xml:space="preserve">0.8918</w:t>
+              <w:rPr>
+                <w:rFonts w:ascii="Times New Roman" w:hAnsi="Times New Roman" w:eastAsia="Times New Roman" w:cs="Times New Roman"/>
+                <w:b w:val="0"/>
+                <w:i w:val="0"/>
+                <w:strike w:val="0"/>
+                <w:color w:val="000000"/>
+                <w:sz w:val="28"/>
+                <w:szCs w:val="28"/>
+                <w:u w:val="none"/>
+                <w:vertAlign w:val="baseline"/>
+              </w:rPr>
+              <w:t xml:space="preserve">0.90</w:t>
             </w:r>
-            <w:r/>
+            <w:r>
+              <w:rPr>
+                <w:rFonts w:ascii="Times New Roman" w:hAnsi="Times New Roman" w:eastAsia="Times New Roman" w:cs="Times New Roman"/>
+                <w:sz w:val="28"/>
+                <w:szCs w:val="28"/>
+              </w:rPr>
+            </w:r>
+            <w:r>
+              <w:rPr>
+                <w:rFonts w:ascii="Times New Roman" w:hAnsi="Times New Roman" w:eastAsia="Times New Roman" w:cs="Times New Roman"/>
+                <w:sz w:val="28"/>
+                <w:szCs w:val="28"/>
+              </w:rPr>
+            </w:r>
           </w:p>
         </w:tc>
         <w:tc>
           <w:tcPr>
-            <w:tcBorders/>
-            <w:tcW w:w="1263" w:type="dxa"/>
+            <w:tcBorders>
+              <w:top w:val="none" w:color="000000" w:sz="4" w:space="0"/>
+              <w:left w:val="none" w:color="000000" w:sz="4" w:space="0"/>
+              <w:bottom w:val="none" w:color="000000" w:sz="4" w:space="0"/>
+              <w:right w:val="none" w:color="000000" w:sz="4" w:space="0"/>
+            </w:tcBorders>
+            <w:tcMar>
+              <w:left w:w="0" w:type="dxa"/>
+              <w:top w:w="0" w:type="dxa"/>
+              <w:right w:w="0" w:type="dxa"/>
+              <w:bottom w:w="0" w:type="dxa"/>
+            </w:tcMar>
+            <w:tcW w:w="963" w:type="dxa"/>
+            <w:vAlign w:val="bottom"/>
             <w:textDirection w:val="lrTb"/>
             <w:noWrap w:val="false"/>
           </w:tcPr>
           <w:p>
             <w:pPr>
+              <w:pStyle w:val="926"/>
               <w:pBdr/>
-              <w:tabs>
-                <w:tab w:val="left" w:leader="none" w:pos="404"/>
-              </w:tabs>
-              <w:spacing w:before="208" w:line="280" w:lineRule="auto"/>
-              <w:ind w:right="626"/>
-              <w:jc w:val="center"/>
-              <w:rPr/>
+              <w:spacing/>
+              <w:ind/>
+              <w:rPr>
+                <w:rFonts w:ascii="Times New Roman" w:hAnsi="Times New Roman" w:cs="Times New Roman"/>
+                <w:sz w:val="28"/>
+                <w:szCs w:val="28"/>
+              </w:rPr>
             </w:pPr>
             <w:r>
-              <w:t xml:space="preserve">1.1898</w:t>
+              <w:rPr>
+                <w:rFonts w:ascii="Times New Roman" w:hAnsi="Times New Roman" w:eastAsia="Times New Roman" w:cs="Times New Roman"/>
+                <w:b w:val="0"/>
+                <w:i w:val="0"/>
+                <w:strike w:val="0"/>
+                <w:color w:val="000000"/>
+                <w:sz w:val="28"/>
+                <w:szCs w:val="28"/>
+                <w:u w:val="none"/>
+                <w:vertAlign w:val="baseline"/>
+              </w:rPr>
+              <w:t xml:space="preserve">1.20</w:t>
             </w:r>
-            <w:r/>
+            <w:r>
+              <w:rPr>
+                <w:rFonts w:ascii="Times New Roman" w:hAnsi="Times New Roman" w:eastAsia="Times New Roman" w:cs="Times New Roman"/>
+                <w:sz w:val="28"/>
+                <w:szCs w:val="28"/>
+              </w:rPr>
+            </w:r>
+            <w:r>
+              <w:rPr>
+                <w:rFonts w:ascii="Times New Roman" w:hAnsi="Times New Roman" w:eastAsia="Times New Roman" w:cs="Times New Roman"/>
+                <w:sz w:val="28"/>
+                <w:szCs w:val="28"/>
+              </w:rPr>
+            </w:r>
           </w:p>
         </w:tc>
         <w:tc>
           <w:tcPr>
-            <w:tcBorders/>
-            <w:tcW w:w="1263" w:type="dxa"/>
+            <w:tcBorders>
+              <w:top w:val="none" w:color="000000" w:sz="4" w:space="0"/>
+              <w:left w:val="none" w:color="000000" w:sz="4" w:space="0"/>
+              <w:bottom w:val="none" w:color="000000" w:sz="4" w:space="0"/>
+              <w:right w:val="none" w:color="000000" w:sz="4" w:space="0"/>
+            </w:tcBorders>
+            <w:tcMar>
+              <w:left w:w="0" w:type="dxa"/>
+              <w:top w:w="0" w:type="dxa"/>
+              <w:right w:w="0" w:type="dxa"/>
+              <w:bottom w:w="0" w:type="dxa"/>
+            </w:tcMar>
+            <w:tcW w:w="1417" w:type="dxa"/>
+            <w:vAlign w:val="bottom"/>
             <w:textDirection w:val="lrTb"/>
             <w:noWrap w:val="false"/>
           </w:tcPr>
           <w:p>
             <w:pPr>
+              <w:pStyle w:val="926"/>
               <w:pBdr/>
-              <w:tabs>
-                <w:tab w:val="left" w:leader="none" w:pos="404"/>
-              </w:tabs>
-              <w:spacing w:before="208" w:line="280" w:lineRule="auto"/>
-              <w:ind w:right="626"/>
-              <w:jc w:val="center"/>
-              <w:rPr/>
+              <w:spacing/>
+              <w:ind/>
+              <w:rPr>
+                <w:rFonts w:ascii="Times New Roman" w:hAnsi="Times New Roman" w:cs="Times New Roman"/>
+                <w:sz w:val="28"/>
+                <w:szCs w:val="28"/>
+              </w:rPr>
             </w:pPr>
             <w:r>
-              <w:t xml:space="preserve">1.2178</w:t>
+              <w:rPr>
+                <w:rFonts w:ascii="Times New Roman" w:hAnsi="Times New Roman" w:eastAsia="Times New Roman" w:cs="Times New Roman"/>
+                <w:b w:val="0"/>
+                <w:i w:val="0"/>
+                <w:strike w:val="0"/>
+                <w:color w:val="000000"/>
+                <w:sz w:val="28"/>
+                <w:szCs w:val="28"/>
+                <w:u w:val="none"/>
+                <w:vertAlign w:val="baseline"/>
+              </w:rPr>
+              <w:t xml:space="preserve">1.19</w:t>
             </w:r>
-            <w:r/>
+            <w:r>
+              <w:rPr>
+                <w:rFonts w:ascii="Times New Roman" w:hAnsi="Times New Roman" w:eastAsia="Times New Roman" w:cs="Times New Roman"/>
+                <w:sz w:val="28"/>
+                <w:szCs w:val="28"/>
+              </w:rPr>
+            </w:r>
+            <w:r>
+              <w:rPr>
+                <w:rFonts w:ascii="Times New Roman" w:hAnsi="Times New Roman" w:eastAsia="Times New Roman" w:cs="Times New Roman"/>
+                <w:sz w:val="28"/>
+                <w:szCs w:val="28"/>
+              </w:rPr>
+            </w:r>
           </w:p>
         </w:tc>
       </w:tr>
       <w:tr>
         <w:trPr>
-          <w:trHeight w:val="368"/>
+          <w:trHeight w:val="0"/>
         </w:trPr>
         <w:tc>
           <w:tcPr>
-            <w:tcBorders/>
-            <w:tcW w:w="1518" w:type="dxa"/>
+            <w:tcBorders>
+              <w:top w:val="none" w:color="000000" w:sz="4" w:space="0"/>
+              <w:left w:val="none" w:color="000000" w:sz="4" w:space="0"/>
+              <w:bottom w:val="none" w:color="000000" w:sz="4" w:space="0"/>
+              <w:right w:val="none" w:color="000000" w:sz="4" w:space="0"/>
+            </w:tcBorders>
+            <w:tcMar>
+              <w:left w:w="0" w:type="dxa"/>
+              <w:top w:w="0" w:type="dxa"/>
+              <w:right w:w="0" w:type="dxa"/>
+              <w:bottom w:w="0" w:type="dxa"/>
+            </w:tcMar>
+            <w:tcW w:w="956" w:type="dxa"/>
+            <w:vAlign w:val="bottom"/>
             <w:textDirection w:val="lrTb"/>
             <w:noWrap w:val="false"/>
           </w:tcPr>
           <w:p>
             <w:pPr>
+              <w:pStyle w:val="926"/>
               <w:pBdr/>
-              <w:tabs>
-                <w:tab w:val="left" w:leader="none" w:pos="404"/>
-              </w:tabs>
-              <w:spacing w:before="208" w:line="280" w:lineRule="auto"/>
-              <w:ind w:right="626"/>
-              <w:jc w:val="center"/>
-              <w:rPr/>
+              <w:spacing/>
+              <w:ind/>
+              <w:rPr>
+                <w:rFonts w:ascii="Times New Roman" w:hAnsi="Times New Roman" w:cs="Times New Roman"/>
+                <w:sz w:val="28"/>
+                <w:szCs w:val="28"/>
+              </w:rPr>
             </w:pPr>
             <w:r>
+              <w:rPr>
+                <w:rFonts w:ascii="Times New Roman" w:hAnsi="Times New Roman" w:eastAsia="Times New Roman" w:cs="Times New Roman"/>
+                <w:b w:val="0"/>
+                <w:i w:val="0"/>
+                <w:strike w:val="0"/>
+                <w:color w:val="000000"/>
+                <w:sz w:val="28"/>
+                <w:szCs w:val="28"/>
+                <w:u w:val="none"/>
+                <w:vertAlign w:val="baseline"/>
+              </w:rPr>
               <w:t xml:space="preserve">40000</w:t>
             </w:r>
-            <w:r/>
+            <w:r>
+              <w:rPr>
+                <w:rFonts w:ascii="Times New Roman" w:hAnsi="Times New Roman" w:eastAsia="Times New Roman" w:cs="Times New Roman"/>
+                <w:sz w:val="28"/>
+                <w:szCs w:val="28"/>
+              </w:rPr>
+            </w:r>
+            <w:r>
+              <w:rPr>
+                <w:rFonts w:ascii="Times New Roman" w:hAnsi="Times New Roman" w:eastAsia="Times New Roman" w:cs="Times New Roman"/>
+                <w:sz w:val="28"/>
+                <w:szCs w:val="28"/>
+              </w:rPr>
+            </w:r>
           </w:p>
         </w:tc>
         <w:tc>
           <w:tcPr>
-            <w:tcBorders/>
-            <w:tcW w:w="1237" w:type="dxa"/>
+            <w:tcBorders>
+              <w:top w:val="none" w:color="000000" w:sz="4" w:space="0"/>
+              <w:left w:val="none" w:color="000000" w:sz="4" w:space="0"/>
+              <w:bottom w:val="none" w:color="000000" w:sz="4" w:space="0"/>
+              <w:right w:val="none" w:color="000000" w:sz="4" w:space="0"/>
+            </w:tcBorders>
+            <w:tcMar>
+              <w:left w:w="0" w:type="dxa"/>
+              <w:top w:w="0" w:type="dxa"/>
+              <w:right w:w="0" w:type="dxa"/>
+              <w:bottom w:w="0" w:type="dxa"/>
+            </w:tcMar>
+            <w:tcW w:w="1453" w:type="dxa"/>
+            <w:vAlign w:val="bottom"/>
             <w:textDirection w:val="lrTb"/>
             <w:noWrap w:val="false"/>
           </w:tcPr>
           <w:p>
             <w:pPr>
+              <w:pStyle w:val="926"/>
               <w:pBdr/>
-              <w:tabs>
-                <w:tab w:val="left" w:leader="none" w:pos="404"/>
-              </w:tabs>
-              <w:spacing w:before="208" w:line="280" w:lineRule="auto"/>
-              <w:ind w:right="626"/>
-              <w:jc w:val="center"/>
-              <w:rPr/>
+              <w:spacing/>
+              <w:ind/>
+              <w:rPr>
+                <w:rFonts w:ascii="Times New Roman" w:hAnsi="Times New Roman" w:cs="Times New Roman"/>
+                <w:sz w:val="28"/>
+                <w:szCs w:val="28"/>
+              </w:rPr>
             </w:pPr>
             <w:r>
-              <w:t xml:space="preserve">0,34</w:t>
+              <w:rPr>
+                <w:rFonts w:ascii="Times New Roman" w:hAnsi="Times New Roman" w:eastAsia="Times New Roman" w:cs="Times New Roman"/>
+                <w:b w:val="0"/>
+                <w:i w:val="0"/>
+                <w:strike w:val="0"/>
+                <w:color w:val="000000"/>
+                <w:sz w:val="28"/>
+                <w:szCs w:val="28"/>
+                <w:u w:val="none"/>
+                <w:vertAlign w:val="baseline"/>
+              </w:rPr>
+              <w:t xml:space="preserve">0,345007</w:t>
             </w:r>
             <w:r>
-              <w:t xml:space="preserve">58153</w:t>
+              <w:rPr>
+                <w:rFonts w:ascii="Times New Roman" w:hAnsi="Times New Roman" w:eastAsia="Times New Roman" w:cs="Times New Roman"/>
+                <w:sz w:val="28"/>
+                <w:szCs w:val="28"/>
+              </w:rPr>
             </w:r>
-            <w:r/>
+            <w:r>
+              <w:rPr>
+                <w:rFonts w:ascii="Times New Roman" w:hAnsi="Times New Roman" w:eastAsia="Times New Roman" w:cs="Times New Roman"/>
+                <w:sz w:val="28"/>
+                <w:szCs w:val="28"/>
+              </w:rPr>
+            </w:r>
           </w:p>
         </w:tc>
         <w:tc>
           <w:tcPr>
-            <w:tcBorders/>
-            <w:tcW w:w="1490" w:type="dxa"/>
+            <w:tcBorders>
+              <w:top w:val="none" w:color="000000" w:sz="4" w:space="0"/>
+              <w:left w:val="none" w:color="000000" w:sz="4" w:space="0"/>
+              <w:bottom w:val="none" w:color="000000" w:sz="4" w:space="0"/>
+              <w:right w:val="none" w:color="000000" w:sz="4" w:space="0"/>
+            </w:tcBorders>
+            <w:tcMar>
+              <w:left w:w="0" w:type="dxa"/>
+              <w:top w:w="0" w:type="dxa"/>
+              <w:right w:w="0" w:type="dxa"/>
+              <w:bottom w:w="0" w:type="dxa"/>
+            </w:tcMar>
+            <w:tcW w:w="1296" w:type="dxa"/>
+            <w:vAlign w:val="bottom"/>
             <w:textDirection w:val="lrTb"/>
             <w:noWrap w:val="false"/>
           </w:tcPr>
           <w:p>
             <w:pPr>
+              <w:pStyle w:val="926"/>
               <w:pBdr/>
-              <w:tabs>
-                <w:tab w:val="left" w:leader="none" w:pos="404"/>
-              </w:tabs>
-              <w:spacing w:before="208" w:line="280" w:lineRule="auto"/>
-              <w:ind w:right="626"/>
-              <w:jc w:val="center"/>
-              <w:rPr/>
+              <w:spacing/>
+              <w:ind/>
+              <w:rPr>
+                <w:rFonts w:ascii="Times New Roman" w:hAnsi="Times New Roman" w:cs="Times New Roman"/>
+                <w:sz w:val="28"/>
+                <w:szCs w:val="28"/>
+              </w:rPr>
             </w:pPr>
             <w:r>
-              <w:t xml:space="preserve">0,29</w:t>
+              <w:rPr>
+                <w:rFonts w:ascii="Times New Roman" w:hAnsi="Times New Roman" w:eastAsia="Times New Roman" w:cs="Times New Roman"/>
+                <w:b w:val="0"/>
+                <w:i w:val="0"/>
+                <w:strike w:val="0"/>
+                <w:color w:val="000000"/>
+                <w:sz w:val="28"/>
+                <w:szCs w:val="28"/>
+                <w:u w:val="none"/>
+                <w:vertAlign w:val="baseline"/>
+              </w:rPr>
+              <w:t xml:space="preserve">0,299551</w:t>
             </w:r>
             <w:r>
-              <w:t xml:space="preserve">84656</w:t>
+              <w:rPr>
+                <w:rFonts w:ascii="Times New Roman" w:hAnsi="Times New Roman" w:eastAsia="Times New Roman" w:cs="Times New Roman"/>
+                <w:sz w:val="28"/>
+                <w:szCs w:val="28"/>
+              </w:rPr>
             </w:r>
-            <w:r/>
+            <w:r>
+              <w:rPr>
+                <w:rFonts w:ascii="Times New Roman" w:hAnsi="Times New Roman" w:eastAsia="Times New Roman" w:cs="Times New Roman"/>
+                <w:sz w:val="28"/>
+                <w:szCs w:val="28"/>
+              </w:rPr>
+            </w:r>
           </w:p>
         </w:tc>
         <w:tc>
           <w:tcPr>
-            <w:tcBorders/>
-            <w:tcW w:w="1490" w:type="dxa"/>
+            <w:tcBorders>
+              <w:top w:val="none" w:color="000000" w:sz="4" w:space="0"/>
+              <w:left w:val="none" w:color="000000" w:sz="4" w:space="0"/>
+              <w:bottom w:val="none" w:color="000000" w:sz="4" w:space="0"/>
+              <w:right w:val="none" w:color="000000" w:sz="4" w:space="0"/>
+            </w:tcBorders>
+            <w:tcMar>
+              <w:left w:w="0" w:type="dxa"/>
+              <w:top w:w="0" w:type="dxa"/>
+              <w:right w:w="0" w:type="dxa"/>
+              <w:bottom w:w="0" w:type="dxa"/>
+            </w:tcMar>
+            <w:tcW w:w="1375" w:type="dxa"/>
+            <w:vAlign w:val="bottom"/>
             <w:textDirection w:val="lrTb"/>
             <w:noWrap w:val="false"/>
           </w:tcPr>
           <w:p>
             <w:pPr>
+              <w:pStyle w:val="926"/>
               <w:pBdr/>
-              <w:tabs>
-                <w:tab w:val="left" w:leader="none" w:pos="404"/>
-              </w:tabs>
-              <w:spacing w:before="208" w:line="280" w:lineRule="auto"/>
-              <w:ind w:right="626"/>
-              <w:jc w:val="center"/>
-              <w:rPr/>
+              <w:spacing/>
+              <w:ind/>
+              <w:rPr>
+                <w:rFonts w:ascii="Times New Roman" w:hAnsi="Times New Roman" w:cs="Times New Roman"/>
+                <w:sz w:val="28"/>
+                <w:szCs w:val="28"/>
+              </w:rPr>
             </w:pPr>
             <w:r>
-              <w:t xml:space="preserve">0,27</w:t>
+              <w:rPr>
+                <w:rFonts w:ascii="Times New Roman" w:hAnsi="Times New Roman" w:eastAsia="Times New Roman" w:cs="Times New Roman"/>
+                <w:b w:val="0"/>
+                <w:i w:val="0"/>
+                <w:strike w:val="0"/>
+                <w:color w:val="000000"/>
+                <w:sz w:val="28"/>
+                <w:szCs w:val="28"/>
+                <w:u w:val="none"/>
+                <w:vertAlign w:val="baseline"/>
+              </w:rPr>
+              <w:t xml:space="preserve">0,269198</w:t>
             </w:r>
             <w:r>
-              <w:t xml:space="preserve">49613</w:t>
+              <w:rPr>
+                <w:rFonts w:ascii="Times New Roman" w:hAnsi="Times New Roman" w:eastAsia="Times New Roman" w:cs="Times New Roman"/>
+                <w:sz w:val="28"/>
+                <w:szCs w:val="28"/>
+              </w:rPr>
             </w:r>
-            <w:r/>
+            <w:r>
+              <w:rPr>
+                <w:rFonts w:ascii="Times New Roman" w:hAnsi="Times New Roman" w:eastAsia="Times New Roman" w:cs="Times New Roman"/>
+                <w:sz w:val="28"/>
+                <w:szCs w:val="28"/>
+              </w:rPr>
+            </w:r>
           </w:p>
         </w:tc>
         <w:tc>
           <w:tcPr>
-            <w:tcBorders/>
-            <w:tcW w:w="1490" w:type="dxa"/>
+            <w:tcBorders>
+              <w:top w:val="none" w:color="000000" w:sz="4" w:space="0"/>
+              <w:left w:val="none" w:color="000000" w:sz="4" w:space="0"/>
+              <w:bottom w:val="none" w:color="000000" w:sz="4" w:space="0"/>
+              <w:right w:val="none" w:color="000000" w:sz="4" w:space="0"/>
+            </w:tcBorders>
+            <w:tcMar>
+              <w:left w:w="0" w:type="dxa"/>
+              <w:top w:w="0" w:type="dxa"/>
+              <w:right w:w="0" w:type="dxa"/>
+              <w:bottom w:w="0" w:type="dxa"/>
+            </w:tcMar>
+            <w:tcW w:w="1375" w:type="dxa"/>
+            <w:vAlign w:val="bottom"/>
             <w:textDirection w:val="lrTb"/>
             <w:noWrap w:val="false"/>
           </w:tcPr>
           <w:p>
             <w:pPr>
+              <w:pStyle w:val="926"/>
               <w:pBdr/>
-              <w:tabs>
-                <w:tab w:val="left" w:leader="none" w:pos="404"/>
-              </w:tabs>
-              <w:spacing w:before="208" w:line="280" w:lineRule="auto"/>
-              <w:ind w:right="626"/>
-              <w:jc w:val="center"/>
-              <w:rPr/>
+              <w:spacing/>
+              <w:ind/>
+              <w:rPr>
+                <w:rFonts w:ascii="Times New Roman" w:hAnsi="Times New Roman" w:cs="Times New Roman"/>
+                <w:sz w:val="28"/>
+                <w:szCs w:val="28"/>
+              </w:rPr>
             </w:pPr>
             <w:r>
-              <w:t xml:space="preserve">0,21</w:t>
+              <w:rPr>
+                <w:rFonts w:ascii="Times New Roman" w:hAnsi="Times New Roman" w:eastAsia="Times New Roman" w:cs="Times New Roman"/>
+                <w:b w:val="0"/>
+                <w:i w:val="0"/>
+                <w:strike w:val="0"/>
+                <w:color w:val="000000"/>
+                <w:sz w:val="28"/>
+                <w:szCs w:val="28"/>
+                <w:u w:val="none"/>
+                <w:vertAlign w:val="baseline"/>
+              </w:rPr>
+              <w:t xml:space="preserve">0,216234</w:t>
             </w:r>
             <w:r>
-              <w:t xml:space="preserve">48879</w:t>
+              <w:rPr>
+                <w:rFonts w:ascii="Times New Roman" w:hAnsi="Times New Roman" w:eastAsia="Times New Roman" w:cs="Times New Roman"/>
+                <w:sz w:val="28"/>
+                <w:szCs w:val="28"/>
+              </w:rPr>
             </w:r>
-            <w:r/>
+            <w:r>
+              <w:rPr>
+                <w:rFonts w:ascii="Times New Roman" w:hAnsi="Times New Roman" w:eastAsia="Times New Roman" w:cs="Times New Roman"/>
+                <w:sz w:val="28"/>
+                <w:szCs w:val="28"/>
+              </w:rPr>
+            </w:r>
           </w:p>
         </w:tc>
         <w:tc>
           <w:tcPr>
-            <w:tcBorders/>
-            <w:tcW w:w="1263" w:type="dxa"/>
+            <w:tcBorders>
+              <w:top w:val="none" w:color="000000" w:sz="4" w:space="0"/>
+              <w:left w:val="none" w:color="000000" w:sz="4" w:space="0"/>
+              <w:bottom w:val="none" w:color="000000" w:sz="4" w:space="0"/>
+              <w:right w:val="none" w:color="000000" w:sz="4" w:space="0"/>
+            </w:tcBorders>
+            <w:tcMar>
+              <w:left w:w="0" w:type="dxa"/>
+              <w:top w:w="0" w:type="dxa"/>
+              <w:right w:w="0" w:type="dxa"/>
+              <w:bottom w:w="0" w:type="dxa"/>
+            </w:tcMar>
+            <w:tcW w:w="945" w:type="dxa"/>
+            <w:vAlign w:val="bottom"/>
             <w:textDirection w:val="lrTb"/>
             <w:noWrap w:val="false"/>
           </w:tcPr>
           <w:p>
             <w:pPr>
+              <w:pStyle w:val="926"/>
               <w:pBdr/>
-              <w:tabs>
-                <w:tab w:val="left" w:leader="none" w:pos="404"/>
-              </w:tabs>
-              <w:spacing w:before="208" w:line="280" w:lineRule="auto"/>
-              <w:ind w:right="626"/>
-              <w:jc w:val="center"/>
-              <w:rPr/>
+              <w:spacing/>
+              <w:ind/>
+              <w:rPr>
+                <w:rFonts w:ascii="Times New Roman" w:hAnsi="Times New Roman" w:cs="Times New Roman"/>
+                <w:sz w:val="28"/>
+                <w:szCs w:val="28"/>
+              </w:rPr>
             </w:pPr>
             <w:r>
-              <w:t xml:space="preserve">1.1587</w:t>
+              <w:rPr>
+                <w:rFonts w:ascii="Times New Roman" w:hAnsi="Times New Roman" w:eastAsia="Times New Roman" w:cs="Times New Roman"/>
+                <w:b w:val="0"/>
+                <w:i w:val="0"/>
+                <w:strike w:val="0"/>
+                <w:color w:val="000000"/>
+                <w:sz w:val="28"/>
+                <w:szCs w:val="28"/>
+                <w:u w:val="none"/>
+                <w:vertAlign w:val="baseline"/>
+              </w:rPr>
+              <w:t xml:space="preserve">1.15</w:t>
             </w:r>
-            <w:r/>
+            <w:r>
+              <w:rPr>
+                <w:rFonts w:ascii="Times New Roman" w:hAnsi="Times New Roman" w:eastAsia="Times New Roman" w:cs="Times New Roman"/>
+                <w:sz w:val="28"/>
+                <w:szCs w:val="28"/>
+              </w:rPr>
+            </w:r>
+            <w:r>
+              <w:rPr>
+                <w:rFonts w:ascii="Times New Roman" w:hAnsi="Times New Roman" w:eastAsia="Times New Roman" w:cs="Times New Roman"/>
+                <w:sz w:val="28"/>
+                <w:szCs w:val="28"/>
+              </w:rPr>
+            </w:r>
           </w:p>
         </w:tc>
         <w:tc>
           <w:tcPr>
-            <w:tcBorders/>
-            <w:tcW w:w="1263" w:type="dxa"/>
+            <w:tcBorders>
+              <w:top w:val="none" w:color="000000" w:sz="4" w:space="0"/>
+              <w:left w:val="none" w:color="000000" w:sz="4" w:space="0"/>
+              <w:bottom w:val="none" w:color="000000" w:sz="4" w:space="0"/>
+              <w:right w:val="none" w:color="000000" w:sz="4" w:space="0"/>
+            </w:tcBorders>
+            <w:tcMar>
+              <w:left w:w="0" w:type="dxa"/>
+              <w:top w:w="0" w:type="dxa"/>
+              <w:right w:w="0" w:type="dxa"/>
+              <w:bottom w:w="0" w:type="dxa"/>
+            </w:tcMar>
+            <w:tcW w:w="963" w:type="dxa"/>
+            <w:vAlign w:val="bottom"/>
             <w:textDirection w:val="lrTb"/>
             <w:noWrap w:val="false"/>
           </w:tcPr>
           <w:p>
             <w:pPr>
+              <w:pStyle w:val="926"/>
               <w:pBdr/>
-              <w:tabs>
-                <w:tab w:val="left" w:leader="none" w:pos="404"/>
-              </w:tabs>
-              <w:spacing w:before="208" w:line="280" w:lineRule="auto"/>
-              <w:ind w:right="626"/>
-              <w:jc w:val="center"/>
-              <w:rPr/>
+              <w:spacing/>
+              <w:ind/>
+              <w:rPr>
+                <w:rFonts w:ascii="Times New Roman" w:hAnsi="Times New Roman" w:cs="Times New Roman"/>
+                <w:sz w:val="28"/>
+                <w:szCs w:val="28"/>
+              </w:rPr>
             </w:pPr>
             <w:r>
-              <w:t xml:space="preserve">1.2578</w:t>
+              <w:rPr>
+                <w:rFonts w:ascii="Times New Roman" w:hAnsi="Times New Roman" w:eastAsia="Times New Roman" w:cs="Times New Roman"/>
+                <w:b w:val="0"/>
+                <w:i w:val="0"/>
+                <w:strike w:val="0"/>
+                <w:color w:val="000000"/>
+                <w:sz w:val="28"/>
+                <w:szCs w:val="28"/>
+                <w:u w:val="none"/>
+                <w:vertAlign w:val="baseline"/>
+              </w:rPr>
+              <w:t xml:space="preserve">1.28</w:t>
             </w:r>
-            <w:r/>
+            <w:r>
+              <w:rPr>
+                <w:rFonts w:ascii="Times New Roman" w:hAnsi="Times New Roman" w:eastAsia="Times New Roman" w:cs="Times New Roman"/>
+                <w:sz w:val="28"/>
+                <w:szCs w:val="28"/>
+              </w:rPr>
+            </w:r>
+            <w:r>
+              <w:rPr>
+                <w:rFonts w:ascii="Times New Roman" w:hAnsi="Times New Roman" w:eastAsia="Times New Roman" w:cs="Times New Roman"/>
+                <w:sz w:val="28"/>
+                <w:szCs w:val="28"/>
+              </w:rPr>
+            </w:r>
           </w:p>
         </w:tc>
         <w:tc>
           <w:tcPr>
-            <w:tcBorders/>
-            <w:tcW w:w="1263" w:type="dxa"/>
+            <w:tcBorders>
+              <w:top w:val="none" w:color="000000" w:sz="4" w:space="0"/>
+              <w:left w:val="none" w:color="000000" w:sz="4" w:space="0"/>
+              <w:bottom w:val="none" w:color="000000" w:sz="4" w:space="0"/>
+              <w:right w:val="none" w:color="000000" w:sz="4" w:space="0"/>
+            </w:tcBorders>
+            <w:tcMar>
+              <w:left w:w="0" w:type="dxa"/>
+              <w:top w:w="0" w:type="dxa"/>
+              <w:right w:w="0" w:type="dxa"/>
+              <w:bottom w:w="0" w:type="dxa"/>
+            </w:tcMar>
+            <w:tcW w:w="1417" w:type="dxa"/>
+            <w:vAlign w:val="bottom"/>
             <w:textDirection w:val="lrTb"/>
             <w:noWrap w:val="false"/>
           </w:tcPr>
           <w:p>
             <w:pPr>
+              <w:pStyle w:val="926"/>
               <w:pBdr/>
-              <w:tabs>
-                <w:tab w:val="left" w:leader="none" w:pos="404"/>
-              </w:tabs>
-              <w:spacing w:before="208" w:line="280" w:lineRule="auto"/>
-              <w:ind w:right="626"/>
-              <w:jc w:val="center"/>
-              <w:rPr/>
+              <w:spacing/>
+              <w:ind/>
+              <w:rPr>
+                <w:rFonts w:ascii="Times New Roman" w:hAnsi="Times New Roman" w:cs="Times New Roman"/>
+                <w:sz w:val="28"/>
+                <w:szCs w:val="28"/>
+              </w:rPr>
             </w:pPr>
             <w:r>
-              <w:t xml:space="preserve">1.6093</w:t>
+              <w:rPr>
+                <w:rFonts w:ascii="Times New Roman" w:hAnsi="Times New Roman" w:eastAsia="Times New Roman" w:cs="Times New Roman"/>
+                <w:b w:val="0"/>
+                <w:i w:val="0"/>
+                <w:strike w:val="0"/>
+                <w:color w:val="000000"/>
+                <w:sz w:val="28"/>
+                <w:szCs w:val="28"/>
+                <w:u w:val="none"/>
+                <w:vertAlign w:val="baseline"/>
+              </w:rPr>
+              <w:t xml:space="preserve">1.60</w:t>
             </w:r>
-            <w:r/>
+            <w:r>
+              <w:rPr>
+                <w:rFonts w:ascii="Times New Roman" w:hAnsi="Times New Roman" w:eastAsia="Times New Roman" w:cs="Times New Roman"/>
+                <w:sz w:val="28"/>
+                <w:szCs w:val="28"/>
+              </w:rPr>
+            </w:r>
+            <w:r>
+              <w:rPr>
+                <w:rFonts w:ascii="Times New Roman" w:hAnsi="Times New Roman" w:eastAsia="Times New Roman" w:cs="Times New Roman"/>
+                <w:sz w:val="28"/>
+                <w:szCs w:val="28"/>
+              </w:rPr>
+            </w:r>
           </w:p>
         </w:tc>
       </w:tr>
       <w:tr>
         <w:trPr>
-          <w:trHeight w:val="368"/>
+          <w:trHeight w:val="0"/>
         </w:trPr>
         <w:tc>
           <w:tcPr>
-            <w:tcBorders/>
-            <w:tcW w:w="1518" w:type="dxa"/>
+            <w:tcBorders>
+              <w:top w:val="none" w:color="000000" w:sz="4" w:space="0"/>
+              <w:left w:val="none" w:color="000000" w:sz="4" w:space="0"/>
+              <w:bottom w:val="none" w:color="000000" w:sz="4" w:space="0"/>
+              <w:right w:val="none" w:color="000000" w:sz="4" w:space="0"/>
+            </w:tcBorders>
+            <w:tcMar>
+              <w:left w:w="0" w:type="dxa"/>
+              <w:top w:w="0" w:type="dxa"/>
+              <w:right w:w="0" w:type="dxa"/>
+              <w:bottom w:w="0" w:type="dxa"/>
+            </w:tcMar>
+            <w:tcW w:w="956" w:type="dxa"/>
+            <w:vAlign w:val="bottom"/>
             <w:textDirection w:val="lrTb"/>
             <w:noWrap w:val="false"/>
           </w:tcPr>
           <w:p>
             <w:pPr>
+              <w:pStyle w:val="926"/>
               <w:pBdr/>
-              <w:tabs>
-                <w:tab w:val="left" w:leader="none" w:pos="404"/>
-              </w:tabs>
-              <w:spacing w:before="208" w:line="280" w:lineRule="auto"/>
-              <w:ind w:right="626"/>
-              <w:jc w:val="center"/>
-              <w:rPr/>
+              <w:spacing/>
+              <w:ind/>
+              <w:rPr>
+                <w:rFonts w:ascii="Times New Roman" w:hAnsi="Times New Roman" w:cs="Times New Roman"/>
+                <w:sz w:val="28"/>
+                <w:szCs w:val="28"/>
+              </w:rPr>
             </w:pPr>
             <w:r>
+              <w:rPr>
+                <w:rFonts w:ascii="Times New Roman" w:hAnsi="Times New Roman" w:eastAsia="Times New Roman" w:cs="Times New Roman"/>
+                <w:b w:val="0"/>
+                <w:i w:val="0"/>
+                <w:strike w:val="0"/>
+                <w:color w:val="000000"/>
+                <w:sz w:val="28"/>
+                <w:szCs w:val="28"/>
+                <w:u w:val="none"/>
+                <w:vertAlign w:val="baseline"/>
+              </w:rPr>
               <w:t xml:space="preserve">50000</w:t>
             </w:r>
-            <w:r/>
+            <w:r>
+              <w:rPr>
+                <w:rFonts w:ascii="Times New Roman" w:hAnsi="Times New Roman" w:eastAsia="Times New Roman" w:cs="Times New Roman"/>
+                <w:sz w:val="28"/>
+                <w:szCs w:val="28"/>
+              </w:rPr>
+            </w:r>
+            <w:r>
+              <w:rPr>
+                <w:rFonts w:ascii="Times New Roman" w:hAnsi="Times New Roman" w:eastAsia="Times New Roman" w:cs="Times New Roman"/>
+                <w:sz w:val="28"/>
+                <w:szCs w:val="28"/>
+              </w:rPr>
+            </w:r>
           </w:p>
         </w:tc>
         <w:tc>
           <w:tcPr>
-            <w:tcBorders/>
-            <w:tcW w:w="1237" w:type="dxa"/>
+            <w:tcBorders>
+              <w:top w:val="none" w:color="000000" w:sz="4" w:space="0"/>
+              <w:left w:val="none" w:color="000000" w:sz="4" w:space="0"/>
+              <w:bottom w:val="none" w:color="000000" w:sz="4" w:space="0"/>
+              <w:right w:val="none" w:color="000000" w:sz="4" w:space="0"/>
+            </w:tcBorders>
+            <w:tcMar>
+              <w:left w:w="0" w:type="dxa"/>
+              <w:top w:w="0" w:type="dxa"/>
+              <w:right w:w="0" w:type="dxa"/>
+              <w:bottom w:w="0" w:type="dxa"/>
+            </w:tcMar>
+            <w:tcW w:w="1453" w:type="dxa"/>
+            <w:vAlign w:val="bottom"/>
             <w:textDirection w:val="lrTb"/>
             <w:noWrap w:val="false"/>
           </w:tcPr>
           <w:p>
             <w:pPr>
+              <w:pStyle w:val="926"/>
               <w:pBdr/>
-              <w:tabs>
-                <w:tab w:val="left" w:leader="none" w:pos="404"/>
-              </w:tabs>
-              <w:spacing w:before="208" w:line="280" w:lineRule="auto"/>
-              <w:ind w:right="626"/>
-              <w:jc w:val="center"/>
-              <w:rPr/>
+              <w:spacing/>
+              <w:ind/>
+              <w:rPr>
+                <w:rFonts w:ascii="Times New Roman" w:hAnsi="Times New Roman" w:cs="Times New Roman"/>
+                <w:sz w:val="28"/>
+                <w:szCs w:val="28"/>
+              </w:rPr>
             </w:pPr>
             <w:r>
-              <w:t xml:space="preserve">0,47</w:t>
+              <w:rPr>
+                <w:rFonts w:ascii="Times New Roman" w:hAnsi="Times New Roman" w:eastAsia="Times New Roman" w:cs="Times New Roman"/>
+                <w:b w:val="0"/>
+                <w:i w:val="0"/>
+                <w:strike w:val="0"/>
+                <w:color w:val="000000"/>
+                <w:sz w:val="28"/>
+                <w:szCs w:val="28"/>
+                <w:u w:val="none"/>
+                <w:vertAlign w:val="baseline"/>
+              </w:rPr>
+              <w:t xml:space="preserve">0,483131</w:t>
             </w:r>
             <w:r>
-              <w:t xml:space="preserve">55613</w:t>
+              <w:rPr>
+                <w:rFonts w:ascii="Times New Roman" w:hAnsi="Times New Roman" w:eastAsia="Times New Roman" w:cs="Times New Roman"/>
+                <w:sz w:val="28"/>
+                <w:szCs w:val="28"/>
+              </w:rPr>
             </w:r>
-            <w:r/>
+            <w:r>
+              <w:rPr>
+                <w:rFonts w:ascii="Times New Roman" w:hAnsi="Times New Roman" w:eastAsia="Times New Roman" w:cs="Times New Roman"/>
+                <w:sz w:val="28"/>
+                <w:szCs w:val="28"/>
+              </w:rPr>
+            </w:r>
           </w:p>
         </w:tc>
         <w:tc>
           <w:tcPr>
-            <w:tcBorders/>
-            <w:tcW w:w="1490" w:type="dxa"/>
+            <w:tcBorders>
+              <w:top w:val="none" w:color="000000" w:sz="4" w:space="0"/>
+              <w:left w:val="none" w:color="000000" w:sz="4" w:space="0"/>
+              <w:bottom w:val="none" w:color="000000" w:sz="4" w:space="0"/>
+              <w:right w:val="none" w:color="000000" w:sz="4" w:space="0"/>
+            </w:tcBorders>
+            <w:tcMar>
+              <w:left w:w="0" w:type="dxa"/>
+              <w:top w:w="0" w:type="dxa"/>
+              <w:right w:w="0" w:type="dxa"/>
+              <w:bottom w:w="0" w:type="dxa"/>
+            </w:tcMar>
+            <w:tcW w:w="1296" w:type="dxa"/>
+            <w:vAlign w:val="bottom"/>
             <w:textDirection w:val="lrTb"/>
             <w:noWrap w:val="false"/>
           </w:tcPr>
           <w:p>
             <w:pPr>
+              <w:pStyle w:val="926"/>
               <w:pBdr/>
-              <w:tabs>
-                <w:tab w:val="left" w:leader="none" w:pos="404"/>
-              </w:tabs>
-              <w:spacing w:before="208" w:line="280" w:lineRule="auto"/>
-              <w:ind w:right="626"/>
-              <w:jc w:val="center"/>
-              <w:rPr/>
+              <w:spacing/>
+              <w:ind/>
+              <w:rPr>
+                <w:rFonts w:ascii="Times New Roman" w:hAnsi="Times New Roman" w:cs="Times New Roman"/>
+                <w:sz w:val="28"/>
+                <w:szCs w:val="28"/>
+              </w:rPr>
             </w:pPr>
             <w:r>
-              <w:t xml:space="preserve">0,44</w:t>
+              <w:rPr>
+                <w:rFonts w:ascii="Times New Roman" w:hAnsi="Times New Roman" w:eastAsia="Times New Roman" w:cs="Times New Roman"/>
+                <w:b w:val="0"/>
+                <w:i w:val="0"/>
+                <w:strike w:val="0"/>
+                <w:color w:val="000000"/>
+                <w:sz w:val="28"/>
+                <w:szCs w:val="28"/>
+                <w:u w:val="none"/>
+                <w:vertAlign w:val="baseline"/>
+              </w:rPr>
+              <w:t xml:space="preserve">0,431127</w:t>
             </w:r>
             <w:r>
-              <w:t xml:space="preserve">36789</w:t>
+              <w:rPr>
+                <w:rFonts w:ascii="Times New Roman" w:hAnsi="Times New Roman" w:eastAsia="Times New Roman" w:cs="Times New Roman"/>
+                <w:sz w:val="28"/>
+                <w:szCs w:val="28"/>
+              </w:rPr>
             </w:r>
-            <w:r/>
+            <w:r>
+              <w:rPr>
+                <w:rFonts w:ascii="Times New Roman" w:hAnsi="Times New Roman" w:eastAsia="Times New Roman" w:cs="Times New Roman"/>
+                <w:sz w:val="28"/>
+                <w:szCs w:val="28"/>
+              </w:rPr>
+            </w:r>
           </w:p>
         </w:tc>
         <w:tc>
           <w:tcPr>
-            <w:tcBorders/>
-            <w:tcW w:w="1490" w:type="dxa"/>
+            <w:tcBorders>
+              <w:top w:val="none" w:color="000000" w:sz="4" w:space="0"/>
+              <w:left w:val="none" w:color="000000" w:sz="4" w:space="0"/>
+              <w:bottom w:val="none" w:color="000000" w:sz="4" w:space="0"/>
+              <w:right w:val="none" w:color="000000" w:sz="4" w:space="0"/>
+            </w:tcBorders>
+            <w:tcMar>
+              <w:left w:w="0" w:type="dxa"/>
+              <w:top w:w="0" w:type="dxa"/>
+              <w:right w:w="0" w:type="dxa"/>
+              <w:bottom w:w="0" w:type="dxa"/>
+            </w:tcMar>
+            <w:tcW w:w="1375" w:type="dxa"/>
+            <w:vAlign w:val="bottom"/>
             <w:textDirection w:val="lrTb"/>
             <w:noWrap w:val="false"/>
           </w:tcPr>
           <w:p>
             <w:pPr>
+              <w:pStyle w:val="926"/>
               <w:pBdr/>
-              <w:tabs>
-                <w:tab w:val="left" w:leader="none" w:pos="404"/>
-              </w:tabs>
-              <w:spacing w:before="208" w:line="280" w:lineRule="auto"/>
-              <w:ind w:right="626"/>
-              <w:jc w:val="center"/>
-              <w:rPr/>
+              <w:spacing/>
+              <w:ind/>
+              <w:rPr>
+                <w:rFonts w:ascii="Times New Roman" w:hAnsi="Times New Roman" w:cs="Times New Roman"/>
+                <w:sz w:val="28"/>
+                <w:szCs w:val="28"/>
+              </w:rPr>
             </w:pPr>
             <w:r>
-              <w:t xml:space="preserve">0,25</w:t>
+              <w:rPr>
+                <w:rFonts w:ascii="Times New Roman" w:hAnsi="Times New Roman" w:eastAsia="Times New Roman" w:cs="Times New Roman"/>
+                <w:b w:val="0"/>
+                <w:i w:val="0"/>
+                <w:strike w:val="0"/>
+                <w:color w:val="000000"/>
+                <w:sz w:val="28"/>
+                <w:szCs w:val="28"/>
+                <w:u w:val="none"/>
+                <w:vertAlign w:val="baseline"/>
+              </w:rPr>
+              <w:t xml:space="preserve">0,262112</w:t>
             </w:r>
             <w:r>
-              <w:t xml:space="preserve">64122</w:t>
+              <w:rPr>
+                <w:rFonts w:ascii="Times New Roman" w:hAnsi="Times New Roman" w:eastAsia="Times New Roman" w:cs="Times New Roman"/>
+                <w:sz w:val="28"/>
+                <w:szCs w:val="28"/>
+              </w:rPr>
             </w:r>
-            <w:r/>
+            <w:r>
+              <w:rPr>
+                <w:rFonts w:ascii="Times New Roman" w:hAnsi="Times New Roman" w:eastAsia="Times New Roman" w:cs="Times New Roman"/>
+                <w:sz w:val="28"/>
+                <w:szCs w:val="28"/>
+              </w:rPr>
+            </w:r>
           </w:p>
         </w:tc>
         <w:tc>
           <w:tcPr>
-            <w:tcBorders/>
-            <w:tcW w:w="1490" w:type="dxa"/>
+            <w:tcBorders>
+              <w:top w:val="none" w:color="000000" w:sz="4" w:space="0"/>
+              <w:left w:val="none" w:color="000000" w:sz="4" w:space="0"/>
+              <w:bottom w:val="none" w:color="000000" w:sz="4" w:space="0"/>
+              <w:right w:val="none" w:color="000000" w:sz="4" w:space="0"/>
+            </w:tcBorders>
+            <w:tcMar>
+              <w:left w:w="0" w:type="dxa"/>
+              <w:top w:w="0" w:type="dxa"/>
+              <w:right w:w="0" w:type="dxa"/>
+              <w:bottom w:w="0" w:type="dxa"/>
+            </w:tcMar>
+            <w:tcW w:w="1375" w:type="dxa"/>
+            <w:vAlign w:val="bottom"/>
             <w:textDirection w:val="lrTb"/>
             <w:noWrap w:val="false"/>
           </w:tcPr>
           <w:p>
             <w:pPr>
+              <w:pStyle w:val="926"/>
               <w:pBdr/>
-              <w:tabs>
-                <w:tab w:val="left" w:leader="none" w:pos="404"/>
-              </w:tabs>
-              <w:spacing w:before="208" w:line="280" w:lineRule="auto"/>
-              <w:ind w:right="626"/>
-              <w:jc w:val="center"/>
-              <w:rPr/>
+              <w:spacing/>
+              <w:ind/>
+              <w:rPr>
+                <w:rFonts w:ascii="Times New Roman" w:hAnsi="Times New Roman" w:cs="Times New Roman"/>
+                <w:sz w:val="28"/>
+                <w:szCs w:val="28"/>
+              </w:rPr>
             </w:pPr>
             <w:r>
-              <w:t xml:space="preserve">0,21</w:t>
+              <w:rPr>
+                <w:rFonts w:ascii="Times New Roman" w:hAnsi="Times New Roman" w:eastAsia="Times New Roman" w:cs="Times New Roman"/>
+                <w:b w:val="0"/>
+                <w:i w:val="0"/>
+                <w:strike w:val="0"/>
+                <w:color w:val="000000"/>
+                <w:sz w:val="28"/>
+                <w:szCs w:val="28"/>
+                <w:u w:val="none"/>
+                <w:vertAlign w:val="baseline"/>
+              </w:rPr>
+              <w:t xml:space="preserve">0,219727</w:t>
             </w:r>
             <w:r>
-              <w:t xml:space="preserve">84924</w:t>
+              <w:rPr>
+                <w:rFonts w:ascii="Times New Roman" w:hAnsi="Times New Roman" w:eastAsia="Times New Roman" w:cs="Times New Roman"/>
+                <w:sz w:val="28"/>
+                <w:szCs w:val="28"/>
+              </w:rPr>
             </w:r>
-            <w:r/>
+            <w:r>
+              <w:rPr>
+                <w:rFonts w:ascii="Times New Roman" w:hAnsi="Times New Roman" w:eastAsia="Times New Roman" w:cs="Times New Roman"/>
+                <w:sz w:val="28"/>
+                <w:szCs w:val="28"/>
+              </w:rPr>
+            </w:r>
           </w:p>
         </w:tc>
         <w:tc>
           <w:tcPr>
-            <w:tcBorders/>
-            <w:tcW w:w="1263" w:type="dxa"/>
+            <w:tcBorders>
+              <w:top w:val="none" w:color="000000" w:sz="4" w:space="0"/>
+              <w:left w:val="none" w:color="000000" w:sz="4" w:space="0"/>
+              <w:bottom w:val="none" w:color="000000" w:sz="4" w:space="0"/>
+              <w:right w:val="none" w:color="000000" w:sz="4" w:space="0"/>
+            </w:tcBorders>
+            <w:tcMar>
+              <w:left w:w="0" w:type="dxa"/>
+              <w:top w:w="0" w:type="dxa"/>
+              <w:right w:w="0" w:type="dxa"/>
+              <w:bottom w:w="0" w:type="dxa"/>
+            </w:tcMar>
+            <w:tcW w:w="945" w:type="dxa"/>
+            <w:vAlign w:val="bottom"/>
             <w:textDirection w:val="lrTb"/>
             <w:noWrap w:val="false"/>
           </w:tcPr>
           <w:p>
             <w:pPr>
+              <w:pStyle w:val="926"/>
               <w:pBdr/>
-              <w:tabs>
-                <w:tab w:val="left" w:leader="none" w:pos="404"/>
-              </w:tabs>
-              <w:spacing w:before="208" w:line="280" w:lineRule="auto"/>
-              <w:ind w:right="626"/>
-              <w:jc w:val="center"/>
-              <w:rPr/>
+              <w:spacing/>
+              <w:ind/>
+              <w:rPr>
+                <w:rFonts w:ascii="Times New Roman" w:hAnsi="Times New Roman" w:cs="Times New Roman"/>
+                <w:sz w:val="28"/>
+                <w:szCs w:val="28"/>
+              </w:rPr>
             </w:pPr>
             <w:r>
-              <w:t xml:space="preserve">1.0719</w:t>
+              <w:rPr>
+                <w:rFonts w:ascii="Times New Roman" w:hAnsi="Times New Roman" w:eastAsia="Times New Roman" w:cs="Times New Roman"/>
+                <w:b w:val="0"/>
+                <w:i w:val="0"/>
+                <w:strike w:val="0"/>
+                <w:color w:val="000000"/>
+                <w:sz w:val="28"/>
+                <w:szCs w:val="28"/>
+                <w:u w:val="none"/>
+                <w:vertAlign w:val="baseline"/>
+              </w:rPr>
+              <w:t xml:space="preserve">1.12</w:t>
             </w:r>
-            <w:r/>
+            <w:r>
+              <w:rPr>
+                <w:rFonts w:ascii="Times New Roman" w:hAnsi="Times New Roman" w:eastAsia="Times New Roman" w:cs="Times New Roman"/>
+                <w:sz w:val="28"/>
+                <w:szCs w:val="28"/>
+              </w:rPr>
+            </w:r>
+            <w:r>
+              <w:rPr>
+                <w:rFonts w:ascii="Times New Roman" w:hAnsi="Times New Roman" w:eastAsia="Times New Roman" w:cs="Times New Roman"/>
+                <w:sz w:val="28"/>
+                <w:szCs w:val="28"/>
+              </w:rPr>
+            </w:r>
           </w:p>
         </w:tc>
         <w:tc>
           <w:tcPr>
-            <w:tcBorders/>
-            <w:tcW w:w="1263" w:type="dxa"/>
+            <w:tcBorders>
+              <w:top w:val="none" w:color="000000" w:sz="4" w:space="0"/>
+              <w:left w:val="none" w:color="000000" w:sz="4" w:space="0"/>
+              <w:bottom w:val="none" w:color="000000" w:sz="4" w:space="0"/>
+              <w:right w:val="none" w:color="000000" w:sz="4" w:space="0"/>
+            </w:tcBorders>
+            <w:tcMar>
+              <w:left w:w="0" w:type="dxa"/>
+              <w:top w:w="0" w:type="dxa"/>
+              <w:right w:w="0" w:type="dxa"/>
+              <w:bottom w:w="0" w:type="dxa"/>
+            </w:tcMar>
+            <w:tcW w:w="963" w:type="dxa"/>
+            <w:vAlign w:val="bottom"/>
             <w:textDirection w:val="lrTb"/>
             <w:noWrap w:val="false"/>
           </w:tcPr>
           <w:p>
             <w:pPr>
+              <w:pStyle w:val="926"/>
               <w:pBdr/>
-              <w:tabs>
-                <w:tab w:val="left" w:leader="none" w:pos="404"/>
-              </w:tabs>
-              <w:spacing w:before="208" w:line="280" w:lineRule="auto"/>
-              <w:ind w:right="626"/>
-              <w:jc w:val="center"/>
-              <w:rPr/>
+              <w:spacing/>
+              <w:ind/>
+              <w:rPr>
+                <w:rFonts w:ascii="Times New Roman" w:hAnsi="Times New Roman" w:cs="Times New Roman"/>
+                <w:sz w:val="28"/>
+                <w:szCs w:val="28"/>
+              </w:rPr>
             </w:pPr>
             <w:r>
-              <w:t xml:space="preserve">1.8548</w:t>
+              <w:rPr>
+                <w:rFonts w:ascii="Times New Roman" w:hAnsi="Times New Roman" w:eastAsia="Times New Roman" w:cs="Times New Roman"/>
+                <w:b w:val="0"/>
+                <w:i w:val="0"/>
+                <w:strike w:val="0"/>
+                <w:color w:val="000000"/>
+                <w:sz w:val="28"/>
+                <w:szCs w:val="28"/>
+                <w:u w:val="none"/>
+                <w:vertAlign w:val="baseline"/>
+              </w:rPr>
+              <w:t xml:space="preserve">1.84</w:t>
             </w:r>
-            <w:r/>
+            <w:r>
+              <w:rPr>
+                <w:rFonts w:ascii="Times New Roman" w:hAnsi="Times New Roman" w:eastAsia="Times New Roman" w:cs="Times New Roman"/>
+                <w:sz w:val="28"/>
+                <w:szCs w:val="28"/>
+              </w:rPr>
+            </w:r>
+            <w:r>
+              <w:rPr>
+                <w:rFonts w:ascii="Times New Roman" w:hAnsi="Times New Roman" w:eastAsia="Times New Roman" w:cs="Times New Roman"/>
+                <w:sz w:val="28"/>
+                <w:szCs w:val="28"/>
+              </w:rPr>
+            </w:r>
           </w:p>
         </w:tc>
         <w:tc>
           <w:tcPr>
-            <w:tcBorders/>
-            <w:tcW w:w="1263" w:type="dxa"/>
+            <w:tcBorders>
+              <w:top w:val="none" w:color="000000" w:sz="4" w:space="0"/>
+              <w:left w:val="none" w:color="000000" w:sz="4" w:space="0"/>
+              <w:bottom w:val="none" w:color="000000" w:sz="4" w:space="0"/>
+              <w:right w:val="none" w:color="000000" w:sz="4" w:space="0"/>
+            </w:tcBorders>
+            <w:tcMar>
+              <w:left w:w="0" w:type="dxa"/>
+              <w:top w:w="0" w:type="dxa"/>
+              <w:right w:w="0" w:type="dxa"/>
+              <w:bottom w:w="0" w:type="dxa"/>
+            </w:tcMar>
+            <w:tcW w:w="1417" w:type="dxa"/>
+            <w:vAlign w:val="bottom"/>
             <w:textDirection w:val="lrTb"/>
             <w:noWrap w:val="false"/>
           </w:tcPr>
           <w:p>
             <w:pPr>
+              <w:pStyle w:val="926"/>
               <w:pBdr/>
-              <w:tabs>
-                <w:tab w:val="left" w:leader="none" w:pos="404"/>
-              </w:tabs>
-              <w:spacing w:before="208" w:line="280" w:lineRule="auto"/>
-              <w:ind w:right="626"/>
-              <w:jc w:val="center"/>
-              <w:rPr/>
+              <w:spacing/>
+              <w:ind/>
+              <w:rPr>
+                <w:rFonts w:ascii="Times New Roman" w:hAnsi="Times New Roman" w:cs="Times New Roman"/>
+                <w:sz w:val="28"/>
+                <w:szCs w:val="28"/>
+              </w:rPr>
             </w:pPr>
             <w:r>
-              <w:t xml:space="preserve">2.1766</w:t>
+              <w:rPr>
+                <w:rFonts w:ascii="Times New Roman" w:hAnsi="Times New Roman" w:eastAsia="Times New Roman" w:cs="Times New Roman"/>
+                <w:b w:val="0"/>
+                <w:i w:val="0"/>
+                <w:strike w:val="0"/>
+                <w:color w:val="000000"/>
+                <w:sz w:val="28"/>
+                <w:szCs w:val="28"/>
+                <w:u w:val="none"/>
+                <w:vertAlign w:val="baseline"/>
+              </w:rPr>
+              <w:t xml:space="preserve">2.20</w:t>
             </w:r>
-            <w:r/>
+            <w:r>
+              <w:rPr>
+                <w:rFonts w:ascii="Times New Roman" w:hAnsi="Times New Roman" w:eastAsia="Times New Roman" w:cs="Times New Roman"/>
+                <w:sz w:val="28"/>
+                <w:szCs w:val="28"/>
+              </w:rPr>
+            </w:r>
+            <w:r>
+              <w:rPr>
+                <w:rFonts w:ascii="Times New Roman" w:hAnsi="Times New Roman" w:eastAsia="Times New Roman" w:cs="Times New Roman"/>
+                <w:sz w:val="28"/>
+                <w:szCs w:val="28"/>
+              </w:rPr>
+            </w:r>
           </w:p>
         </w:tc>
       </w:tr>
     </w:tbl>
     <w:p>
       <w:pPr>
-        <w:pBdr/>
-        <w:tabs>
-          <w:tab w:val="left" w:leader="none" w:pos="404"/>
-        </w:tabs>
-        <w:spacing w:before="208" w:line="280" w:lineRule="auto"/>
-        <w:ind w:right="626"/>
+        <w:pStyle w:val="926"/>
+        <w:pBdr/>
+        <w:spacing/>
+        <w:ind/>
         <w:rPr>
           <w:sz w:val="28"/>
         </w:rPr>
       </w:pPr>
-      <w:r>
-        <w:rPr>
-          <w:sz w:val="28"/>
-        </w:rPr>
-      </w:r>
       <w:r>
         <w:rPr>
           <w:sz w:val="28"/>
@@ -5206,6 +7865,12 @@
           <w:szCs w:val="28"/>
         </w:rPr>
       </w:r>
+      <w:r>
+        <w:rPr>
+          <w:sz w:val="28"/>
+          <w:szCs w:val="28"/>
+        </w:rPr>
+      </w:r>
     </w:p>
     <w:p>
       <w:pPr>
@@ -5239,11 +7904,9 @@
         <w:ind w:left="1080"/>
         <w:rPr/>
       </w:pPr>
-      <w:r/>
       <w:r>
         <w:t xml:space="preserve">https://github.com/IGMA-IGMA/algRAT/tree/main/practice4</w:t>
       </w:r>
-      <w:r/>
       <w:r/>
     </w:p>
     <w:sectPr>
